--- a/docs/project-book.docx
+++ b/docs/project-book.docx
@@ -1025,7 +1025,7 @@
           <w:rtl w:val="1"/>
           <w:lang w:val="en-US" w:bidi="he-IL"/>
         </w:rPr>
-        <w:t>פרק 7 — עגלה, תשלום ומחזור חיים של הזמנה</w:t>
+        <w:t>פרק 7 — עגלה, הזמנה ומחזור חיים</w:t>
       </w:r>
     </w:p>
     <w:p>
@@ -1065,7 +1065,7 @@
           <w:rtl w:val="1"/>
           <w:lang w:val="en-US" w:bidi="he-IL"/>
         </w:rPr>
-        <w:t>7.2 תשלום</w:t>
+        <w:t>7.2 יצירת הזמנה</w:t>
       </w:r>
     </w:p>
     <w:p>
@@ -1104,31 +1104,7 @@
           <w:rtl w:val="1"/>
           <w:lang w:val="en-US" w:bidi="he-IL"/>
         </w:rPr>
-        <w:t xml:space="preserve">פרק 8 — אבטחה, </w:t>
-      </w:r>
-      <w:r>
-        <w:rPr>
-          <w:rFonts w:ascii="Times New Roman" w:hAnsi="Times New Roman" w:cs="Times New Roman" w:eastAsia="Times New Roman"/>
-          <w:b/>
-          <w:color w:val="1F2933"/>
-          <w:sz w:val="28"/>
-          <w:szCs w:val="28"/>
-          <w:rtl w:val="0"/>
-          <w:lang w:val="en-US" w:bidi="en-US"/>
-        </w:rPr>
-        <w:t>API</w:t>
-      </w:r>
-      <w:r>
-        <w:rPr>
-          <w:rFonts w:ascii="Arial" w:hAnsi="Arial" w:cs="Arial" w:eastAsia="Arial"/>
-          <w:b/>
-          <w:color w:val="1F2933"/>
-          <w:sz w:val="28"/>
-          <w:szCs w:val="28"/>
-          <w:rtl w:val="1"/>
-          <w:lang w:val="en-US" w:bidi="he-IL"/>
-        </w:rPr>
-        <w:t xml:space="preserve"> וביצועים</w:t>
+        <w:t>פרק 8 — נקודות הקצה</w:t>
       </w:r>
     </w:p>
     <w:p>
@@ -1149,38 +1125,6 @@
           <w:lang w:val="en-US" w:bidi="he-IL"/>
         </w:rPr>
         <w:t>8.1 נקודות הקצה</w:t>
-      </w:r>
-    </w:p>
-    <w:p>
-      <w:pPr>
-        <w:spacing w:before="20" w:after="20" w:line="276" w:lineRule="auto"/>
-        <w:jc w:val="right"/>
-        <w:bidi w:val="1"/>
-        <w:ind w:start="420"/>
-      </w:pPr>
-      <w:r>
-        <w:rPr>
-          <w:rFonts w:ascii="Arial" w:hAnsi="Arial" w:cs="Arial" w:eastAsia="Arial"/>
-          <w:b w:val="0"/>
-          <w:color w:val="2D5040"/>
-          <w:sz w:val="24"/>
-          <w:szCs w:val="24"/>
-          <w:rtl w:val="1"/>
-          <w:lang w:val="en-US" w:bidi="he-IL"/>
-        </w:rPr>
-        <w:t>8.2 ביצועים, אמינות ו־</w:t>
-      </w:r>
-      <w:r>
-        <w:rPr>
-          <w:rFonts w:ascii="Times New Roman" w:hAnsi="Times New Roman" w:cs="Times New Roman" w:eastAsia="Times New Roman"/>
-          <w:b w:val="0"/>
-          <w:color w:val="2D5040"/>
-          <w:sz w:val="24"/>
-          <w:szCs w:val="24"/>
-          <w:rtl w:val="0"/>
-          <w:lang w:val="en-US" w:bidi="en-US"/>
-        </w:rPr>
-        <w:t>Design Patterns</w:t>
       </w:r>
     </w:p>
     <w:p>
@@ -1882,7 +1826,31 @@
           <w:rtl w:val="1"/>
           <w:lang w:val="en-US" w:bidi="he-IL"/>
         </w:rPr>
-        <w:t>• שפה חזותית אחידה לפי מדריך הסגנון של החנות.</w:t>
+        <w:t xml:space="preserve">• עיצוב אחיד של הממשק באמצעות ספריית </w:t>
+      </w:r>
+      <w:r>
+        <w:rPr>
+          <w:rFonts w:ascii="Times New Roman" w:hAnsi="Times New Roman" w:cs="Times New Roman" w:eastAsia="Times New Roman"/>
+          <w:b w:val="0"/>
+          <w:color w:val="1F2933"/>
+          <w:sz w:val="24"/>
+          <w:szCs w:val="24"/>
+          <w:rtl w:val="0"/>
+          <w:lang w:val="en-US" w:bidi="en-US"/>
+        </w:rPr>
+        <w:t>MUI</w:t>
+      </w:r>
+      <w:r>
+        <w:rPr>
+          <w:rFonts w:ascii="Arial" w:hAnsi="Arial" w:cs="Arial" w:eastAsia="Arial"/>
+          <w:b w:val="0"/>
+          <w:color w:val="1F2933"/>
+          <w:sz w:val="24"/>
+          <w:szCs w:val="24"/>
+          <w:rtl w:val="1"/>
+          <w:lang w:val="en-US" w:bidi="he-IL"/>
+        </w:rPr>
+        <w:t>.</w:t>
       </w:r>
     </w:p>
     <w:p>
@@ -2092,7 +2060,19 @@
                 <w:rtl w:val="1"/>
                 <w:lang w:val="en-US" w:bidi="he-IL"/>
               </w:rPr>
-              <w:t>, מדריך סגנון</w:t>
+              <w:t xml:space="preserve"> ועיצוב ב־</w:t>
+            </w:r>
+            <w:r>
+              <w:rPr>
+                <w:rFonts w:ascii="Times New Roman" w:hAnsi="Times New Roman" w:cs="Times New Roman" w:eastAsia="Times New Roman"/>
+                <w:b w:val="0"/>
+                <w:color w:val="1F2933"/>
+                <w:sz w:val="22"/>
+                <w:szCs w:val="22"/>
+                <w:rtl w:val="0"/>
+                <w:lang w:val="en-US" w:bidi="en-US"/>
+              </w:rPr>
+              <w:t>MUI</w:t>
             </w:r>
           </w:p>
         </w:tc>
@@ -3530,7 +3510,7 @@
                 <w:rtl w:val="1"/>
                 <w:lang w:val="en-US" w:bidi="he-IL"/>
               </w:rPr>
-              <w:t>הנחיות עיצוב</w:t>
+              <w:t>עיצוב החנות</w:t>
             </w:r>
           </w:p>
         </w:tc>
@@ -3561,7 +3541,19 @@
                 <w:rtl w:val="1"/>
                 <w:lang w:val="en-US" w:bidi="he-IL"/>
               </w:rPr>
-              <w:t>כללי צבע, גופן ומבנה מסך בפרויקט</w:t>
+              <w:t xml:space="preserve">צבע, גופן ומבנה מסך אחידים דרך ספריית </w:t>
+            </w:r>
+            <w:r>
+              <w:rPr>
+                <w:rFonts w:ascii="Times New Roman" w:hAnsi="Times New Roman" w:cs="Times New Roman" w:eastAsia="Times New Roman"/>
+                <w:b w:val="0"/>
+                <w:color w:val="1F2933"/>
+                <w:sz w:val="22"/>
+                <w:szCs w:val="22"/>
+                <w:rtl w:val="0"/>
+                <w:lang w:val="en-US" w:bidi="en-US"/>
+              </w:rPr>
+              <w:t>MUI</w:t>
             </w:r>
           </w:p>
         </w:tc>
@@ -4578,74 +4570,6 @@
           <w:lang w:val="en-US" w:bidi="he-IL"/>
         </w:rPr>
         <w:t>טבלה 2 — הטכנולוגיות שנבחרו והתפקיד של כל אחת</w:t>
-      </w:r>
-    </w:p>
-    <w:p>
-      <w:pPr>
-        <w:spacing w:line="360" w:lineRule="auto" w:after="160" w:before="0"/>
-        <w:jc w:val="both"/>
-        <w:bidi w:val="1"/>
-      </w:pPr>
-      <w:r>
-        <w:rPr>
-          <w:rFonts w:ascii="Arial" w:hAnsi="Arial" w:cs="Arial" w:eastAsia="Arial"/>
-          <w:b w:val="0"/>
-          <w:color w:val="1F2933"/>
-          <w:sz w:val="24"/>
-          <w:szCs w:val="24"/>
-          <w:rtl w:val="1"/>
-          <w:lang w:val="en-US" w:bidi="he-IL"/>
-        </w:rPr>
-        <w:t xml:space="preserve">אחרי שמירת הכתובת הלקוח מאשר את ההזמנה. אין בממשק מסך להזנת פרטי אשראי, ומספר כרטיס אינו נאסף. במסד נרשם מסמך תשלום בסטטוס </w:t>
-      </w:r>
-      <w:r>
-        <w:rPr>
-          <w:rFonts w:ascii="Courier New" w:hAnsi="Courier New" w:cs="Courier New" w:eastAsia="Courier New"/>
-          <w:b w:val="0"/>
-          <w:color w:val="1F2933"/>
-          <w:sz w:val="22"/>
-          <w:szCs w:val="22"/>
-          <w:rtl w:val="0"/>
-          <w:lang w:val="en-US" w:bidi="en-US"/>
-          <w:shd w:val="clear" w:color="auto" w:fill="F0E6DA"/>
-        </w:rPr>
-        <w:t>pending</w:t>
-      </w:r>
-      <w:r>
-        <w:rPr>
-          <w:rFonts w:ascii="Arial" w:hAnsi="Arial" w:cs="Arial" w:eastAsia="Arial"/>
-          <w:b w:val="0"/>
-          <w:color w:val="1F2933"/>
-          <w:sz w:val="24"/>
-          <w:szCs w:val="24"/>
-          <w:rtl w:val="1"/>
-          <w:lang w:val="en-US" w:bidi="he-IL"/>
-        </w:rPr>
-        <w:t>, בלי פרטי כרטיס. קולקציות ה־</w:t>
-      </w:r>
-      <w:r>
-        <w:rPr>
-          <w:rFonts w:ascii="Times New Roman" w:hAnsi="Times New Roman" w:cs="Times New Roman" w:eastAsia="Times New Roman"/>
-          <w:b w:val="0"/>
-          <w:color w:val="1F2933"/>
-          <w:sz w:val="24"/>
-          <w:szCs w:val="24"/>
-          <w:rtl w:val="0"/>
-          <w:lang w:val="en-US" w:bidi="en-US"/>
-        </w:rPr>
-        <w:t>webhook</w:t>
-      </w:r>
-      <w:r>
-        <w:rPr>
-          <w:rFonts w:ascii="Arial" w:hAnsi="Arial" w:cs="Arial" w:eastAsia="Arial"/>
-          <w:b w:val="0"/>
-          <w:color w:val="1F2933"/>
-          <w:sz w:val="24"/>
-          <w:szCs w:val="24"/>
-          <w:rtl w:val="1"/>
-          <w:lang w:val="en-US" w:bidi="he-IL"/>
-        </w:rPr>
-        <w:t xml:space="preserve"> קיימות לקליטת אירוע תשלום עתידי בלי לעבד אותו פעמיים.</w:t>
       </w:r>
     </w:p>
     <w:p>
@@ -4995,31 +4919,6 @@
                 <w:lang w:val="en-US" w:bidi="en-US"/>
                 <w:shd w:val="clear" w:color="auto" w:fill="F0E6DA"/>
               </w:rPr>
-              <w:t>tokenVersion</w:t>
-            </w:r>
-            <w:r>
-              <w:rPr>
-                <w:rFonts w:ascii="Arial" w:hAnsi="Arial" w:cs="Arial" w:eastAsia="Arial"/>
-                <w:b w:val="0"/>
-                <w:color w:val="1F2933"/>
-                <w:sz w:val="22"/>
-                <w:szCs w:val="22"/>
-                <w:rtl w:val="1"/>
-                <w:lang w:val="en-US" w:bidi="he-IL"/>
-              </w:rPr>
-              <w:t xml:space="preserve">, </w:t>
-            </w:r>
-            <w:r>
-              <w:rPr>
-                <w:rFonts w:ascii="Courier New" w:hAnsi="Courier New" w:cs="Courier New" w:eastAsia="Courier New"/>
-                <w:b w:val="0"/>
-                <w:color w:val="1F2933"/>
-                <w:sz w:val="22"/>
-                <w:szCs w:val="22"/>
-                <w:rtl w:val="0"/>
-                <w:lang w:val="en-US" w:bidi="en-US"/>
-                <w:shd w:val="clear" w:color="auto" w:fill="F0E6DA"/>
-              </w:rPr>
               <w:t>failedLoginAttempts</w:t>
             </w:r>
             <w:r>
@@ -5750,7 +5649,7 @@
                 <w:rtl w:val="1"/>
                 <w:lang w:val="en-US" w:bidi="he-IL"/>
               </w:rPr>
-              <w:t>רישום סכום ההזמנה, בלי ניסיון תשלום</w:t>
+              <w:t>סכום שנרשם עם ההזמנה</w:t>
             </w:r>
           </w:p>
         </w:tc>
@@ -6549,7 +6448,7 @@
                 <w:rtl w:val="1"/>
                 <w:lang w:val="en-US" w:bidi="he-IL"/>
               </w:rPr>
-              <w:t>אירוע תשלום שכבר נקלט</w:t>
+              <w:t>אירוע חיצוני שכבר נקלט</w:t>
             </w:r>
           </w:p>
         </w:tc>
@@ -7931,7 +7830,7 @@
                 <w:rtl w:val="1"/>
                 <w:lang w:val="en-US" w:bidi="he-IL"/>
               </w:rPr>
-              <w:t>פריטים לפני תשלום</w:t>
+              <w:t>פריטים לפני ההזמנה</w:t>
             </w:r>
           </w:p>
         </w:tc>
@@ -11351,56 +11250,7 @@
           <w:rtl w:val="1"/>
           <w:lang w:val="en-US" w:bidi="he-IL"/>
         </w:rPr>
-        <w:t xml:space="preserve">, לפי </w:t>
-      </w:r>
-      <w:r>
-        <w:rPr>
-          <w:rFonts w:ascii="Courier New" w:hAnsi="Courier New" w:cs="Courier New" w:eastAsia="Courier New"/>
-          <w:b w:val="0"/>
-          <w:color w:val="1F2933"/>
-          <w:sz w:val="22"/>
-          <w:szCs w:val="22"/>
-          <w:rtl w:val="0"/>
-          <w:lang w:val="en-US" w:bidi="en-US"/>
-          <w:shd w:val="clear" w:color="auto" w:fill="F0E6DA"/>
-        </w:rPr>
-        <w:t>STYLE_GUIDE.md</w:t>
-      </w:r>
-      <w:r>
-        <w:rPr>
-          <w:rFonts w:ascii="Arial" w:hAnsi="Arial" w:cs="Arial" w:eastAsia="Arial"/>
-          <w:b w:val="0"/>
-          <w:color w:val="1F2933"/>
-          <w:sz w:val="24"/>
-          <w:szCs w:val="24"/>
-          <w:rtl w:val="1"/>
-          <w:lang w:val="en-US" w:bidi="he-IL"/>
-        </w:rPr>
-        <w:t xml:space="preserve">. </w:t>
-      </w:r>
-      <w:r>
-        <w:rPr>
-          <w:rFonts w:ascii="Times New Roman" w:hAnsi="Times New Roman" w:cs="Times New Roman" w:eastAsia="Times New Roman"/>
-          <w:b w:val="0"/>
-          <w:color w:val="1F2933"/>
-          <w:sz w:val="24"/>
-          <w:szCs w:val="24"/>
-          <w:rtl w:val="0"/>
-          <w:lang w:val="en-US" w:bidi="en-US"/>
-        </w:rPr>
-        <w:t>Tailwind</w:t>
-      </w:r>
-      <w:r>
-        <w:rPr>
-          <w:rFonts w:ascii="Arial" w:hAnsi="Arial" w:cs="Arial" w:eastAsia="Arial"/>
-          <w:b w:val="0"/>
-          <w:color w:val="1F2933"/>
-          <w:sz w:val="24"/>
-          <w:szCs w:val="24"/>
-          <w:rtl w:val="1"/>
-          <w:lang w:val="en-US" w:bidi="he-IL"/>
-        </w:rPr>
-        <w:t xml:space="preserve"> נשאר רק בקוד ישן.</w:t>
+        <w:t>, ומשם נצבעים רכיבי הספרייה.</w:t>
       </w:r>
     </w:p>
     <w:p>
@@ -12215,7 +12065,7 @@
                 <w:rtl w:val="0"/>
                 <w:lang w:val="en-US" w:bidi="en-US"/>
               </w:rPr>
-              <w:t>Guard</w:t>
+              <w:t>Rate limit</w:t>
             </w:r>
           </w:p>
         </w:tc>
@@ -12247,7 +12097,7 @@
                 <w:lang w:val="en-US" w:bidi="en-US"/>
                 <w:shd w:val="clear" w:color="auto" w:fill="F0E6DA"/>
               </w:rPr>
-              <w:t>auth/token-version.guard.ts</w:t>
+              <w:t>main.ts</w:t>
             </w:r>
           </w:p>
         </w:tc>
@@ -12278,127 +12128,6 @@
                 <w:rtl w:val="1"/>
                 <w:lang w:val="en-US" w:bidi="he-IL"/>
               </w:rPr>
-              <w:t xml:space="preserve">השוואת </w:t>
-            </w:r>
-            <w:r>
-              <w:rPr>
-                <w:rFonts w:ascii="Courier New" w:hAnsi="Courier New" w:cs="Courier New" w:eastAsia="Courier New"/>
-                <w:b w:val="0"/>
-                <w:color w:val="1F2933"/>
-                <w:sz w:val="22"/>
-                <w:szCs w:val="22"/>
-                <w:rtl w:val="0"/>
-                <w:lang w:val="en-US" w:bidi="en-US"/>
-                <w:shd w:val="clear" w:color="auto" w:fill="F0E6DA"/>
-              </w:rPr>
-              <w:t>tokenVersion</w:t>
-            </w:r>
-            <w:r>
-              <w:rPr>
-                <w:rFonts w:ascii="Arial" w:hAnsi="Arial" w:cs="Arial" w:eastAsia="Arial"/>
-                <w:b w:val="0"/>
-                <w:color w:val="1F2933"/>
-                <w:sz w:val="22"/>
-                <w:szCs w:val="22"/>
-                <w:rtl w:val="1"/>
-                <w:lang w:val="en-US" w:bidi="he-IL"/>
-              </w:rPr>
-              <w:t xml:space="preserve"> מול המסד</w:t>
-            </w:r>
-          </w:p>
-        </w:tc>
-      </w:tr>
-      <w:tr>
-        <w:tc>
-          <w:tcPr>
-            <w:tcW w:type="dxa" w:w="2929"/>
-            <w:vAlign w:val="top"/>
-            <w:tcBorders>
-              <w:top w:val="single" w:sz="4" w:space="0" w:color="1F2933"/>
-              <w:left w:val="single" w:sz="4" w:space="0" w:color="1F2933"/>
-              <w:bottom w:val="single" w:sz="4" w:space="0" w:color="1F2933"/>
-              <w:right w:val="single" w:sz="4" w:space="0" w:color="1F2933"/>
-            </w:tcBorders>
-          </w:tcPr>
-          <w:p>
-            <w:pPr>
-              <w:spacing w:before="40" w:after="40" w:line="259" w:lineRule="auto"/>
-              <w:jc w:val="right"/>
-              <w:bidi w:val="1"/>
-            </w:pPr>
-            <w:r>
-              <w:rPr>
-                <w:rFonts w:ascii="Times New Roman" w:hAnsi="Times New Roman" w:cs="Times New Roman" w:eastAsia="Times New Roman"/>
-                <w:b w:val="0"/>
-                <w:color w:val="1F2933"/>
-                <w:sz w:val="22"/>
-                <w:szCs w:val="22"/>
-                <w:rtl w:val="0"/>
-                <w:lang w:val="en-US" w:bidi="en-US"/>
-              </w:rPr>
-              <w:t>Rate limit</w:t>
-            </w:r>
-          </w:p>
-        </w:tc>
-        <w:tc>
-          <w:tcPr>
-            <w:tcW w:type="dxa" w:w="2929"/>
-            <w:vAlign w:val="top"/>
-            <w:tcBorders>
-              <w:top w:val="single" w:sz="4" w:space="0" w:color="1F2933"/>
-              <w:left w:val="single" w:sz="4" w:space="0" w:color="1F2933"/>
-              <w:bottom w:val="single" w:sz="4" w:space="0" w:color="1F2933"/>
-              <w:right w:val="single" w:sz="4" w:space="0" w:color="1F2933"/>
-            </w:tcBorders>
-          </w:tcPr>
-          <w:p>
-            <w:pPr>
-              <w:spacing w:before="40" w:after="40" w:line="259" w:lineRule="auto"/>
-              <w:jc w:val="right"/>
-              <w:bidi w:val="1"/>
-            </w:pPr>
-            <w:r>
-              <w:rPr>
-                <w:rFonts w:ascii="Courier New" w:hAnsi="Courier New" w:cs="Courier New" w:eastAsia="Courier New"/>
-                <w:b w:val="0"/>
-                <w:color w:val="1F2933"/>
-                <w:sz w:val="22"/>
-                <w:szCs w:val="22"/>
-                <w:rtl w:val="0"/>
-                <w:lang w:val="en-US" w:bidi="en-US"/>
-                <w:shd w:val="clear" w:color="auto" w:fill="F0E6DA"/>
-              </w:rPr>
-              <w:t>main.ts</w:t>
-            </w:r>
-          </w:p>
-        </w:tc>
-        <w:tc>
-          <w:tcPr>
-            <w:tcW w:type="dxa" w:w="2929"/>
-            <w:vAlign w:val="top"/>
-            <w:tcBorders>
-              <w:top w:val="single" w:sz="4" w:space="0" w:color="1F2933"/>
-              <w:left w:val="single" w:sz="4" w:space="0" w:color="1F2933"/>
-              <w:bottom w:val="single" w:sz="4" w:space="0" w:color="1F2933"/>
-              <w:right w:val="single" w:sz="4" w:space="0" w:color="1F2933"/>
-            </w:tcBorders>
-          </w:tcPr>
-          <w:p>
-            <w:pPr>
-              <w:spacing w:before="40" w:after="40" w:line="259" w:lineRule="auto"/>
-              <w:jc w:val="right"/>
-              <w:bidi w:val="1"/>
-            </w:pPr>
-            <w:r>
-              <w:rPr>
-                <w:rFonts w:ascii="Arial" w:hAnsi="Arial" w:cs="Arial" w:eastAsia="Arial"/>
-                <w:b w:val="0"/>
-                <w:color w:val="1F2933"/>
-                <w:sz w:val="22"/>
-                <w:szCs w:val="22"/>
-                <w:rtl w:val="1"/>
-                <w:lang w:val="en-US" w:bidi="he-IL"/>
-              </w:rPr>
               <w:t xml:space="preserve">עד 20 ניסיונות לדקה מאותה כתובת </w:t>
             </w:r>
             <w:r>
@@ -12632,31 +12361,6 @@
           <w:shd w:val="clear" w:color="auto" w:fill="F0E6DA"/>
         </w:rPr>
         <w:t>AuthGuard('jwt')</w:t>
-      </w:r>
-      <w:r>
-        <w:rPr>
-          <w:rFonts w:ascii="Arial" w:hAnsi="Arial" w:cs="Arial" w:eastAsia="Arial"/>
-          <w:b w:val="0"/>
-          <w:color w:val="1F2933"/>
-          <w:sz w:val="24"/>
-          <w:szCs w:val="24"/>
-          <w:rtl w:val="1"/>
-          <w:lang w:val="en-US" w:bidi="he-IL"/>
-        </w:rPr>
-        <w:t xml:space="preserve"> ואחריו </w:t>
-      </w:r>
-      <w:r>
-        <w:rPr>
-          <w:rFonts w:ascii="Courier New" w:hAnsi="Courier New" w:cs="Courier New" w:eastAsia="Courier New"/>
-          <w:b w:val="0"/>
-          <w:color w:val="1F2933"/>
-          <w:sz w:val="22"/>
-          <w:szCs w:val="22"/>
-          <w:rtl w:val="0"/>
-          <w:lang w:val="en-US" w:bidi="en-US"/>
-          <w:shd w:val="clear" w:color="auto" w:fill="F0E6DA"/>
-        </w:rPr>
-        <w:t>TokenVersionGuard</w:t>
       </w:r>
       <w:r>
         <w:rPr>
@@ -13592,7 +13296,7 @@
           <w:rtl w:val="1"/>
           <w:lang w:val="en-US" w:bidi="he-IL"/>
         </w:rPr>
-        <w:t xml:space="preserve"> נחתם עם </w:t>
+        <w:t xml:space="preserve"> נחתם עם מזהה המשתמש, האימייל והתפקיד. תוקף ברירת המחדל הוא שמונה שעות (</w:t>
       </w:r>
       <w:r>
         <w:rPr>
@@ -13605,106 +13309,6 @@
           <w:lang w:val="en-US" w:bidi="en-US"/>
           <w:shd w:val="clear" w:color="auto" w:fill="F0E6DA"/>
         </w:rPr>
-        <w:t>sub</w:t>
-      </w:r>
-      <w:r>
-        <w:rPr>
-          <w:rFonts w:ascii="Arial" w:hAnsi="Arial" w:cs="Arial" w:eastAsia="Arial"/>
-          <w:b w:val="0"/>
-          <w:color w:val="1F2933"/>
-          <w:sz w:val="24"/>
-          <w:szCs w:val="24"/>
-          <w:rtl w:val="1"/>
-          <w:lang w:val="en-US" w:bidi="he-IL"/>
-        </w:rPr>
-        <w:t xml:space="preserve">, </w:t>
-      </w:r>
-      <w:r>
-        <w:rPr>
-          <w:rFonts w:ascii="Courier New" w:hAnsi="Courier New" w:cs="Courier New" w:eastAsia="Courier New"/>
-          <w:b w:val="0"/>
-          <w:color w:val="1F2933"/>
-          <w:sz w:val="22"/>
-          <w:szCs w:val="22"/>
-          <w:rtl w:val="0"/>
-          <w:lang w:val="en-US" w:bidi="en-US"/>
-          <w:shd w:val="clear" w:color="auto" w:fill="F0E6DA"/>
-        </w:rPr>
-        <w:t>email</w:t>
-      </w:r>
-      <w:r>
-        <w:rPr>
-          <w:rFonts w:ascii="Arial" w:hAnsi="Arial" w:cs="Arial" w:eastAsia="Arial"/>
-          <w:b w:val="0"/>
-          <w:color w:val="1F2933"/>
-          <w:sz w:val="24"/>
-          <w:szCs w:val="24"/>
-          <w:rtl w:val="1"/>
-          <w:lang w:val="en-US" w:bidi="he-IL"/>
-        </w:rPr>
-        <w:t xml:space="preserve">, </w:t>
-      </w:r>
-      <w:r>
-        <w:rPr>
-          <w:rFonts w:ascii="Courier New" w:hAnsi="Courier New" w:cs="Courier New" w:eastAsia="Courier New"/>
-          <w:b w:val="0"/>
-          <w:color w:val="1F2933"/>
-          <w:sz w:val="22"/>
-          <w:szCs w:val="22"/>
-          <w:rtl w:val="0"/>
-          <w:lang w:val="en-US" w:bidi="en-US"/>
-          <w:shd w:val="clear" w:color="auto" w:fill="F0E6DA"/>
-        </w:rPr>
-        <w:t>role</w:t>
-      </w:r>
-      <w:r>
-        <w:rPr>
-          <w:rFonts w:ascii="Arial" w:hAnsi="Arial" w:cs="Arial" w:eastAsia="Arial"/>
-          <w:b w:val="0"/>
-          <w:color w:val="1F2933"/>
-          <w:sz w:val="24"/>
-          <w:szCs w:val="24"/>
-          <w:rtl w:val="1"/>
-          <w:lang w:val="en-US" w:bidi="he-IL"/>
-        </w:rPr>
-        <w:t xml:space="preserve"> ו־</w:t>
-      </w:r>
-      <w:r>
-        <w:rPr>
-          <w:rFonts w:ascii="Courier New" w:hAnsi="Courier New" w:cs="Courier New" w:eastAsia="Courier New"/>
-          <w:b w:val="0"/>
-          <w:color w:val="1F2933"/>
-          <w:sz w:val="22"/>
-          <w:szCs w:val="22"/>
-          <w:rtl w:val="0"/>
-          <w:lang w:val="en-US" w:bidi="en-US"/>
-          <w:shd w:val="clear" w:color="auto" w:fill="F0E6DA"/>
-        </w:rPr>
-        <w:t>tokenVersion</w:t>
-      </w:r>
-      <w:r>
-        <w:rPr>
-          <w:rFonts w:ascii="Arial" w:hAnsi="Arial" w:cs="Arial" w:eastAsia="Arial"/>
-          <w:b w:val="0"/>
-          <w:color w:val="1F2933"/>
-          <w:sz w:val="24"/>
-          <w:szCs w:val="24"/>
-          <w:rtl w:val="1"/>
-          <w:lang w:val="en-US" w:bidi="he-IL"/>
-        </w:rPr>
-        <w:t>. תוקף ברירת המחדל הוא שמונה שעות (</w:t>
-      </w:r>
-      <w:r>
-        <w:rPr>
-          <w:rFonts w:ascii="Courier New" w:hAnsi="Courier New" w:cs="Courier New" w:eastAsia="Courier New"/>
-          <w:b w:val="0"/>
-          <w:color w:val="1F2933"/>
-          <w:sz w:val="22"/>
-          <w:szCs w:val="22"/>
-          <w:rtl w:val="0"/>
-          <w:lang w:val="en-US" w:bidi="en-US"/>
-          <w:shd w:val="clear" w:color="auto" w:fill="F0E6DA"/>
-        </w:rPr>
         <w:t>JWT_EXPIRES_IN</w:t>
       </w:r>
       <w:r>
@@ -13717,125 +13321,7 @@
           <w:rtl w:val="1"/>
           <w:lang w:val="en-US" w:bidi="he-IL"/>
         </w:rPr>
-        <w:t xml:space="preserve">). </w:t>
-      </w:r>
-      <w:r>
-        <w:rPr>
-          <w:rFonts w:ascii="Courier New" w:hAnsi="Courier New" w:cs="Courier New" w:eastAsia="Courier New"/>
-          <w:b w:val="0"/>
-          <w:color w:val="1F2933"/>
-          <w:sz w:val="22"/>
-          <w:szCs w:val="22"/>
-          <w:rtl w:val="0"/>
-          <w:lang w:val="en-US" w:bidi="en-US"/>
-          <w:shd w:val="clear" w:color="auto" w:fill="F0E6DA"/>
-        </w:rPr>
-        <w:t>TokenVersionGuard</w:t>
-      </w:r>
-      <w:r>
-        <w:rPr>
-          <w:rFonts w:ascii="Arial" w:hAnsi="Arial" w:cs="Arial" w:eastAsia="Arial"/>
-          <w:b w:val="0"/>
-          <w:color w:val="1F2933"/>
-          <w:sz w:val="24"/>
-          <w:szCs w:val="24"/>
-          <w:rtl w:val="1"/>
-          <w:lang w:val="en-US" w:bidi="he-IL"/>
-        </w:rPr>
-        <w:t xml:space="preserve"> טוען את המשתמש מהמסד ומשווה את הגרסה החתומה לגרסה השמורה. אי-התאמה מחזירה 401 עם </w:t>
-      </w:r>
-      <w:r>
-        <w:rPr>
-          <w:rFonts w:ascii="Courier New" w:hAnsi="Courier New" w:cs="Courier New" w:eastAsia="Courier New"/>
-          <w:b w:val="0"/>
-          <w:color w:val="1F2933"/>
-          <w:sz w:val="22"/>
-          <w:szCs w:val="22"/>
-          <w:rtl w:val="0"/>
-          <w:lang w:val="en-US" w:bidi="en-US"/>
-          <w:shd w:val="clear" w:color="auto" w:fill="F0E6DA"/>
-        </w:rPr>
-        <w:t>TOKEN_REVOKED</w:t>
-      </w:r>
-      <w:r>
-        <w:rPr>
-          <w:rFonts w:ascii="Arial" w:hAnsi="Arial" w:cs="Arial" w:eastAsia="Arial"/>
-          <w:b w:val="0"/>
-          <w:color w:val="1F2933"/>
-          <w:sz w:val="24"/>
-          <w:szCs w:val="24"/>
-          <w:rtl w:val="1"/>
-          <w:lang w:val="en-US" w:bidi="he-IL"/>
-        </w:rPr>
-        <w:t>.</w:t>
-      </w:r>
-    </w:p>
-    <w:p>
-      <w:pPr>
-        <w:spacing w:line="360" w:lineRule="auto" w:after="160" w:before="0"/>
-        <w:jc w:val="both"/>
-        <w:bidi w:val="1"/>
-      </w:pPr>
-      <w:r>
-        <w:rPr>
-          <w:rFonts w:ascii="Arial" w:hAnsi="Arial" w:cs="Arial" w:eastAsia="Arial"/>
-          <w:b w:val="0"/>
-          <w:color w:val="1F2933"/>
-          <w:sz w:val="24"/>
-          <w:szCs w:val="24"/>
-          <w:rtl w:val="1"/>
-          <w:lang w:val="en-US" w:bidi="he-IL"/>
-        </w:rPr>
-        <w:t xml:space="preserve">התנתקות מגדילה את </w:t>
-      </w:r>
-      <w:r>
-        <w:rPr>
-          <w:rFonts w:ascii="Courier New" w:hAnsi="Courier New" w:cs="Courier New" w:eastAsia="Courier New"/>
-          <w:b w:val="0"/>
-          <w:color w:val="1F2933"/>
-          <w:sz w:val="22"/>
-          <w:szCs w:val="22"/>
-          <w:rtl w:val="0"/>
-          <w:lang w:val="en-US" w:bidi="en-US"/>
-          <w:shd w:val="clear" w:color="auto" w:fill="F0E6DA"/>
-        </w:rPr>
-        <w:t>tokenVersion</w:t>
-      </w:r>
-      <w:r>
-        <w:rPr>
-          <w:rFonts w:ascii="Arial" w:hAnsi="Arial" w:cs="Arial" w:eastAsia="Arial"/>
-          <w:b w:val="0"/>
-          <w:color w:val="1F2933"/>
-          <w:sz w:val="24"/>
-          <w:szCs w:val="24"/>
-          <w:rtl w:val="1"/>
-          <w:lang w:val="en-US" w:bidi="he-IL"/>
-        </w:rPr>
-        <w:t xml:space="preserve"> באחד. כל </w:t>
-      </w:r>
-      <w:r>
-        <w:rPr>
-          <w:rFonts w:ascii="Times New Roman" w:hAnsi="Times New Roman" w:cs="Times New Roman" w:eastAsia="Times New Roman"/>
-          <w:b w:val="0"/>
-          <w:color w:val="1F2933"/>
-          <w:sz w:val="24"/>
-          <w:szCs w:val="24"/>
-          <w:rtl w:val="0"/>
-          <w:lang w:val="en-US" w:bidi="en-US"/>
-        </w:rPr>
-        <w:t>Token</w:t>
-      </w:r>
-      <w:r>
-        <w:rPr>
-          <w:rFonts w:ascii="Arial" w:hAnsi="Arial" w:cs="Arial" w:eastAsia="Arial"/>
-          <w:b w:val="0"/>
-          <w:color w:val="1F2933"/>
-          <w:sz w:val="24"/>
-          <w:szCs w:val="24"/>
-          <w:rtl w:val="1"/>
-          <w:lang w:val="en-US" w:bidi="he-IL"/>
-        </w:rPr>
-        <w:t xml:space="preserve"> שכבר הונפק נפסל בלי רשימה שחורה. שינוי הסיסמה אינו ממומש כמסלול נפרד. פסילת הסשן הקיים נעשית באותו שדה.</w:t>
+        <w:t>).</w:t>
       </w:r>
     </w:p>
     <w:p>
@@ -13876,7 +13362,7 @@
           <w:rtl w:val="1"/>
           <w:lang w:val="en-US" w:bidi="he-IL"/>
         </w:rPr>
-        <w:t>כל נתיב מוגן נבדק קודם ב־</w:t>
+        <w:t>כל נתיב מוגן נבדק ב־</w:t>
       </w:r>
       <w:r>
         <w:rPr>
@@ -13889,31 +13375,6 @@
           <w:lang w:val="en-US" w:bidi="en-US"/>
         </w:rPr>
         <w:t>JWT</w:t>
-      </w:r>
-      <w:r>
-        <w:rPr>
-          <w:rFonts w:ascii="Arial" w:hAnsi="Arial" w:cs="Arial" w:eastAsia="Arial"/>
-          <w:b w:val="0"/>
-          <w:color w:val="1F2933"/>
-          <w:sz w:val="24"/>
-          <w:szCs w:val="24"/>
-          <w:rtl w:val="1"/>
-          <w:lang w:val="en-US" w:bidi="he-IL"/>
-        </w:rPr>
-        <w:t xml:space="preserve"> ואז ב־</w:t>
-      </w:r>
-      <w:r>
-        <w:rPr>
-          <w:rFonts w:ascii="Courier New" w:hAnsi="Courier New" w:cs="Courier New" w:eastAsia="Courier New"/>
-          <w:b w:val="0"/>
-          <w:color w:val="1F2933"/>
-          <w:sz w:val="22"/>
-          <w:szCs w:val="22"/>
-          <w:rtl w:val="0"/>
-          <w:lang w:val="en-US" w:bidi="en-US"/>
-          <w:shd w:val="clear" w:color="auto" w:fill="F0E6DA"/>
-        </w:rPr>
-        <w:t>tokenVersion</w:t>
       </w:r>
       <w:r>
         <w:rPr>
@@ -14219,31 +13680,6 @@
           <w:shd w:val="clear" w:color="auto" w:fill="F0E6DA"/>
         </w:rPr>
         <w:t>AuthGuard</w:t>
-      </w:r>
-      <w:r>
-        <w:rPr>
-          <w:rFonts w:ascii="Arial" w:hAnsi="Arial" w:cs="Arial" w:eastAsia="Arial"/>
-          <w:b w:val="0"/>
-          <w:color w:val="1F2933"/>
-          <w:sz w:val="24"/>
-          <w:szCs w:val="24"/>
-          <w:rtl w:val="1"/>
-          <w:lang w:val="en-US" w:bidi="he-IL"/>
-        </w:rPr>
-        <w:t xml:space="preserve">, </w:t>
-      </w:r>
-      <w:r>
-        <w:rPr>
-          <w:rFonts w:ascii="Courier New" w:hAnsi="Courier New" w:cs="Courier New" w:eastAsia="Courier New"/>
-          <w:b w:val="0"/>
-          <w:color w:val="1F2933"/>
-          <w:sz w:val="22"/>
-          <w:szCs w:val="22"/>
-          <w:rtl w:val="0"/>
-          <w:lang w:val="en-US" w:bidi="en-US"/>
-          <w:shd w:val="clear" w:color="auto" w:fill="F0E6DA"/>
-        </w:rPr>
-        <w:t>TokenVersionGuard</w:t>
       </w:r>
       <w:r>
         <w:rPr>
@@ -15654,7 +15090,7 @@
           <w:rtl w:val="1"/>
           <w:lang w:val="en-US" w:bidi="he-IL"/>
         </w:rPr>
-        <w:t>זו הפעולה הרגישה בלוח הניהול, כי היא משנה את סטטוס ההזמנה ואת מסמך התשלום. הקונטרולר מוגן ב־</w:t>
+        <w:t>זו הפעולה הרגישה בלוח הניהול, כי היא משנה את סטטוס ההזמנה. הקונטרולר מוגן ב־</w:t>
       </w:r>
       <w:r>
         <w:rPr>
@@ -16425,56 +15861,6 @@
           <w:lang w:val="en-US" w:bidi="en-US"/>
           <w:shd w:val="clear" w:color="auto" w:fill="F0E6DA"/>
         </w:rPr>
-        <w:t>confirmed</w:t>
-      </w:r>
-      <w:r>
-        <w:rPr>
-          <w:rFonts w:ascii="Arial" w:hAnsi="Arial" w:cs="Arial" w:eastAsia="Arial"/>
-          <w:b w:val="0"/>
-          <w:color w:val="1F2933"/>
-          <w:sz w:val="24"/>
-          <w:szCs w:val="24"/>
-          <w:rtl w:val="1"/>
-          <w:lang w:val="en-US" w:bidi="he-IL"/>
-        </w:rPr>
-        <w:t xml:space="preserve"> מסמן את התשלום כ־</w:t>
-      </w:r>
-      <w:r>
-        <w:rPr>
-          <w:rFonts w:ascii="Courier New" w:hAnsi="Courier New" w:cs="Courier New" w:eastAsia="Courier New"/>
-          <w:b w:val="0"/>
-          <w:color w:val="1F2933"/>
-          <w:sz w:val="22"/>
-          <w:szCs w:val="22"/>
-          <w:rtl w:val="0"/>
-          <w:lang w:val="en-US" w:bidi="en-US"/>
-          <w:shd w:val="clear" w:color="auto" w:fill="F0E6DA"/>
-        </w:rPr>
-        <w:t>captured</w:t>
-      </w:r>
-      <w:r>
-        <w:rPr>
-          <w:rFonts w:ascii="Arial" w:hAnsi="Arial" w:cs="Arial" w:eastAsia="Arial"/>
-          <w:b w:val="0"/>
-          <w:color w:val="1F2933"/>
-          <w:sz w:val="24"/>
-          <w:szCs w:val="24"/>
-          <w:rtl w:val="1"/>
-          <w:lang w:val="en-US" w:bidi="he-IL"/>
-        </w:rPr>
-        <w:t>. מעבר ל־</w:t>
-      </w:r>
-      <w:r>
-        <w:rPr>
-          <w:rFonts w:ascii="Courier New" w:hAnsi="Courier New" w:cs="Courier New" w:eastAsia="Courier New"/>
-          <w:b w:val="0"/>
-          <w:color w:val="1F2933"/>
-          <w:sz w:val="22"/>
-          <w:szCs w:val="22"/>
-          <w:rtl w:val="0"/>
-          <w:lang w:val="en-US" w:bidi="en-US"/>
-          <w:shd w:val="clear" w:color="auto" w:fill="F0E6DA"/>
-        </w:rPr>
         <w:t>cancelled</w:t>
       </w:r>
       <w:r>
@@ -16487,56 +15873,7 @@
           <w:rtl w:val="1"/>
           <w:lang w:val="en-US" w:bidi="he-IL"/>
         </w:rPr>
-        <w:t xml:space="preserve"> מפעיל החזרת מלאי בטרנזקציה ומסמן את התשלום כ־</w:t>
-      </w:r>
-      <w:r>
-        <w:rPr>
-          <w:rFonts w:ascii="Courier New" w:hAnsi="Courier New" w:cs="Courier New" w:eastAsia="Courier New"/>
-          <w:b w:val="0"/>
-          <w:color w:val="1F2933"/>
-          <w:sz w:val="22"/>
-          <w:szCs w:val="22"/>
-          <w:rtl w:val="0"/>
-          <w:lang w:val="en-US" w:bidi="en-US"/>
-          <w:shd w:val="clear" w:color="auto" w:fill="F0E6DA"/>
-        </w:rPr>
-        <w:t>refunded</w:t>
-      </w:r>
-      <w:r>
-        <w:rPr>
-          <w:rFonts w:ascii="Arial" w:hAnsi="Arial" w:cs="Arial" w:eastAsia="Arial"/>
-          <w:b w:val="0"/>
-          <w:color w:val="1F2933"/>
-          <w:sz w:val="24"/>
-          <w:szCs w:val="24"/>
-          <w:rtl w:val="1"/>
-          <w:lang w:val="en-US" w:bidi="he-IL"/>
-        </w:rPr>
-        <w:t xml:space="preserve">. אחרי משלוח אי אפשר לבטל דרך המטריצה, והשירות חוסם </w:t>
-      </w:r>
-      <w:r>
-        <w:rPr>
-          <w:rFonts w:ascii="Times New Roman" w:hAnsi="Times New Roman" w:cs="Times New Roman" w:eastAsia="Times New Roman"/>
-          <w:b w:val="0"/>
-          <w:color w:val="1F2933"/>
-          <w:sz w:val="24"/>
-          <w:szCs w:val="24"/>
-          <w:rtl w:val="0"/>
-          <w:lang w:val="en-US" w:bidi="en-US"/>
-        </w:rPr>
-        <w:t>restock</w:t>
-      </w:r>
-      <w:r>
-        <w:rPr>
-          <w:rFonts w:ascii="Arial" w:hAnsi="Arial" w:cs="Arial" w:eastAsia="Arial"/>
-          <w:b w:val="0"/>
-          <w:color w:val="1F2933"/>
-          <w:sz w:val="24"/>
-          <w:szCs w:val="24"/>
-          <w:rtl w:val="1"/>
-          <w:lang w:val="en-US" w:bidi="he-IL"/>
-        </w:rPr>
-        <w:t xml:space="preserve"> גם אם הסטטוס כבר </w:t>
+        <w:t xml:space="preserve"> מחזיר את המלאי בטרנזקציה. אחרי משלוח אי אפשר לבטל, והשירות חוסם החזרת מלאי אם הסטטוס כבר </w:t>
       </w:r>
       <w:r>
         <w:rPr>
@@ -17382,7 +16719,7 @@
           <w:rtl w:val="1"/>
           <w:lang w:val="en-US" w:bidi="he-IL"/>
         </w:rPr>
-        <w:t>פרק 7 — עגלה, תשלום ומחזור חיים של הזמנה</w:t>
+        <w:t>פרק 7 — עגלה, הזמנה ומחזור חיים</w:t>
       </w:r>
     </w:p>
     <w:p>
@@ -17843,7 +17180,7 @@
           <w:rtl w:val="1"/>
           <w:lang w:val="en-US" w:bidi="he-IL"/>
         </w:rPr>
-        <w:t>7.2 תשלום</w:t>
+        <w:t>7.2 יצירת הזמנה</w:t>
       </w:r>
     </w:p>
     <w:p>
@@ -17986,7 +17323,7 @@
           <w:rtl w:val="1"/>
           <w:lang w:val="en-US" w:bidi="he-IL"/>
         </w:rPr>
-        <w:t>. אין מסך להזנת פרטי אשראי, והסכום הוא סכום שורות ה־</w:t>
+        <w:t>. הסכום הוא סכום שורות ה־</w:t>
       </w:r>
       <w:r>
         <w:rPr>
@@ -18276,76 +17613,7 @@
           <w:rtl w:val="1"/>
           <w:lang w:val="en-US" w:bidi="he-IL"/>
         </w:rPr>
-        <w:t xml:space="preserve">5. נוצר תשלום </w:t>
-      </w:r>
-      <w:r>
-        <w:rPr>
-          <w:rFonts w:ascii="Courier New" w:hAnsi="Courier New" w:cs="Courier New" w:eastAsia="Courier New"/>
-          <w:b w:val="0"/>
-          <w:color w:val="1F2933"/>
-          <w:sz w:val="22"/>
-          <w:szCs w:val="22"/>
-          <w:rtl w:val="0"/>
-          <w:lang w:val="en-US" w:bidi="en-US"/>
-          <w:shd w:val="clear" w:color="auto" w:fill="F0E6DA"/>
-        </w:rPr>
-        <w:t>pending</w:t>
-      </w:r>
-      <w:r>
-        <w:rPr>
-          <w:rFonts w:ascii="Arial" w:hAnsi="Arial" w:cs="Arial" w:eastAsia="Arial"/>
-          <w:b w:val="0"/>
-          <w:color w:val="1F2933"/>
-          <w:sz w:val="24"/>
-          <w:szCs w:val="24"/>
-          <w:rtl w:val="1"/>
-          <w:lang w:val="en-US" w:bidi="he-IL"/>
-        </w:rPr>
-        <w:t xml:space="preserve"> על אותו סכום.</w:t>
-      </w:r>
-    </w:p>
-    <w:p>
-      <w:pPr>
-        <w:spacing w:line="360" w:lineRule="auto" w:after="80" w:before="0"/>
-        <w:jc w:val="right"/>
-        <w:bidi w:val="1"/>
-        <w:ind w:start="420" w:hanging="420"/>
-      </w:pPr>
-      <w:r>
-        <w:rPr>
-          <w:rFonts w:ascii="Arial" w:hAnsi="Arial" w:cs="Arial" w:eastAsia="Arial"/>
-          <w:b w:val="0"/>
-          <w:color w:val="1F2933"/>
-          <w:sz w:val="24"/>
-          <w:szCs w:val="24"/>
-          <w:rtl w:val="1"/>
-          <w:lang w:val="en-US" w:bidi="he-IL"/>
-        </w:rPr>
-        <w:t>6. העגלה במסד מתרוקנת, ואז גם עותק ה־</w:t>
-      </w:r>
-      <w:r>
-        <w:rPr>
-          <w:rFonts w:ascii="Times New Roman" w:hAnsi="Times New Roman" w:cs="Times New Roman" w:eastAsia="Times New Roman"/>
-          <w:b w:val="0"/>
-          <w:color w:val="1F2933"/>
-          <w:sz w:val="24"/>
-          <w:szCs w:val="24"/>
-          <w:rtl w:val="0"/>
-          <w:lang w:val="en-US" w:bidi="en-US"/>
-        </w:rPr>
-        <w:t>Cache</w:t>
-      </w:r>
-      <w:r>
-        <w:rPr>
-          <w:rFonts w:ascii="Arial" w:hAnsi="Arial" w:cs="Arial" w:eastAsia="Arial"/>
-          <w:b w:val="0"/>
-          <w:color w:val="1F2933"/>
-          <w:sz w:val="24"/>
-          <w:szCs w:val="24"/>
-          <w:rtl w:val="1"/>
-          <w:lang w:val="en-US" w:bidi="he-IL"/>
-        </w:rPr>
-        <w:t>.</w:t>
+        <w:t>5. העגלה במסד מתרוקנת, ואז גם העותק הקצר בזיכרון.</w:t>
       </w:r>
     </w:p>
     <w:p>
@@ -18461,125 +17729,7 @@
           <w:rtl w:val="1"/>
           <w:lang w:val="en-US" w:bidi="he-IL"/>
         </w:rPr>
-        <w:t>, שנשמר 24 שעות.</w:t>
-      </w:r>
-    </w:p>
-    <w:p>
-      <w:pPr>
-        <w:spacing w:line="360" w:lineRule="auto" w:after="160" w:before="0"/>
-        <w:jc w:val="both"/>
-        <w:bidi w:val="1"/>
-      </w:pPr>
-      <w:r>
-        <w:rPr>
-          <w:rFonts w:ascii="Arial" w:hAnsi="Arial" w:cs="Arial" w:eastAsia="Arial"/>
-          <w:b w:val="0"/>
-          <w:color w:val="1F2933"/>
-          <w:sz w:val="24"/>
-          <w:szCs w:val="24"/>
-          <w:rtl w:val="1"/>
-          <w:lang w:val="en-US" w:bidi="he-IL"/>
-        </w:rPr>
-        <w:t xml:space="preserve">קליטת </w:t>
-      </w:r>
-      <w:r>
-        <w:rPr>
-          <w:rFonts w:ascii="Times New Roman" w:hAnsi="Times New Roman" w:cs="Times New Roman" w:eastAsia="Times New Roman"/>
-          <w:b w:val="0"/>
-          <w:color w:val="1F2933"/>
-          <w:sz w:val="24"/>
-          <w:szCs w:val="24"/>
-          <w:rtl w:val="0"/>
-          <w:lang w:val="en-US" w:bidi="en-US"/>
-        </w:rPr>
-        <w:t>webhook</w:t>
-      </w:r>
-      <w:r>
-        <w:rPr>
-          <w:rFonts w:ascii="Arial" w:hAnsi="Arial" w:cs="Arial" w:eastAsia="Arial"/>
-          <w:b w:val="0"/>
-          <w:color w:val="1F2933"/>
-          <w:sz w:val="24"/>
-          <w:szCs w:val="24"/>
-          <w:rtl w:val="1"/>
-          <w:lang w:val="en-US" w:bidi="he-IL"/>
-        </w:rPr>
-        <w:t xml:space="preserve"> ב־</w:t>
-      </w:r>
-      <w:r>
-        <w:rPr>
-          <w:rFonts w:ascii="Courier New" w:hAnsi="Courier New" w:cs="Courier New" w:eastAsia="Courier New"/>
-          <w:b w:val="0"/>
-          <w:color w:val="1F2933"/>
-          <w:sz w:val="22"/>
-          <w:szCs w:val="22"/>
-          <w:rtl w:val="0"/>
-          <w:lang w:val="en-US" w:bidi="en-US"/>
-          <w:shd w:val="clear" w:color="auto" w:fill="F0E6DA"/>
-        </w:rPr>
-        <w:t>POST /api/webhooks/payments</w:t>
-      </w:r>
-      <w:r>
-        <w:rPr>
-          <w:rFonts w:ascii="Arial" w:hAnsi="Arial" w:cs="Arial" w:eastAsia="Arial"/>
-          <w:b w:val="0"/>
-          <w:color w:val="1F2933"/>
-          <w:sz w:val="24"/>
-          <w:szCs w:val="24"/>
-          <w:rtl w:val="1"/>
-          <w:lang w:val="en-US" w:bidi="he-IL"/>
-        </w:rPr>
-        <w:t xml:space="preserve"> שומרת אירוע לפי </w:t>
-      </w:r>
-      <w:r>
-        <w:rPr>
-          <w:rFonts w:ascii="Courier New" w:hAnsi="Courier New" w:cs="Courier New" w:eastAsia="Courier New"/>
-          <w:b w:val="0"/>
-          <w:color w:val="1F2933"/>
-          <w:sz w:val="22"/>
-          <w:szCs w:val="22"/>
-          <w:rtl w:val="0"/>
-          <w:lang w:val="en-US" w:bidi="en-US"/>
-          <w:shd w:val="clear" w:color="auto" w:fill="F0E6DA"/>
-        </w:rPr>
-        <w:t>eventId</w:t>
-      </w:r>
-      <w:r>
-        <w:rPr>
-          <w:rFonts w:ascii="Arial" w:hAnsi="Arial" w:cs="Arial" w:eastAsia="Arial"/>
-          <w:b w:val="0"/>
-          <w:color w:val="1F2933"/>
-          <w:sz w:val="24"/>
-          <w:szCs w:val="24"/>
-          <w:rtl w:val="1"/>
-          <w:lang w:val="en-US" w:bidi="he-IL"/>
-        </w:rPr>
-        <w:t>. אירוע שכבר נראה מוחזר בלי כתיבה שנייה. כשל בשמירה נרשם ב־</w:t>
-      </w:r>
-      <w:r>
-        <w:rPr>
-          <w:rFonts w:ascii="Courier New" w:hAnsi="Courier New" w:cs="Courier New" w:eastAsia="Courier New"/>
-          <w:b w:val="0"/>
-          <w:color w:val="1F2933"/>
-          <w:sz w:val="22"/>
-          <w:szCs w:val="22"/>
-          <w:rtl w:val="0"/>
-          <w:lang w:val="en-US" w:bidi="en-US"/>
-          <w:shd w:val="clear" w:color="auto" w:fill="F0E6DA"/>
-        </w:rPr>
-        <w:t>failedwebhooks</w:t>
-      </w:r>
-      <w:r>
-        <w:rPr>
-          <w:rFonts w:ascii="Arial" w:hAnsi="Arial" w:cs="Arial" w:eastAsia="Arial"/>
-          <w:b w:val="0"/>
-          <w:color w:val="1F2933"/>
-          <w:sz w:val="24"/>
-          <w:szCs w:val="24"/>
-          <w:rtl w:val="1"/>
-          <w:lang w:val="en-US" w:bidi="he-IL"/>
-        </w:rPr>
-        <w:t>. המסלול הזה אינו מאשר הזמנה ואינו מפחית מלאי. אישור ההזמנה הוא מעבר המנהל ל־</w:t>
+        <w:t>, שנשמר 24 שעות. אישור ההזמנה הוא מעבר המנהל ל־</w:t>
       </w:r>
       <w:r>
         <w:rPr>
@@ -19078,32 +18228,7 @@
           <w:rtl w:val="1"/>
           <w:lang w:val="en-US" w:bidi="he-IL"/>
         </w:rPr>
-        <w:t>, בתוך טרנזקציה, ומסמן את התשלום כ־</w:t>
-      </w:r>
-      <w:r>
-        <w:rPr>
-          <w:rFonts w:ascii="Courier New" w:hAnsi="Courier New" w:cs="Courier New" w:eastAsia="Courier New"/>
-          <w:b w:val="0"/>
-          <w:color w:val="1F2933"/>
-          <w:sz w:val="22"/>
-          <w:szCs w:val="22"/>
-          <w:rtl w:val="0"/>
-          <w:lang w:val="en-US" w:bidi="en-US"/>
-          <w:shd w:val="clear" w:color="auto" w:fill="F0E6DA"/>
-        </w:rPr>
-        <w:t>refunded</w:t>
-      </w:r>
-      <w:r>
-        <w:rPr>
-          <w:rFonts w:ascii="Arial" w:hAnsi="Arial" w:cs="Arial" w:eastAsia="Arial"/>
-          <w:b w:val="0"/>
-          <w:color w:val="1F2933"/>
-          <w:sz w:val="24"/>
-          <w:szCs w:val="24"/>
-          <w:rtl w:val="1"/>
-          <w:lang w:val="en-US" w:bidi="he-IL"/>
-        </w:rPr>
-        <w:t>. אם מוצר היה באפס מלאי לפני ההחזרה, נשלחת התראת חזרה למלאי.</w:t>
+        <w:t>, בתוך טרנזקציה. אם מוצר היה באפס מלאי לפני ההחזרה, נשלחת התראת חזרה למלאי.</w:t>
       </w:r>
     </w:p>
     <w:p>
@@ -19115,7 +18240,7 @@
       <w:r>
         <w:drawing>
           <wp:inline xmlns:a="http://schemas.openxmlformats.org/drawingml/2006/main" xmlns:pic="http://schemas.openxmlformats.org/drawingml/2006/picture">
-            <wp:extent cx="5400000" cy="3440842"/>
+            <wp:extent cx="5400000" cy="1885061"/>
             <wp:docPr id="8" name="Picture 8"/>
             <wp:cNvGraphicFramePr>
               <a:graphicFrameLocks noChangeAspect="1"/>
@@ -19136,7 +18261,7 @@
                   <pic:spPr>
                     <a:xfrm>
                       <a:off x="0" y="0"/>
-                      <a:ext cx="5400000" cy="3440842"/>
+                      <a:ext cx="5400000" cy="1885061"/>
                     </a:xfrm>
                     <a:prstGeom prst="rect"/>
                   </pic:spPr>
@@ -19267,31 +18392,7 @@
           <w:rtl w:val="1"/>
           <w:lang w:val="en-US" w:bidi="he-IL"/>
         </w:rPr>
-        <w:t xml:space="preserve">פרק 8 — אבטחה, </w:t>
-      </w:r>
-      <w:r>
-        <w:rPr>
-          <w:rFonts w:ascii="Times New Roman" w:hAnsi="Times New Roman" w:cs="Times New Roman" w:eastAsia="Times New Roman"/>
-          <w:b/>
-          <w:color w:val="1F2933"/>
-          <w:sz w:val="36"/>
-          <w:szCs w:val="36"/>
-          <w:rtl w:val="0"/>
-          <w:lang w:val="en-US" w:bidi="en-US"/>
-        </w:rPr>
-        <w:t>API</w:t>
-      </w:r>
-      <w:r>
-        <w:rPr>
-          <w:rFonts w:ascii="Arial" w:hAnsi="Arial" w:cs="Arial" w:eastAsia="Arial"/>
-          <w:b/>
-          <w:color w:val="1F2933"/>
-          <w:sz w:val="36"/>
-          <w:szCs w:val="36"/>
-          <w:rtl w:val="1"/>
-          <w:lang w:val="en-US" w:bidi="he-IL"/>
-        </w:rPr>
-        <w:t xml:space="preserve"> וביצועים</w:t>
+        <w:t>פרק 8 — נקודות הקצה</w:t>
       </w:r>
     </w:p>
     <w:p>
@@ -21710,7 +20811,7 @@
                 <w:rtl w:val="0"/>
                 <w:lang w:val="en-US" w:bidi="en-US"/>
               </w:rPr>
-              <w:t>POST</w:t>
+              <w:t>GET</w:t>
             </w:r>
           </w:p>
         </w:tc>
@@ -21742,7 +20843,7 @@
                 <w:lang w:val="en-US" w:bidi="en-US"/>
                 <w:shd w:val="clear" w:color="auto" w:fill="F0E6DA"/>
               </w:rPr>
-              <w:t>/api/webhooks/payments</w:t>
+              <w:t>/api/health</w:t>
             </w:r>
           </w:p>
         </w:tc>
@@ -21773,7 +20874,7 @@
                 <w:rtl w:val="1"/>
                 <w:lang w:val="en-US" w:bidi="he-IL"/>
               </w:rPr>
-              <w:t>אירוע תשלום</w:t>
+              <w:t>בדיקת חיות</w:t>
             </w:r>
           </w:p>
         </w:tc>
@@ -21838,7 +20939,7 @@
                 <w:lang w:val="en-US" w:bidi="en-US"/>
                 <w:shd w:val="clear" w:color="auto" w:fill="F0E6DA"/>
               </w:rPr>
-              <w:t>/api/health</w:t>
+              <w:t>/api/docs</w:t>
             </w:r>
           </w:p>
         </w:tc>
@@ -21869,7 +20970,7 @@
                 <w:rtl w:val="1"/>
                 <w:lang w:val="en-US" w:bidi="he-IL"/>
               </w:rPr>
-              <w:t>בדיקת חיות</w:t>
+              <w:t>ספר הפרויקט</w:t>
             </w:r>
           </w:p>
         </w:tc>
@@ -21934,7 +21035,7 @@
                 <w:lang w:val="en-US" w:bidi="en-US"/>
                 <w:shd w:val="clear" w:color="auto" w:fill="F0E6DA"/>
               </w:rPr>
-              <w:t>/api/docs</w:t>
+              <w:t>/api/docs/readme</w:t>
             </w:r>
           </w:p>
         </w:tc>
@@ -21965,102 +21066,6 @@
                 <w:rtl w:val="1"/>
                 <w:lang w:val="en-US" w:bidi="he-IL"/>
               </w:rPr>
-              <w:t>ספר הפרויקט</w:t>
-            </w:r>
-          </w:p>
-        </w:tc>
-      </w:tr>
-      <w:tr>
-        <w:tc>
-          <w:tcPr>
-            <w:tcW w:type="dxa" w:w="2929"/>
-            <w:vAlign w:val="top"/>
-            <w:tcBorders>
-              <w:top w:val="single" w:sz="4" w:space="0" w:color="1F2933"/>
-              <w:left w:val="single" w:sz="4" w:space="0" w:color="1F2933"/>
-              <w:bottom w:val="single" w:sz="4" w:space="0" w:color="1F2933"/>
-              <w:right w:val="single" w:sz="4" w:space="0" w:color="1F2933"/>
-            </w:tcBorders>
-          </w:tcPr>
-          <w:p>
-            <w:pPr>
-              <w:spacing w:before="40" w:after="40" w:line="259" w:lineRule="auto"/>
-              <w:jc w:val="right"/>
-              <w:bidi w:val="1"/>
-            </w:pPr>
-            <w:r>
-              <w:rPr>
-                <w:rFonts w:ascii="Times New Roman" w:hAnsi="Times New Roman" w:cs="Times New Roman" w:eastAsia="Times New Roman"/>
-                <w:b w:val="0"/>
-                <w:color w:val="1F2933"/>
-                <w:sz w:val="22"/>
-                <w:szCs w:val="22"/>
-                <w:rtl w:val="0"/>
-                <w:lang w:val="en-US" w:bidi="en-US"/>
-              </w:rPr>
-              <w:t>GET</w:t>
-            </w:r>
-          </w:p>
-        </w:tc>
-        <w:tc>
-          <w:tcPr>
-            <w:tcW w:type="dxa" w:w="2929"/>
-            <w:vAlign w:val="top"/>
-            <w:tcBorders>
-              <w:top w:val="single" w:sz="4" w:space="0" w:color="1F2933"/>
-              <w:left w:val="single" w:sz="4" w:space="0" w:color="1F2933"/>
-              <w:bottom w:val="single" w:sz="4" w:space="0" w:color="1F2933"/>
-              <w:right w:val="single" w:sz="4" w:space="0" w:color="1F2933"/>
-            </w:tcBorders>
-          </w:tcPr>
-          <w:p>
-            <w:pPr>
-              <w:spacing w:before="40" w:after="40" w:line="259" w:lineRule="auto"/>
-              <w:jc w:val="right"/>
-              <w:bidi w:val="1"/>
-            </w:pPr>
-            <w:r>
-              <w:rPr>
-                <w:rFonts w:ascii="Courier New" w:hAnsi="Courier New" w:cs="Courier New" w:eastAsia="Courier New"/>
-                <w:b w:val="0"/>
-                <w:color w:val="1F2933"/>
-                <w:sz w:val="22"/>
-                <w:szCs w:val="22"/>
-                <w:rtl w:val="0"/>
-                <w:lang w:val="en-US" w:bidi="en-US"/>
-                <w:shd w:val="clear" w:color="auto" w:fill="F0E6DA"/>
-              </w:rPr>
-              <w:t>/api/docs/readme</w:t>
-            </w:r>
-          </w:p>
-        </w:tc>
-        <w:tc>
-          <w:tcPr>
-            <w:tcW w:type="dxa" w:w="2929"/>
-            <w:vAlign w:val="top"/>
-            <w:tcBorders>
-              <w:top w:val="single" w:sz="4" w:space="0" w:color="1F2933"/>
-              <w:left w:val="single" w:sz="4" w:space="0" w:color="1F2933"/>
-              <w:bottom w:val="single" w:sz="4" w:space="0" w:color="1F2933"/>
-              <w:right w:val="single" w:sz="4" w:space="0" w:color="1F2933"/>
-            </w:tcBorders>
-          </w:tcPr>
-          <w:p>
-            <w:pPr>
-              <w:spacing w:before="40" w:after="40" w:line="259" w:lineRule="auto"/>
-              <w:jc w:val="right"/>
-              <w:bidi w:val="1"/>
-            </w:pPr>
-            <w:r>
-              <w:rPr>
-                <w:rFonts w:ascii="Arial" w:hAnsi="Arial" w:cs="Arial" w:eastAsia="Arial"/>
-                <w:b w:val="0"/>
-                <w:color w:val="1F2933"/>
-                <w:sz w:val="22"/>
-                <w:szCs w:val="22"/>
-                <w:rtl w:val="1"/>
-                <w:lang w:val="en-US" w:bidi="he-IL"/>
-              </w:rPr>
               <w:t>מדריך ה־</w:t>
             </w:r>
             <w:r>
@@ -22106,6 +21111,28 @@
     </w:p>
     <w:p>
       <w:pPr>
+        <w:pStyle w:val="Heading1"/>
+        <w:spacing w:line="276" w:lineRule="auto" w:before="0" w:after="240"/>
+        <w:jc w:val="right"/>
+        <w:keepNext/>
+        <w:pageBreakBefore/>
+        <w:bidi w:val="1"/>
+      </w:pPr>
+      <w:r>
+        <w:rPr>
+          <w:rFonts w:ascii="Arial" w:hAnsi="Arial" w:cs="Arial" w:eastAsia="Arial"/>
+          <w:b/>
+          <w:color w:val="1F2933"/>
+          <w:sz w:val="36"/>
+          <w:szCs w:val="36"/>
+          <w:rtl w:val="1"/>
+          <w:lang w:val="en-US" w:bidi="he-IL"/>
+        </w:rPr>
+        <w:t>פרק 9 — תהליך הפיתוח, בדיקות והפצה</w:t>
+      </w:r>
+    </w:p>
+    <w:p>
+      <w:pPr>
         <w:pStyle w:val="Heading2"/>
         <w:spacing w:line="276" w:lineRule="auto" w:before="280" w:after="120"/>
         <w:jc w:val="right"/>
@@ -22123,19 +21150,142 @@
           <w:rtl w:val="1"/>
           <w:lang w:val="en-US" w:bidi="he-IL"/>
         </w:rPr>
-        <w:t>8.2 ביצועים, אמינות ו־</w:t>
-      </w:r>
-      <w:r>
-        <w:rPr>
-          <w:rFonts w:ascii="Times New Roman" w:hAnsi="Times New Roman" w:cs="Times New Roman" w:eastAsia="Times New Roman"/>
-          <w:b/>
-          <w:color w:val="2D5040"/>
-          <w:sz w:val="28"/>
-          <w:szCs w:val="28"/>
+        <w:t>9.1 תהליך הפיתוח</w:t>
+      </w:r>
+    </w:p>
+    <w:p>
+      <w:pPr>
+        <w:spacing w:line="360" w:lineRule="auto" w:after="160" w:before="0"/>
+        <w:jc w:val="both"/>
+        <w:bidi w:val="1"/>
+      </w:pPr>
+      <w:r>
+        <w:rPr>
+          <w:rFonts w:ascii="Arial" w:hAnsi="Arial" w:cs="Arial" w:eastAsia="Arial"/>
+          <w:b w:val="0"/>
+          <w:color w:val="1F2933"/>
+          <w:sz w:val="24"/>
+          <w:szCs w:val="24"/>
+          <w:rtl w:val="1"/>
+          <w:lang w:val="en-US" w:bidi="he-IL"/>
+        </w:rPr>
+        <w:t>שלושת הפרויקטים חיים בריפו אחד. החוזה הוגדר קודם ב־</w:t>
+      </w:r>
+      <w:r>
+        <w:rPr>
+          <w:rFonts w:ascii="Courier New" w:hAnsi="Courier New" w:cs="Courier New" w:eastAsia="Courier New"/>
+          <w:b w:val="0"/>
+          <w:color w:val="1F2933"/>
+          <w:sz w:val="22"/>
+          <w:szCs w:val="22"/>
           <w:rtl w:val="0"/>
           <w:lang w:val="en-US" w:bidi="en-US"/>
-        </w:rPr>
-        <w:t>Design Patterns</w:t>
+          <w:shd w:val="clear" w:color="auto" w:fill="F0E6DA"/>
+        </w:rPr>
+        <w:t>libs/shared-types</w:t>
+      </w:r>
+      <w:r>
+        <w:rPr>
+          <w:rFonts w:ascii="Arial" w:hAnsi="Arial" w:cs="Arial" w:eastAsia="Arial"/>
+          <w:b w:val="0"/>
+          <w:color w:val="1F2933"/>
+          <w:sz w:val="24"/>
+          <w:szCs w:val="24"/>
+          <w:rtl w:val="1"/>
+          <w:lang w:val="en-US" w:bidi="he-IL"/>
+        </w:rPr>
+        <w:t xml:space="preserve">: סכמות </w:t>
+      </w:r>
+      <w:r>
+        <w:rPr>
+          <w:rFonts w:ascii="Times New Roman" w:hAnsi="Times New Roman" w:cs="Times New Roman" w:eastAsia="Times New Roman"/>
+          <w:b w:val="0"/>
+          <w:color w:val="1F2933"/>
+          <w:sz w:val="24"/>
+          <w:szCs w:val="24"/>
+          <w:rtl w:val="0"/>
+          <w:lang w:val="en-US" w:bidi="en-US"/>
+        </w:rPr>
+        <w:t>Zod</w:t>
+      </w:r>
+      <w:r>
+        <w:rPr>
+          <w:rFonts w:ascii="Arial" w:hAnsi="Arial" w:cs="Arial" w:eastAsia="Arial"/>
+          <w:b w:val="0"/>
+          <w:color w:val="1F2933"/>
+          <w:sz w:val="24"/>
+          <w:szCs w:val="24"/>
+          <w:rtl w:val="1"/>
+          <w:lang w:val="en-US" w:bidi="he-IL"/>
+        </w:rPr>
+        <w:t>, סטטוסים, ומטריצת המעברים. השרת והלקוח מייבאים את אותם טיפוסים, ו־</w:t>
+      </w:r>
+      <w:r>
+        <w:rPr>
+          <w:rFonts w:ascii="Times New Roman" w:hAnsi="Times New Roman" w:cs="Times New Roman" w:eastAsia="Times New Roman"/>
+          <w:b w:val="0"/>
+          <w:color w:val="1F2933"/>
+          <w:sz w:val="24"/>
+          <w:szCs w:val="24"/>
+          <w:rtl w:val="0"/>
+          <w:lang w:val="en-US" w:bidi="en-US"/>
+        </w:rPr>
+        <w:t>Swagger</w:t>
+      </w:r>
+      <w:r>
+        <w:rPr>
+          <w:rFonts w:ascii="Arial" w:hAnsi="Arial" w:cs="Arial" w:eastAsia="Arial"/>
+          <w:b w:val="0"/>
+          <w:color w:val="1F2933"/>
+          <w:sz w:val="24"/>
+          <w:szCs w:val="24"/>
+          <w:rtl w:val="1"/>
+          <w:lang w:val="en-US" w:bidi="he-IL"/>
+        </w:rPr>
+        <w:t xml:space="preserve"> משקף את הנתיבים.</w:t>
+      </w:r>
+    </w:p>
+    <w:p>
+      <w:pPr>
+        <w:spacing w:line="360" w:lineRule="auto" w:after="160" w:before="0"/>
+        <w:jc w:val="both"/>
+        <w:bidi w:val="1"/>
+      </w:pPr>
+      <w:r>
+        <w:rPr>
+          <w:rFonts w:ascii="Arial" w:hAnsi="Arial" w:cs="Arial" w:eastAsia="Arial"/>
+          <w:b w:val="0"/>
+          <w:color w:val="1F2933"/>
+          <w:sz w:val="24"/>
+          <w:szCs w:val="24"/>
+          <w:rtl w:val="1"/>
+          <w:lang w:val="en-US" w:bidi="he-IL"/>
+        </w:rPr>
+        <w:t xml:space="preserve">פקודות העבודה, תמיד דרך </w:t>
+      </w:r>
+      <w:r>
+        <w:rPr>
+          <w:rFonts w:ascii="Times New Roman" w:hAnsi="Times New Roman" w:cs="Times New Roman" w:eastAsia="Times New Roman"/>
+          <w:b w:val="0"/>
+          <w:color w:val="1F2933"/>
+          <w:sz w:val="24"/>
+          <w:szCs w:val="24"/>
+          <w:rtl w:val="0"/>
+          <w:lang w:val="en-US" w:bidi="en-US"/>
+        </w:rPr>
+        <w:t>Nx</w:t>
+      </w:r>
+      <w:r>
+        <w:rPr>
+          <w:rFonts w:ascii="Arial" w:hAnsi="Arial" w:cs="Arial" w:eastAsia="Arial"/>
+          <w:b w:val="0"/>
+          <w:color w:val="1F2933"/>
+          <w:sz w:val="24"/>
+          <w:szCs w:val="24"/>
+          <w:rtl w:val="1"/>
+          <w:lang w:val="en-US" w:bidi="he-IL"/>
+        </w:rPr>
+        <w:t xml:space="preserve"> המקומי:</w:t>
       </w:r>
     </w:p>
     <w:p>
@@ -22159,51 +21309,28 @@
       </w:r>
       <w:r>
         <w:rPr>
-          <w:rFonts w:ascii="Arial" w:hAnsi="Arial" w:cs="Arial" w:eastAsia="Arial"/>
-          <w:b/>
-          <w:color w:val="1F2933"/>
-          <w:sz w:val="24"/>
-          <w:szCs w:val="24"/>
-          <w:rtl w:val="1"/>
-          <w:lang w:val="en-US" w:bidi="he-IL"/>
-        </w:rPr>
-        <w:t>מקור אמת יחיד לעגלה.</w:t>
-      </w:r>
-      <w:r>
-        <w:rPr>
-          <w:rFonts w:ascii="Arial" w:hAnsi="Arial" w:cs="Arial" w:eastAsia="Arial"/>
-          <w:b w:val="0"/>
-          <w:color w:val="1F2933"/>
-          <w:sz w:val="24"/>
-          <w:szCs w:val="24"/>
-          <w:rtl w:val="1"/>
-          <w:lang w:val="en-US" w:bidi="he-IL"/>
-        </w:rPr>
-        <w:t xml:space="preserve"> </w:t>
-      </w:r>
-      <w:r>
-        <w:rPr>
-          <w:rFonts w:ascii="Times New Roman" w:hAnsi="Times New Roman" w:cs="Times New Roman" w:eastAsia="Times New Roman"/>
-          <w:b w:val="0"/>
-          <w:color w:val="1F2933"/>
-          <w:sz w:val="24"/>
-          <w:szCs w:val="24"/>
+          <w:rFonts w:ascii="Courier New" w:hAnsi="Courier New" w:cs="Courier New" w:eastAsia="Courier New"/>
+          <w:b w:val="0"/>
+          <w:color w:val="1F2933"/>
+          <w:sz w:val="22"/>
+          <w:szCs w:val="22"/>
           <w:rtl w:val="0"/>
           <w:lang w:val="en-US" w:bidi="en-US"/>
-        </w:rPr>
-        <w:t>MongoDB</w:t>
-      </w:r>
-      <w:r>
-        <w:rPr>
-          <w:rFonts w:ascii="Arial" w:hAnsi="Arial" w:cs="Arial" w:eastAsia="Arial"/>
-          <w:b w:val="0"/>
-          <w:color w:val="1F2933"/>
-          <w:sz w:val="24"/>
-          <w:szCs w:val="24"/>
-          <w:rtl w:val="1"/>
-          <w:lang w:val="en-US" w:bidi="he-IL"/>
-        </w:rPr>
-        <w:t xml:space="preserve"> שומר את העגלה. העותק בזיכרון רק מקצר קריאה חוזרת.</w:t>
+          <w:shd w:val="clear" w:color="auto" w:fill="F0E6DA"/>
+        </w:rPr>
+        <w:t>npm run dev</w:t>
+      </w:r>
+      <w:r>
+        <w:rPr>
+          <w:rFonts w:ascii="Arial" w:hAnsi="Arial" w:cs="Arial" w:eastAsia="Arial"/>
+          <w:b w:val="0"/>
+          <w:color w:val="1F2933"/>
+          <w:sz w:val="24"/>
+          <w:szCs w:val="24"/>
+          <w:rtl w:val="1"/>
+          <w:lang w:val="en-US" w:bidi="he-IL"/>
+        </w:rPr>
+        <w:t xml:space="preserve"> — שרת על פורט 3030 וחנות על פורט 3000.</w:t>
       </w:r>
     </w:p>
     <w:p>
@@ -22227,30 +21354,6 @@
       </w:r>
       <w:r>
         <w:rPr>
-          <w:rFonts w:ascii="Arial" w:hAnsi="Arial" w:cs="Arial" w:eastAsia="Arial"/>
-          <w:b/>
-          <w:color w:val="1F2933"/>
-          <w:sz w:val="24"/>
-          <w:szCs w:val="24"/>
-          <w:rtl w:val="1"/>
-          <w:lang w:val="en-US" w:bidi="he-IL"/>
-        </w:rPr>
-        <w:t>שאילתות דשבורד במקביל.</w:t>
-      </w:r>
-      <w:r>
-        <w:rPr>
-          <w:rFonts w:ascii="Arial" w:hAnsi="Arial" w:cs="Arial" w:eastAsia="Arial"/>
-          <w:b w:val="0"/>
-          <w:color w:val="1F2933"/>
-          <w:sz w:val="24"/>
-          <w:szCs w:val="24"/>
-          <w:rtl w:val="1"/>
-          <w:lang w:val="en-US" w:bidi="he-IL"/>
-        </w:rPr>
-        <w:t xml:space="preserve"> </w:t>
-      </w:r>
-      <w:r>
-        <w:rPr>
           <w:rFonts w:ascii="Courier New" w:hAnsi="Courier New" w:cs="Courier New" w:eastAsia="Courier New"/>
           <w:b w:val="0"/>
           <w:color w:val="1F2933"/>
@@ -22260,27 +21363,194 @@
           <w:lang w:val="en-US" w:bidi="en-US"/>
           <w:shd w:val="clear" w:color="auto" w:fill="F0E6DA"/>
         </w:rPr>
-        <w:t>Promise.all</w:t>
-      </w:r>
-      <w:r>
-        <w:rPr>
-          <w:rFonts w:ascii="Arial" w:hAnsi="Arial" w:cs="Arial" w:eastAsia="Arial"/>
-          <w:b w:val="0"/>
-          <w:color w:val="1F2933"/>
-          <w:sz w:val="24"/>
-          <w:szCs w:val="24"/>
-          <w:rtl w:val="1"/>
-          <w:lang w:val="en-US" w:bidi="he-IL"/>
-        </w:rPr>
-        <w:t xml:space="preserve"> במקום שרשרת שמחברת זמני תגובה.</w:t>
+        <w:t>npx nx run-many</w:t>
+      </w:r>
+      <w:r>
+        <w:rPr>
+          <w:rFonts w:ascii="Arial" w:hAnsi="Arial" w:cs="Arial" w:eastAsia="Arial"/>
+          <w:b w:val="0"/>
+          <w:color w:val="1F2933"/>
+          <w:sz w:val="24"/>
+          <w:szCs w:val="24"/>
+          <w:rtl w:val="1"/>
+          <w:lang w:val="en-US" w:bidi="he-IL"/>
+        </w:rPr>
+        <w:t xml:space="preserve"> ל־</w:t>
+      </w:r>
+      <w:r>
+        <w:rPr>
+          <w:rFonts w:ascii="Times New Roman" w:hAnsi="Times New Roman" w:cs="Times New Roman" w:eastAsia="Times New Roman"/>
+          <w:b w:val="0"/>
+          <w:color w:val="1F2933"/>
+          <w:sz w:val="24"/>
+          <w:szCs w:val="24"/>
+          <w:rtl w:val="0"/>
+          <w:lang w:val="en-US" w:bidi="en-US"/>
+        </w:rPr>
+        <w:t>build</w:t>
+      </w:r>
+      <w:r>
+        <w:rPr>
+          <w:rFonts w:ascii="Arial" w:hAnsi="Arial" w:cs="Arial" w:eastAsia="Arial"/>
+          <w:b w:val="0"/>
+          <w:color w:val="1F2933"/>
+          <w:sz w:val="24"/>
+          <w:szCs w:val="24"/>
+          <w:rtl w:val="1"/>
+          <w:lang w:val="en-US" w:bidi="he-IL"/>
+        </w:rPr>
+        <w:t xml:space="preserve">, </w:t>
+      </w:r>
+      <w:r>
+        <w:rPr>
+          <w:rFonts w:ascii="Times New Roman" w:hAnsi="Times New Roman" w:cs="Times New Roman" w:eastAsia="Times New Roman"/>
+          <w:b w:val="0"/>
+          <w:color w:val="1F2933"/>
+          <w:sz w:val="24"/>
+          <w:szCs w:val="24"/>
+          <w:rtl w:val="0"/>
+          <w:lang w:val="en-US" w:bidi="en-US"/>
+        </w:rPr>
+        <w:t>lint</w:t>
+      </w:r>
+      <w:r>
+        <w:rPr>
+          <w:rFonts w:ascii="Arial" w:hAnsi="Arial" w:cs="Arial" w:eastAsia="Arial"/>
+          <w:b w:val="0"/>
+          <w:color w:val="1F2933"/>
+          <w:sz w:val="24"/>
+          <w:szCs w:val="24"/>
+          <w:rtl w:val="1"/>
+          <w:lang w:val="en-US" w:bidi="he-IL"/>
+        </w:rPr>
+        <w:t xml:space="preserve">, </w:t>
+      </w:r>
+      <w:r>
+        <w:rPr>
+          <w:rFonts w:ascii="Times New Roman" w:hAnsi="Times New Roman" w:cs="Times New Roman" w:eastAsia="Times New Roman"/>
+          <w:b w:val="0"/>
+          <w:color w:val="1F2933"/>
+          <w:sz w:val="24"/>
+          <w:szCs w:val="24"/>
+          <w:rtl w:val="0"/>
+          <w:lang w:val="en-US" w:bidi="en-US"/>
+        </w:rPr>
+        <w:t>test</w:t>
+      </w:r>
+      <w:r>
+        <w:rPr>
+          <w:rFonts w:ascii="Arial" w:hAnsi="Arial" w:cs="Arial" w:eastAsia="Arial"/>
+          <w:b w:val="0"/>
+          <w:color w:val="1F2933"/>
+          <w:sz w:val="24"/>
+          <w:szCs w:val="24"/>
+          <w:rtl w:val="1"/>
+          <w:lang w:val="en-US" w:bidi="he-IL"/>
+        </w:rPr>
+        <w:t xml:space="preserve"> ו־</w:t>
+      </w:r>
+      <w:r>
+        <w:rPr>
+          <w:rFonts w:ascii="Times New Roman" w:hAnsi="Times New Roman" w:cs="Times New Roman" w:eastAsia="Times New Roman"/>
+          <w:b w:val="0"/>
+          <w:color w:val="1F2933"/>
+          <w:sz w:val="24"/>
+          <w:szCs w:val="24"/>
+          <w:rtl w:val="0"/>
+          <w:lang w:val="en-US" w:bidi="en-US"/>
+        </w:rPr>
+        <w:t>typecheck</w:t>
+      </w:r>
+      <w:r>
+        <w:rPr>
+          <w:rFonts w:ascii="Arial" w:hAnsi="Arial" w:cs="Arial" w:eastAsia="Arial"/>
+          <w:b w:val="0"/>
+          <w:color w:val="1F2933"/>
+          <w:sz w:val="24"/>
+          <w:szCs w:val="24"/>
+          <w:rtl w:val="1"/>
+          <w:lang w:val="en-US" w:bidi="he-IL"/>
+        </w:rPr>
+        <w:t xml:space="preserve"> של </w:t>
+      </w:r>
+      <w:r>
+        <w:rPr>
+          <w:rFonts w:ascii="Times New Roman" w:hAnsi="Times New Roman" w:cs="Times New Roman" w:eastAsia="Times New Roman"/>
+          <w:b w:val="0"/>
+          <w:color w:val="1F2933"/>
+          <w:sz w:val="24"/>
+          <w:szCs w:val="24"/>
+          <w:rtl w:val="0"/>
+          <w:lang w:val="en-US" w:bidi="en-US"/>
+        </w:rPr>
+        <w:t>frontend</w:t>
+      </w:r>
+      <w:r>
+        <w:rPr>
+          <w:rFonts w:ascii="Arial" w:hAnsi="Arial" w:cs="Arial" w:eastAsia="Arial"/>
+          <w:b w:val="0"/>
+          <w:color w:val="1F2933"/>
+          <w:sz w:val="24"/>
+          <w:szCs w:val="24"/>
+          <w:rtl w:val="1"/>
+          <w:lang w:val="en-US" w:bidi="he-IL"/>
+        </w:rPr>
+        <w:t xml:space="preserve">, </w:t>
+      </w:r>
+      <w:r>
+        <w:rPr>
+          <w:rFonts w:ascii="Times New Roman" w:hAnsi="Times New Roman" w:cs="Times New Roman" w:eastAsia="Times New Roman"/>
+          <w:b w:val="0"/>
+          <w:color w:val="1F2933"/>
+          <w:sz w:val="24"/>
+          <w:szCs w:val="24"/>
+          <w:rtl w:val="0"/>
+          <w:lang w:val="en-US" w:bidi="en-US"/>
+        </w:rPr>
+        <w:t>backend</w:t>
+      </w:r>
+      <w:r>
+        <w:rPr>
+          <w:rFonts w:ascii="Arial" w:hAnsi="Arial" w:cs="Arial" w:eastAsia="Arial"/>
+          <w:b w:val="0"/>
+          <w:color w:val="1F2933"/>
+          <w:sz w:val="24"/>
+          <w:szCs w:val="24"/>
+          <w:rtl w:val="1"/>
+          <w:lang w:val="en-US" w:bidi="he-IL"/>
+        </w:rPr>
+        <w:t xml:space="preserve"> ו־</w:t>
+      </w:r>
+      <w:r>
+        <w:rPr>
+          <w:rFonts w:ascii="Times New Roman" w:hAnsi="Times New Roman" w:cs="Times New Roman" w:eastAsia="Times New Roman"/>
+          <w:b w:val="0"/>
+          <w:color w:val="1F2933"/>
+          <w:sz w:val="24"/>
+          <w:szCs w:val="24"/>
+          <w:rtl w:val="0"/>
+          <w:lang w:val="en-US" w:bidi="en-US"/>
+        </w:rPr>
+        <w:t>shared-types</w:t>
+      </w:r>
+      <w:r>
+        <w:rPr>
+          <w:rFonts w:ascii="Arial" w:hAnsi="Arial" w:cs="Arial" w:eastAsia="Arial"/>
+          <w:b w:val="0"/>
+          <w:color w:val="1F2933"/>
+          <w:sz w:val="24"/>
+          <w:szCs w:val="24"/>
+          <w:rtl w:val="1"/>
+          <w:lang w:val="en-US" w:bidi="he-IL"/>
+        </w:rPr>
+        <w:t>.</w:t>
       </w:r>
     </w:p>
     <w:p>
       <w:pPr>
-        <w:spacing w:line="360" w:lineRule="auto" w:after="80" w:before="0"/>
-        <w:jc w:val="right"/>
+        <w:spacing w:line="360" w:lineRule="auto" w:after="160" w:before="0"/>
+        <w:jc w:val="both"/>
         <w:bidi w:val="1"/>
-        <w:ind w:start="420" w:hanging="420"/>
       </w:pPr>
       <w:r>
         <w:rPr>
@@ -22292,230 +21562,7 @@
           <w:rtl w:val="1"/>
           <w:lang w:val="en-US" w:bidi="he-IL"/>
         </w:rPr>
-        <w:t xml:space="preserve">• </w:t>
-      </w:r>
-      <w:r>
-        <w:rPr>
-          <w:rFonts w:ascii="Arial" w:hAnsi="Arial" w:cs="Arial" w:eastAsia="Arial"/>
-          <w:b/>
-          <w:color w:val="1F2933"/>
-          <w:sz w:val="24"/>
-          <w:szCs w:val="24"/>
-          <w:rtl w:val="1"/>
-          <w:lang w:val="en-US" w:bidi="he-IL"/>
-        </w:rPr>
-        <w:t>אינדקס קטלוג.</w:t>
-      </w:r>
-      <w:r>
-        <w:rPr>
-          <w:rFonts w:ascii="Arial" w:hAnsi="Arial" w:cs="Arial" w:eastAsia="Arial"/>
-          <w:b w:val="0"/>
-          <w:color w:val="1F2933"/>
-          <w:sz w:val="24"/>
-          <w:szCs w:val="24"/>
-          <w:rtl w:val="1"/>
-          <w:lang w:val="en-US" w:bidi="he-IL"/>
-        </w:rPr>
-        <w:t xml:space="preserve"> </w:t>
-      </w:r>
-      <w:r>
-        <w:rPr>
-          <w:rFonts w:ascii="Courier New" w:hAnsi="Courier New" w:cs="Courier New" w:eastAsia="Courier New"/>
-          <w:b w:val="0"/>
-          <w:color w:val="1F2933"/>
-          <w:sz w:val="22"/>
-          <w:szCs w:val="22"/>
-          <w:rtl w:val="0"/>
-          <w:lang w:val="en-US" w:bidi="en-US"/>
-          <w:shd w:val="clear" w:color="auto" w:fill="F0E6DA"/>
-        </w:rPr>
-        <w:t>isActive</w:t>
-      </w:r>
-      <w:r>
-        <w:rPr>
-          <w:rFonts w:ascii="Arial" w:hAnsi="Arial" w:cs="Arial" w:eastAsia="Arial"/>
-          <w:b w:val="0"/>
-          <w:color w:val="1F2933"/>
-          <w:sz w:val="24"/>
-          <w:szCs w:val="24"/>
-          <w:rtl w:val="1"/>
-          <w:lang w:val="en-US" w:bidi="he-IL"/>
-        </w:rPr>
-        <w:t xml:space="preserve">, </w:t>
-      </w:r>
-      <w:r>
-        <w:rPr>
-          <w:rFonts w:ascii="Courier New" w:hAnsi="Courier New" w:cs="Courier New" w:eastAsia="Courier New"/>
-          <w:b w:val="0"/>
-          <w:color w:val="1F2933"/>
-          <w:sz w:val="22"/>
-          <w:szCs w:val="22"/>
-          <w:rtl w:val="0"/>
-          <w:lang w:val="en-US" w:bidi="en-US"/>
-          <w:shd w:val="clear" w:color="auto" w:fill="F0E6DA"/>
-        </w:rPr>
-        <w:t>stock</w:t>
-      </w:r>
-      <w:r>
-        <w:rPr>
-          <w:rFonts w:ascii="Arial" w:hAnsi="Arial" w:cs="Arial" w:eastAsia="Arial"/>
-          <w:b w:val="0"/>
-          <w:color w:val="1F2933"/>
-          <w:sz w:val="24"/>
-          <w:szCs w:val="24"/>
-          <w:rtl w:val="1"/>
-          <w:lang w:val="en-US" w:bidi="he-IL"/>
-        </w:rPr>
-        <w:t xml:space="preserve">, </w:t>
-      </w:r>
-      <w:r>
-        <w:rPr>
-          <w:rFonts w:ascii="Courier New" w:hAnsi="Courier New" w:cs="Courier New" w:eastAsia="Courier New"/>
-          <w:b w:val="0"/>
-          <w:color w:val="1F2933"/>
-          <w:sz w:val="22"/>
-          <w:szCs w:val="22"/>
-          <w:rtl w:val="0"/>
-          <w:lang w:val="en-US" w:bidi="en-US"/>
-          <w:shd w:val="clear" w:color="auto" w:fill="F0E6DA"/>
-        </w:rPr>
-        <w:t>category</w:t>
-      </w:r>
-      <w:r>
-        <w:rPr>
-          <w:rFonts w:ascii="Arial" w:hAnsi="Arial" w:cs="Arial" w:eastAsia="Arial"/>
-          <w:b w:val="0"/>
-          <w:color w:val="1F2933"/>
-          <w:sz w:val="24"/>
-          <w:szCs w:val="24"/>
-          <w:rtl w:val="1"/>
-          <w:lang w:val="en-US" w:bidi="he-IL"/>
-        </w:rPr>
-        <w:t>.</w:t>
-      </w:r>
-    </w:p>
-    <w:p>
-      <w:pPr>
-        <w:spacing w:line="360" w:lineRule="auto" w:after="80" w:before="0"/>
-        <w:jc w:val="right"/>
-        <w:bidi w:val="1"/>
-        <w:ind w:start="420" w:hanging="420"/>
-      </w:pPr>
-      <w:r>
-        <w:rPr>
-          <w:rFonts w:ascii="Arial" w:hAnsi="Arial" w:cs="Arial" w:eastAsia="Arial"/>
-          <w:b w:val="0"/>
-          <w:color w:val="1F2933"/>
-          <w:sz w:val="24"/>
-          <w:szCs w:val="24"/>
-          <w:rtl w:val="1"/>
-          <w:lang w:val="en-US" w:bidi="he-IL"/>
-        </w:rPr>
-        <w:t xml:space="preserve">• </w:t>
-      </w:r>
-      <w:r>
-        <w:rPr>
-          <w:rFonts w:ascii="Arial" w:hAnsi="Arial" w:cs="Arial" w:eastAsia="Arial"/>
-          <w:b/>
-          <w:color w:val="1F2933"/>
-          <w:sz w:val="24"/>
-          <w:szCs w:val="24"/>
-          <w:rtl w:val="1"/>
-          <w:lang w:val="en-US" w:bidi="he-IL"/>
-        </w:rPr>
-        <w:t>טרנזקציה.</w:t>
-      </w:r>
-      <w:r>
-        <w:rPr>
-          <w:rFonts w:ascii="Arial" w:hAnsi="Arial" w:cs="Arial" w:eastAsia="Arial"/>
-          <w:b w:val="0"/>
-          <w:color w:val="1F2933"/>
-          <w:sz w:val="24"/>
-          <w:szCs w:val="24"/>
-          <w:rtl w:val="1"/>
-          <w:lang w:val="en-US" w:bidi="he-IL"/>
-        </w:rPr>
-        <w:t xml:space="preserve"> קופה וביטול רצים על </w:t>
-      </w:r>
-      <w:r>
-        <w:rPr>
-          <w:rFonts w:ascii="Times New Roman" w:hAnsi="Times New Roman" w:cs="Times New Roman" w:eastAsia="Times New Roman"/>
-          <w:b w:val="0"/>
-          <w:color w:val="1F2933"/>
-          <w:sz w:val="24"/>
-          <w:szCs w:val="24"/>
-          <w:rtl w:val="0"/>
-          <w:lang w:val="en-US" w:bidi="en-US"/>
-        </w:rPr>
-        <w:t>replica set</w:t>
-      </w:r>
-      <w:r>
-        <w:rPr>
-          <w:rFonts w:ascii="Arial" w:hAnsi="Arial" w:cs="Arial" w:eastAsia="Arial"/>
-          <w:b w:val="0"/>
-          <w:color w:val="1F2933"/>
-          <w:sz w:val="24"/>
-          <w:szCs w:val="24"/>
-          <w:rtl w:val="1"/>
-          <w:lang w:val="en-US" w:bidi="he-IL"/>
-        </w:rPr>
-        <w:t>. בלי זה אי אפשר להחזיר מלאי וסטטוס יחד.</w:t>
-      </w:r>
-    </w:p>
-    <w:p>
-      <w:pPr>
-        <w:spacing w:line="360" w:lineRule="auto" w:after="80" w:before="0"/>
-        <w:jc w:val="right"/>
-        <w:bidi w:val="1"/>
-        <w:ind w:start="420" w:hanging="420"/>
-      </w:pPr>
-      <w:r>
-        <w:rPr>
-          <w:rFonts w:ascii="Arial" w:hAnsi="Arial" w:cs="Arial" w:eastAsia="Arial"/>
-          <w:b w:val="0"/>
-          <w:color w:val="1F2933"/>
-          <w:sz w:val="24"/>
-          <w:szCs w:val="24"/>
-          <w:rtl w:val="1"/>
-          <w:lang w:val="en-US" w:bidi="he-IL"/>
-        </w:rPr>
-        <w:t xml:space="preserve">• </w:t>
-      </w:r>
-      <w:r>
-        <w:rPr>
-          <w:rFonts w:ascii="Times New Roman" w:hAnsi="Times New Roman" w:cs="Times New Roman" w:eastAsia="Times New Roman"/>
-          <w:b/>
-          <w:color w:val="1F2933"/>
-          <w:sz w:val="24"/>
-          <w:szCs w:val="24"/>
-          <w:rtl w:val="0"/>
-          <w:lang w:val="en-US" w:bidi="en-US"/>
-        </w:rPr>
-        <w:t>Idempotency</w:t>
-      </w:r>
-      <w:r>
-        <w:rPr>
-          <w:rFonts w:ascii="Arial" w:hAnsi="Arial" w:cs="Arial" w:eastAsia="Arial"/>
-          <w:b/>
-          <w:color w:val="1F2933"/>
-          <w:sz w:val="24"/>
-          <w:szCs w:val="24"/>
-          <w:rtl w:val="1"/>
-          <w:lang w:val="en-US" w:bidi="he-IL"/>
-        </w:rPr>
-        <w:t>.</w:t>
-      </w:r>
-      <w:r>
-        <w:rPr>
-          <w:rFonts w:ascii="Arial" w:hAnsi="Arial" w:cs="Arial" w:eastAsia="Arial"/>
-          <w:b w:val="0"/>
-          <w:color w:val="1F2933"/>
-          <w:sz w:val="24"/>
-          <w:szCs w:val="24"/>
-          <w:rtl w:val="1"/>
-          <w:lang w:val="en-US" w:bidi="he-IL"/>
-        </w:rPr>
-        <w:t xml:space="preserve"> מפתח הקופה נשמר 24 שעות ומונע הזמנה כפולה ברשת לא יציבה.</w:t>
+        <w:t>בהפעלה אפשר להוסיף חשבון מנהל אחד ושני חשבונות לקוח. הם נוצרים כשמוגדרים גם האימייל וגם הסיסמה.</w:t>
       </w:r>
     </w:p>
     <w:tbl>
@@ -22555,15 +21602,15 @@
             </w:pPr>
             <w:r>
               <w:rPr>
-                <w:rFonts w:ascii="Times New Roman" w:hAnsi="Times New Roman" w:cs="Times New Roman" w:eastAsia="Times New Roman"/>
+                <w:rFonts w:ascii="Arial" w:hAnsi="Arial" w:cs="Arial" w:eastAsia="Arial"/>
                 <w:b/>
                 <w:color w:val="1F2933"/>
                 <w:sz w:val="22"/>
                 <w:szCs w:val="22"/>
-                <w:rtl w:val="0"/>
-                <w:lang w:val="en-US" w:bidi="en-US"/>
-              </w:rPr>
-              <w:t>Pattern</w:t>
+                <w:rtl w:val="1"/>
+                <w:lang w:val="en-US" w:bidi="he-IL"/>
+              </w:rPr>
+              <w:t>תפקיד</w:t>
             </w:r>
           </w:p>
         </w:tc>
@@ -22595,7 +21642,7 @@
                 <w:rtl w:val="1"/>
                 <w:lang w:val="en-US" w:bidi="he-IL"/>
               </w:rPr>
-              <w:t>היכן במערכת</w:t>
+              <w:t>אימייל</w:t>
             </w:r>
           </w:p>
         </w:tc>
@@ -22627,7 +21674,7 @@
                 <w:rtl w:val="1"/>
                 <w:lang w:val="en-US" w:bidi="he-IL"/>
               </w:rPr>
-              <w:t>לאיזה צורך</w:t>
+              <w:t>סיסמה</w:t>
             </w:r>
           </w:p>
         </w:tc>
@@ -22652,15 +21699,15 @@
             </w:pPr>
             <w:r>
               <w:rPr>
-                <w:rFonts w:ascii="Times New Roman" w:hAnsi="Times New Roman" w:cs="Times New Roman" w:eastAsia="Times New Roman"/>
+                <w:rFonts w:ascii="Arial" w:hAnsi="Arial" w:cs="Arial" w:eastAsia="Arial"/>
                 <w:b w:val="0"/>
                 <w:color w:val="1F2933"/>
                 <w:sz w:val="22"/>
                 <w:szCs w:val="22"/>
-                <w:rtl w:val="0"/>
-                <w:lang w:val="en-US" w:bidi="en-US"/>
-              </w:rPr>
-              <w:t>Layered Architecture</w:t>
+                <w:rtl w:val="1"/>
+                <w:lang w:val="en-US" w:bidi="he-IL"/>
+              </w:rPr>
+              <w:t>מנהל</w:t>
             </w:r>
           </w:p>
         </w:tc>
@@ -22683,63 +21730,16 @@
             </w:pPr>
             <w:r>
               <w:rPr>
-                <w:rFonts w:ascii="Times New Roman" w:hAnsi="Times New Roman" w:cs="Times New Roman" w:eastAsia="Times New Roman"/>
+                <w:rFonts w:ascii="Courier New" w:hAnsi="Courier New" w:cs="Courier New" w:eastAsia="Courier New"/>
                 <w:b w:val="0"/>
                 <w:color w:val="1F2933"/>
                 <w:sz w:val="22"/>
                 <w:szCs w:val="22"/>
                 <w:rtl w:val="0"/>
                 <w:lang w:val="en-US" w:bidi="en-US"/>
-              </w:rPr>
-              <w:t>Controller</w:t>
-            </w:r>
-            <w:r>
-              <w:rPr>
-                <w:rFonts w:ascii="Arial" w:hAnsi="Arial" w:cs="Arial" w:eastAsia="Arial"/>
-                <w:b w:val="0"/>
-                <w:color w:val="1F2933"/>
-                <w:sz w:val="22"/>
-                <w:szCs w:val="22"/>
-                <w:rtl w:val="1"/>
-                <w:lang w:val="en-US" w:bidi="he-IL"/>
-              </w:rPr>
-              <w:t xml:space="preserve"> ← </w:t>
-            </w:r>
-            <w:r>
-              <w:rPr>
-                <w:rFonts w:ascii="Times New Roman" w:hAnsi="Times New Roman" w:cs="Times New Roman" w:eastAsia="Times New Roman"/>
-                <w:b w:val="0"/>
-                <w:color w:val="1F2933"/>
-                <w:sz w:val="22"/>
-                <w:szCs w:val="22"/>
-                <w:rtl w:val="0"/>
-                <w:lang w:val="en-US" w:bidi="en-US"/>
-              </w:rPr>
-              <w:t>Service</w:t>
-            </w:r>
-            <w:r>
-              <w:rPr>
-                <w:rFonts w:ascii="Arial" w:hAnsi="Arial" w:cs="Arial" w:eastAsia="Arial"/>
-                <w:b w:val="0"/>
-                <w:color w:val="1F2933"/>
-                <w:sz w:val="22"/>
-                <w:szCs w:val="22"/>
-                <w:rtl w:val="1"/>
-                <w:lang w:val="en-US" w:bidi="he-IL"/>
-              </w:rPr>
-              <w:t xml:space="preserve"> ← </w:t>
-            </w:r>
-            <w:r>
-              <w:rPr>
-                <w:rFonts w:ascii="Times New Roman" w:hAnsi="Times New Roman" w:cs="Times New Roman" w:eastAsia="Times New Roman"/>
-                <w:b w:val="0"/>
-                <w:color w:val="1F2933"/>
-                <w:sz w:val="22"/>
-                <w:szCs w:val="22"/>
-                <w:rtl w:val="0"/>
-                <w:lang w:val="en-US" w:bidi="en-US"/>
-              </w:rPr>
-              <w:t>Model</w:t>
+                <w:shd w:val="clear" w:color="auto" w:fill="F0E6DA"/>
+              </w:rPr>
+              <w:t>avivedri3@gmail.com</w:t>
             </w:r>
           </w:p>
         </w:tc>
@@ -22762,27 +21762,16 @@
             </w:pPr>
             <w:r>
               <w:rPr>
-                <w:rFonts w:ascii="Arial" w:hAnsi="Arial" w:cs="Arial" w:eastAsia="Arial"/>
-                <w:b w:val="0"/>
-                <w:color w:val="1F2933"/>
-                <w:sz w:val="22"/>
-                <w:szCs w:val="22"/>
-                <w:rtl w:val="1"/>
-                <w:lang w:val="en-US" w:bidi="he-IL"/>
-              </w:rPr>
-              <w:t xml:space="preserve">בדיקת הלוגיקה בלי </w:t>
-            </w:r>
-            <w:r>
-              <w:rPr>
-                <w:rFonts w:ascii="Times New Roman" w:hAnsi="Times New Roman" w:cs="Times New Roman" w:eastAsia="Times New Roman"/>
+                <w:rFonts w:ascii="Courier New" w:hAnsi="Courier New" w:cs="Courier New" w:eastAsia="Courier New"/>
                 <w:b w:val="0"/>
                 <w:color w:val="1F2933"/>
                 <w:sz w:val="22"/>
                 <w:szCs w:val="22"/>
                 <w:rtl w:val="0"/>
                 <w:lang w:val="en-US" w:bidi="en-US"/>
-              </w:rPr>
-              <w:t>HTTP</w:t>
+                <w:shd w:val="clear" w:color="auto" w:fill="F0E6DA"/>
+              </w:rPr>
+              <w:t>AvivAdmin2026!</w:t>
             </w:r>
           </w:p>
         </w:tc>
@@ -22807,15 +21796,15 @@
             </w:pPr>
             <w:r>
               <w:rPr>
-                <w:rFonts w:ascii="Times New Roman" w:hAnsi="Times New Roman" w:cs="Times New Roman" w:eastAsia="Times New Roman"/>
+                <w:rFonts w:ascii="Arial" w:hAnsi="Arial" w:cs="Arial" w:eastAsia="Arial"/>
                 <w:b w:val="0"/>
                 <w:color w:val="1F2933"/>
                 <w:sz w:val="22"/>
                 <w:szCs w:val="22"/>
-                <w:rtl w:val="0"/>
-                <w:lang w:val="en-US" w:bidi="en-US"/>
-              </w:rPr>
-              <w:t>Envelope</w:t>
+                <w:rtl w:val="1"/>
+                <w:lang w:val="en-US" w:bidi="he-IL"/>
+              </w:rPr>
+              <w:t>לקוח</w:t>
             </w:r>
           </w:p>
         </w:tc>
@@ -22847,7 +21836,7 @@
                 <w:lang w:val="en-US" w:bidi="en-US"/>
                 <w:shd w:val="clear" w:color="auto" w:fill="F0E6DA"/>
               </w:rPr>
-              <w:t>common/http.ts</w:t>
+              <w:t>demo.maya@bloomstore.com</w:t>
             </w:r>
           </w:p>
         </w:tc>
@@ -22870,15 +21859,16 @@
             </w:pPr>
             <w:r>
               <w:rPr>
-                <w:rFonts w:ascii="Arial" w:hAnsi="Arial" w:cs="Arial" w:eastAsia="Arial"/>
+                <w:rFonts w:ascii="Courier New" w:hAnsi="Courier New" w:cs="Courier New" w:eastAsia="Courier New"/>
                 <w:b w:val="0"/>
                 <w:color w:val="1F2933"/>
                 <w:sz w:val="22"/>
                 <w:szCs w:val="22"/>
-                <w:rtl w:val="1"/>
-                <w:lang w:val="en-US" w:bidi="he-IL"/>
-              </w:rPr>
-              <w:t>תשובות אחידות ללקוח</w:t>
+                <w:rtl w:val="0"/>
+                <w:lang w:val="en-US" w:bidi="en-US"/>
+                <w:shd w:val="clear" w:color="auto" w:fill="F0E6DA"/>
+              </w:rPr>
+              <w:t>DemoMaya2026!</w:t>
             </w:r>
           </w:p>
         </w:tc>
@@ -22903,15 +21893,15 @@
             </w:pPr>
             <w:r>
               <w:rPr>
-                <w:rFonts w:ascii="Times New Roman" w:hAnsi="Times New Roman" w:cs="Times New Roman" w:eastAsia="Times New Roman"/>
+                <w:rFonts w:ascii="Arial" w:hAnsi="Arial" w:cs="Arial" w:eastAsia="Arial"/>
                 <w:b w:val="0"/>
                 <w:color w:val="1F2933"/>
                 <w:sz w:val="22"/>
                 <w:szCs w:val="22"/>
-                <w:rtl w:val="0"/>
-                <w:lang w:val="en-US" w:bidi="en-US"/>
-              </w:rPr>
-              <w:t>Price Snapshot</w:t>
+                <w:rtl w:val="1"/>
+                <w:lang w:val="en-US" w:bidi="he-IL"/>
+              </w:rPr>
+              <w:t>לקוח</w:t>
             </w:r>
           </w:p>
         </w:tc>
@@ -22943,7 +21933,7 @@
                 <w:lang w:val="en-US" w:bidi="en-US"/>
                 <w:shd w:val="clear" w:color="auto" w:fill="F0E6DA"/>
               </w:rPr>
-              <w:t>orders.service.ts</w:t>
+              <w:t>demo.alex@bloomstore.com</w:t>
             </w:r>
           </w:p>
         </w:tc>
@@ -22966,70 +21956,6 @@
             </w:pPr>
             <w:r>
               <w:rPr>
-                <w:rFonts w:ascii="Arial" w:hAnsi="Arial" w:cs="Arial" w:eastAsia="Arial"/>
-                <w:b w:val="0"/>
-                <w:color w:val="1F2933"/>
-                <w:sz w:val="22"/>
-                <w:szCs w:val="22"/>
-                <w:rtl w:val="1"/>
-                <w:lang w:val="en-US" w:bidi="he-IL"/>
-              </w:rPr>
-              <w:t>נעילת מחיר ושם בשורת ההזמנה</w:t>
-            </w:r>
-          </w:p>
-        </w:tc>
-      </w:tr>
-      <w:tr>
-        <w:tc>
-          <w:tcPr>
-            <w:tcW w:type="dxa" w:w="2929"/>
-            <w:vAlign w:val="top"/>
-            <w:tcBorders>
-              <w:top w:val="single" w:sz="4" w:space="0" w:color="1F2933"/>
-              <w:left w:val="single" w:sz="4" w:space="0" w:color="1F2933"/>
-              <w:bottom w:val="single" w:sz="4" w:space="0" w:color="1F2933"/>
-              <w:right w:val="single" w:sz="4" w:space="0" w:color="1F2933"/>
-            </w:tcBorders>
-          </w:tcPr>
-          <w:p>
-            <w:pPr>
-              <w:spacing w:before="40" w:after="40" w:line="259" w:lineRule="auto"/>
-              <w:jc w:val="right"/>
-              <w:bidi w:val="1"/>
-            </w:pPr>
-            <w:r>
-              <w:rPr>
-                <w:rFonts w:ascii="Times New Roman" w:hAnsi="Times New Roman" w:cs="Times New Roman" w:eastAsia="Times New Roman"/>
-                <w:b w:val="0"/>
-                <w:color w:val="1F2933"/>
-                <w:sz w:val="22"/>
-                <w:szCs w:val="22"/>
-                <w:rtl w:val="0"/>
-                <w:lang w:val="en-US" w:bidi="en-US"/>
-              </w:rPr>
-              <w:t>Write-Through Cache</w:t>
-            </w:r>
-          </w:p>
-        </w:tc>
-        <w:tc>
-          <w:tcPr>
-            <w:tcW w:type="dxa" w:w="2929"/>
-            <w:vAlign w:val="top"/>
-            <w:tcBorders>
-              <w:top w:val="single" w:sz="4" w:space="0" w:color="1F2933"/>
-              <w:left w:val="single" w:sz="4" w:space="0" w:color="1F2933"/>
-              <w:bottom w:val="single" w:sz="4" w:space="0" w:color="1F2933"/>
-              <w:right w:val="single" w:sz="4" w:space="0" w:color="1F2933"/>
-            </w:tcBorders>
-          </w:tcPr>
-          <w:p>
-            <w:pPr>
-              <w:spacing w:before="40" w:after="40" w:line="259" w:lineRule="auto"/>
-              <w:jc w:val="right"/>
-              <w:bidi w:val="1"/>
-            </w:pPr>
-            <w:r>
-              <w:rPr>
                 <w:rFonts w:ascii="Courier New" w:hAnsi="Courier New" w:cs="Courier New" w:eastAsia="Courier New"/>
                 <w:b w:val="0"/>
                 <w:color w:val="1F2933"/>
@@ -23039,783 +21965,7 @@
                 <w:lang w:val="en-US" w:bidi="en-US"/>
                 <w:shd w:val="clear" w:color="auto" w:fill="F0E6DA"/>
               </w:rPr>
-              <w:t>carts.service.ts</w:t>
-            </w:r>
-            <w:r>
-              <w:rPr>
-                <w:rFonts w:ascii="Arial" w:hAnsi="Arial" w:cs="Arial" w:eastAsia="Arial"/>
-                <w:b w:val="0"/>
-                <w:color w:val="1F2933"/>
-                <w:sz w:val="22"/>
-                <w:szCs w:val="22"/>
-                <w:rtl w:val="1"/>
-                <w:lang w:val="en-US" w:bidi="he-IL"/>
-              </w:rPr>
-              <w:t xml:space="preserve"> + </w:t>
-            </w:r>
-            <w:r>
-              <w:rPr>
-                <w:rFonts w:ascii="Courier New" w:hAnsi="Courier New" w:cs="Courier New" w:eastAsia="Courier New"/>
-                <w:b w:val="0"/>
-                <w:color w:val="1F2933"/>
-                <w:sz w:val="22"/>
-                <w:szCs w:val="22"/>
-                <w:rtl w:val="0"/>
-                <w:lang w:val="en-US" w:bidi="en-US"/>
-                <w:shd w:val="clear" w:color="auto" w:fill="F0E6DA"/>
-              </w:rPr>
-              <w:t>cache.service.ts</w:t>
-            </w:r>
-          </w:p>
-        </w:tc>
-        <w:tc>
-          <w:tcPr>
-            <w:tcW w:type="dxa" w:w="2929"/>
-            <w:vAlign w:val="top"/>
-            <w:tcBorders>
-              <w:top w:val="single" w:sz="4" w:space="0" w:color="1F2933"/>
-              <w:left w:val="single" w:sz="4" w:space="0" w:color="1F2933"/>
-              <w:bottom w:val="single" w:sz="4" w:space="0" w:color="1F2933"/>
-              <w:right w:val="single" w:sz="4" w:space="0" w:color="1F2933"/>
-            </w:tcBorders>
-          </w:tcPr>
-          <w:p>
-            <w:pPr>
-              <w:spacing w:before="40" w:after="40" w:line="259" w:lineRule="auto"/>
-              <w:jc w:val="right"/>
-              <w:bidi w:val="1"/>
-            </w:pPr>
-            <w:r>
-              <w:rPr>
-                <w:rFonts w:ascii="Arial" w:hAnsi="Arial" w:cs="Arial" w:eastAsia="Arial"/>
-                <w:b w:val="0"/>
-                <w:color w:val="1F2933"/>
-                <w:sz w:val="22"/>
-                <w:szCs w:val="22"/>
-                <w:rtl w:val="1"/>
-                <w:lang w:val="en-US" w:bidi="he-IL"/>
-              </w:rPr>
-              <w:t>קריאה מהירה בלי לוותר על המסד</w:t>
-            </w:r>
-          </w:p>
-        </w:tc>
-      </w:tr>
-      <w:tr>
-        <w:tc>
-          <w:tcPr>
-            <w:tcW w:type="dxa" w:w="2929"/>
-            <w:vAlign w:val="top"/>
-            <w:tcBorders>
-              <w:top w:val="single" w:sz="4" w:space="0" w:color="1F2933"/>
-              <w:left w:val="single" w:sz="4" w:space="0" w:color="1F2933"/>
-              <w:bottom w:val="single" w:sz="4" w:space="0" w:color="1F2933"/>
-              <w:right w:val="single" w:sz="4" w:space="0" w:color="1F2933"/>
-            </w:tcBorders>
-          </w:tcPr>
-          <w:p>
-            <w:pPr>
-              <w:spacing w:before="40" w:after="40" w:line="259" w:lineRule="auto"/>
-              <w:jc w:val="right"/>
-              <w:bidi w:val="1"/>
-            </w:pPr>
-            <w:r>
-              <w:rPr>
-                <w:rFonts w:ascii="Times New Roman" w:hAnsi="Times New Roman" w:cs="Times New Roman" w:eastAsia="Times New Roman"/>
-                <w:b w:val="0"/>
-                <w:color w:val="1F2933"/>
-                <w:sz w:val="22"/>
-                <w:szCs w:val="22"/>
-                <w:rtl w:val="0"/>
-                <w:lang w:val="en-US" w:bidi="en-US"/>
-              </w:rPr>
-              <w:t>State Machine</w:t>
-            </w:r>
-          </w:p>
-        </w:tc>
-        <w:tc>
-          <w:tcPr>
-            <w:tcW w:type="dxa" w:w="2929"/>
-            <w:vAlign w:val="top"/>
-            <w:tcBorders>
-              <w:top w:val="single" w:sz="4" w:space="0" w:color="1F2933"/>
-              <w:left w:val="single" w:sz="4" w:space="0" w:color="1F2933"/>
-              <w:bottom w:val="single" w:sz="4" w:space="0" w:color="1F2933"/>
-              <w:right w:val="single" w:sz="4" w:space="0" w:color="1F2933"/>
-            </w:tcBorders>
-          </w:tcPr>
-          <w:p>
-            <w:pPr>
-              <w:spacing w:before="40" w:after="40" w:line="259" w:lineRule="auto"/>
-              <w:jc w:val="right"/>
-              <w:bidi w:val="1"/>
-            </w:pPr>
-            <w:r>
-              <w:rPr>
-                <w:rFonts w:ascii="Courier New" w:hAnsi="Courier New" w:cs="Courier New" w:eastAsia="Courier New"/>
-                <w:b w:val="0"/>
-                <w:color w:val="1F2933"/>
-                <w:sz w:val="22"/>
-                <w:szCs w:val="22"/>
-                <w:rtl w:val="0"/>
-                <w:lang w:val="en-US" w:bidi="en-US"/>
-                <w:shd w:val="clear" w:color="auto" w:fill="F0E6DA"/>
-              </w:rPr>
-              <w:t>canTransition</w:t>
-            </w:r>
-            <w:r>
-              <w:rPr>
-                <w:rFonts w:ascii="Arial" w:hAnsi="Arial" w:cs="Arial" w:eastAsia="Arial"/>
-                <w:b w:val="0"/>
-                <w:color w:val="1F2933"/>
-                <w:sz w:val="22"/>
-                <w:szCs w:val="22"/>
-                <w:rtl w:val="1"/>
-                <w:lang w:val="en-US" w:bidi="he-IL"/>
-              </w:rPr>
-              <w:t xml:space="preserve"> ב־</w:t>
-            </w:r>
-            <w:r>
-              <w:rPr>
-                <w:rFonts w:ascii="Times New Roman" w:hAnsi="Times New Roman" w:cs="Times New Roman" w:eastAsia="Times New Roman"/>
-                <w:b w:val="0"/>
-                <w:color w:val="1F2933"/>
-                <w:sz w:val="22"/>
-                <w:szCs w:val="22"/>
-                <w:rtl w:val="0"/>
-                <w:lang w:val="en-US" w:bidi="en-US"/>
-              </w:rPr>
-              <w:t>shared-types</w:t>
-            </w:r>
-          </w:p>
-        </w:tc>
-        <w:tc>
-          <w:tcPr>
-            <w:tcW w:type="dxa" w:w="2929"/>
-            <w:vAlign w:val="top"/>
-            <w:tcBorders>
-              <w:top w:val="single" w:sz="4" w:space="0" w:color="1F2933"/>
-              <w:left w:val="single" w:sz="4" w:space="0" w:color="1F2933"/>
-              <w:bottom w:val="single" w:sz="4" w:space="0" w:color="1F2933"/>
-              <w:right w:val="single" w:sz="4" w:space="0" w:color="1F2933"/>
-            </w:tcBorders>
-          </w:tcPr>
-          <w:p>
-            <w:pPr>
-              <w:spacing w:before="40" w:after="40" w:line="259" w:lineRule="auto"/>
-              <w:jc w:val="right"/>
-              <w:bidi w:val="1"/>
-            </w:pPr>
-            <w:r>
-              <w:rPr>
-                <w:rFonts w:ascii="Arial" w:hAnsi="Arial" w:cs="Arial" w:eastAsia="Arial"/>
-                <w:b w:val="0"/>
-                <w:color w:val="1F2933"/>
-                <w:sz w:val="22"/>
-                <w:szCs w:val="22"/>
-                <w:rtl w:val="1"/>
-                <w:lang w:val="en-US" w:bidi="he-IL"/>
-              </w:rPr>
-              <w:t>מעברי סטטוס חוקיים בלבד</w:t>
-            </w:r>
-          </w:p>
-        </w:tc>
-      </w:tr>
-      <w:tr>
-        <w:tc>
-          <w:tcPr>
-            <w:tcW w:type="dxa" w:w="2929"/>
-            <w:vAlign w:val="top"/>
-            <w:tcBorders>
-              <w:top w:val="single" w:sz="4" w:space="0" w:color="1F2933"/>
-              <w:left w:val="single" w:sz="4" w:space="0" w:color="1F2933"/>
-              <w:bottom w:val="single" w:sz="4" w:space="0" w:color="1F2933"/>
-              <w:right w:val="single" w:sz="4" w:space="0" w:color="1F2933"/>
-            </w:tcBorders>
-          </w:tcPr>
-          <w:p>
-            <w:pPr>
-              <w:spacing w:before="40" w:after="40" w:line="259" w:lineRule="auto"/>
-              <w:jc w:val="right"/>
-              <w:bidi w:val="1"/>
-            </w:pPr>
-            <w:r>
-              <w:rPr>
-                <w:rFonts w:ascii="Times New Roman" w:hAnsi="Times New Roman" w:cs="Times New Roman" w:eastAsia="Times New Roman"/>
-                <w:b w:val="0"/>
-                <w:color w:val="1F2933"/>
-                <w:sz w:val="22"/>
-                <w:szCs w:val="22"/>
-                <w:rtl w:val="0"/>
-                <w:lang w:val="en-US" w:bidi="en-US"/>
-              </w:rPr>
-              <w:t>Token Versioning</w:t>
-            </w:r>
-          </w:p>
-        </w:tc>
-        <w:tc>
-          <w:tcPr>
-            <w:tcW w:type="dxa" w:w="2929"/>
-            <w:vAlign w:val="top"/>
-            <w:tcBorders>
-              <w:top w:val="single" w:sz="4" w:space="0" w:color="1F2933"/>
-              <w:left w:val="single" w:sz="4" w:space="0" w:color="1F2933"/>
-              <w:bottom w:val="single" w:sz="4" w:space="0" w:color="1F2933"/>
-              <w:right w:val="single" w:sz="4" w:space="0" w:color="1F2933"/>
-            </w:tcBorders>
-          </w:tcPr>
-          <w:p>
-            <w:pPr>
-              <w:spacing w:before="40" w:after="40" w:line="259" w:lineRule="auto"/>
-              <w:jc w:val="right"/>
-              <w:bidi w:val="1"/>
-            </w:pPr>
-            <w:r>
-              <w:rPr>
-                <w:rFonts w:ascii="Courier New" w:hAnsi="Courier New" w:cs="Courier New" w:eastAsia="Courier New"/>
-                <w:b w:val="0"/>
-                <w:color w:val="1F2933"/>
-                <w:sz w:val="22"/>
-                <w:szCs w:val="22"/>
-                <w:rtl w:val="0"/>
-                <w:lang w:val="en-US" w:bidi="en-US"/>
-                <w:shd w:val="clear" w:color="auto" w:fill="F0E6DA"/>
-              </w:rPr>
-              <w:t>User.tokenVersion</w:t>
-            </w:r>
-            <w:r>
-              <w:rPr>
-                <w:rFonts w:ascii="Arial" w:hAnsi="Arial" w:cs="Arial" w:eastAsia="Arial"/>
-                <w:b w:val="0"/>
-                <w:color w:val="1F2933"/>
-                <w:sz w:val="22"/>
-                <w:szCs w:val="22"/>
-                <w:rtl w:val="1"/>
-                <w:lang w:val="en-US" w:bidi="he-IL"/>
-              </w:rPr>
-              <w:t xml:space="preserve"> + </w:t>
-            </w:r>
-            <w:r>
-              <w:rPr>
-                <w:rFonts w:ascii="Courier New" w:hAnsi="Courier New" w:cs="Courier New" w:eastAsia="Courier New"/>
-                <w:b w:val="0"/>
-                <w:color w:val="1F2933"/>
-                <w:sz w:val="22"/>
-                <w:szCs w:val="22"/>
-                <w:rtl w:val="0"/>
-                <w:lang w:val="en-US" w:bidi="en-US"/>
-                <w:shd w:val="clear" w:color="auto" w:fill="F0E6DA"/>
-              </w:rPr>
-              <w:t>TokenVersionGuard</w:t>
-            </w:r>
-          </w:p>
-        </w:tc>
-        <w:tc>
-          <w:tcPr>
-            <w:tcW w:type="dxa" w:w="2929"/>
-            <w:vAlign w:val="top"/>
-            <w:tcBorders>
-              <w:top w:val="single" w:sz="4" w:space="0" w:color="1F2933"/>
-              <w:left w:val="single" w:sz="4" w:space="0" w:color="1F2933"/>
-              <w:bottom w:val="single" w:sz="4" w:space="0" w:color="1F2933"/>
-              <w:right w:val="single" w:sz="4" w:space="0" w:color="1F2933"/>
-            </w:tcBorders>
-          </w:tcPr>
-          <w:p>
-            <w:pPr>
-              <w:spacing w:before="40" w:after="40" w:line="259" w:lineRule="auto"/>
-              <w:jc w:val="right"/>
-              <w:bidi w:val="1"/>
-            </w:pPr>
-            <w:r>
-              <w:rPr>
-                <w:rFonts w:ascii="Arial" w:hAnsi="Arial" w:cs="Arial" w:eastAsia="Arial"/>
-                <w:b w:val="0"/>
-                <w:color w:val="1F2933"/>
-                <w:sz w:val="22"/>
-                <w:szCs w:val="22"/>
-                <w:rtl w:val="1"/>
-                <w:lang w:val="en-US" w:bidi="he-IL"/>
-              </w:rPr>
-              <w:t xml:space="preserve">פסילת </w:t>
-            </w:r>
-            <w:r>
-              <w:rPr>
-                <w:rFonts w:ascii="Times New Roman" w:hAnsi="Times New Roman" w:cs="Times New Roman" w:eastAsia="Times New Roman"/>
-                <w:b w:val="0"/>
-                <w:color w:val="1F2933"/>
-                <w:sz w:val="22"/>
-                <w:szCs w:val="22"/>
-                <w:rtl w:val="0"/>
-                <w:lang w:val="en-US" w:bidi="en-US"/>
-              </w:rPr>
-              <w:t>JWT</w:t>
-            </w:r>
-            <w:r>
-              <w:rPr>
-                <w:rFonts w:ascii="Arial" w:hAnsi="Arial" w:cs="Arial" w:eastAsia="Arial"/>
-                <w:b w:val="0"/>
-                <w:color w:val="1F2933"/>
-                <w:sz w:val="22"/>
-                <w:szCs w:val="22"/>
-                <w:rtl w:val="1"/>
-                <w:lang w:val="en-US" w:bidi="he-IL"/>
-              </w:rPr>
-              <w:t xml:space="preserve"> בהתנתקות</w:t>
-            </w:r>
-          </w:p>
-        </w:tc>
-      </w:tr>
-      <w:tr>
-        <w:tc>
-          <w:tcPr>
-            <w:tcW w:type="dxa" w:w="2929"/>
-            <w:vAlign w:val="top"/>
-            <w:tcBorders>
-              <w:top w:val="single" w:sz="4" w:space="0" w:color="1F2933"/>
-              <w:left w:val="single" w:sz="4" w:space="0" w:color="1F2933"/>
-              <w:bottom w:val="single" w:sz="4" w:space="0" w:color="1F2933"/>
-              <w:right w:val="single" w:sz="4" w:space="0" w:color="1F2933"/>
-            </w:tcBorders>
-          </w:tcPr>
-          <w:p>
-            <w:pPr>
-              <w:spacing w:before="40" w:after="40" w:line="259" w:lineRule="auto"/>
-              <w:jc w:val="right"/>
-              <w:bidi w:val="1"/>
-            </w:pPr>
-            <w:r>
-              <w:rPr>
-                <w:rFonts w:ascii="Times New Roman" w:hAnsi="Times New Roman" w:cs="Times New Roman" w:eastAsia="Times New Roman"/>
-                <w:b w:val="0"/>
-                <w:color w:val="1F2933"/>
-                <w:sz w:val="22"/>
-                <w:szCs w:val="22"/>
-                <w:rtl w:val="0"/>
-                <w:lang w:val="en-US" w:bidi="en-US"/>
-              </w:rPr>
-              <w:t>Account Lockout</w:t>
-            </w:r>
-          </w:p>
-        </w:tc>
-        <w:tc>
-          <w:tcPr>
-            <w:tcW w:type="dxa" w:w="2929"/>
-            <w:vAlign w:val="top"/>
-            <w:tcBorders>
-              <w:top w:val="single" w:sz="4" w:space="0" w:color="1F2933"/>
-              <w:left w:val="single" w:sz="4" w:space="0" w:color="1F2933"/>
-              <w:bottom w:val="single" w:sz="4" w:space="0" w:color="1F2933"/>
-              <w:right w:val="single" w:sz="4" w:space="0" w:color="1F2933"/>
-            </w:tcBorders>
-          </w:tcPr>
-          <w:p>
-            <w:pPr>
-              <w:spacing w:before="40" w:after="40" w:line="259" w:lineRule="auto"/>
-              <w:jc w:val="right"/>
-              <w:bidi w:val="1"/>
-            </w:pPr>
-            <w:r>
-              <w:rPr>
-                <w:rFonts w:ascii="Courier New" w:hAnsi="Courier New" w:cs="Courier New" w:eastAsia="Courier New"/>
-                <w:b w:val="0"/>
-                <w:color w:val="1F2933"/>
-                <w:sz w:val="22"/>
-                <w:szCs w:val="22"/>
-                <w:rtl w:val="0"/>
-                <w:lang w:val="en-US" w:bidi="en-US"/>
-                <w:shd w:val="clear" w:color="auto" w:fill="F0E6DA"/>
-              </w:rPr>
-              <w:t>AuthService.login</w:t>
-            </w:r>
-          </w:p>
-        </w:tc>
-        <w:tc>
-          <w:tcPr>
-            <w:tcW w:type="dxa" w:w="2929"/>
-            <w:vAlign w:val="top"/>
-            <w:tcBorders>
-              <w:top w:val="single" w:sz="4" w:space="0" w:color="1F2933"/>
-              <w:left w:val="single" w:sz="4" w:space="0" w:color="1F2933"/>
-              <w:bottom w:val="single" w:sz="4" w:space="0" w:color="1F2933"/>
-              <w:right w:val="single" w:sz="4" w:space="0" w:color="1F2933"/>
-            </w:tcBorders>
-          </w:tcPr>
-          <w:p>
-            <w:pPr>
-              <w:spacing w:before="40" w:after="40" w:line="259" w:lineRule="auto"/>
-              <w:jc w:val="right"/>
-              <w:bidi w:val="1"/>
-            </w:pPr>
-            <w:r>
-              <w:rPr>
-                <w:rFonts w:ascii="Arial" w:hAnsi="Arial" w:cs="Arial" w:eastAsia="Arial"/>
-                <w:b w:val="0"/>
-                <w:color w:val="1F2933"/>
-                <w:sz w:val="22"/>
-                <w:szCs w:val="22"/>
-                <w:rtl w:val="1"/>
-                <w:lang w:val="en-US" w:bidi="he-IL"/>
-              </w:rPr>
-              <w:t>חמישה כישלונות, ואז 423 ל-15 דקות</w:t>
-            </w:r>
-          </w:p>
-        </w:tc>
-      </w:tr>
-      <w:tr>
-        <w:tc>
-          <w:tcPr>
-            <w:tcW w:type="dxa" w:w="2929"/>
-            <w:vAlign w:val="top"/>
-            <w:tcBorders>
-              <w:top w:val="single" w:sz="4" w:space="0" w:color="1F2933"/>
-              <w:left w:val="single" w:sz="4" w:space="0" w:color="1F2933"/>
-              <w:bottom w:val="single" w:sz="4" w:space="0" w:color="1F2933"/>
-              <w:right w:val="single" w:sz="4" w:space="0" w:color="1F2933"/>
-            </w:tcBorders>
-          </w:tcPr>
-          <w:p>
-            <w:pPr>
-              <w:spacing w:before="40" w:after="40" w:line="259" w:lineRule="auto"/>
-              <w:jc w:val="right"/>
-              <w:bidi w:val="1"/>
-            </w:pPr>
-            <w:r>
-              <w:rPr>
-                <w:rFonts w:ascii="Times New Roman" w:hAnsi="Times New Roman" w:cs="Times New Roman" w:eastAsia="Times New Roman"/>
-                <w:b w:val="0"/>
-                <w:color w:val="1F2933"/>
-                <w:sz w:val="22"/>
-                <w:szCs w:val="22"/>
-                <w:rtl w:val="0"/>
-                <w:lang w:val="en-US" w:bidi="en-US"/>
-              </w:rPr>
-              <w:t>Idempotency</w:t>
-            </w:r>
-          </w:p>
-        </w:tc>
-        <w:tc>
-          <w:tcPr>
-            <w:tcW w:type="dxa" w:w="2929"/>
-            <w:vAlign w:val="top"/>
-            <w:tcBorders>
-              <w:top w:val="single" w:sz="4" w:space="0" w:color="1F2933"/>
-              <w:left w:val="single" w:sz="4" w:space="0" w:color="1F2933"/>
-              <w:bottom w:val="single" w:sz="4" w:space="0" w:color="1F2933"/>
-              <w:right w:val="single" w:sz="4" w:space="0" w:color="1F2933"/>
-            </w:tcBorders>
-          </w:tcPr>
-          <w:p>
-            <w:pPr>
-              <w:spacing w:before="40" w:after="40" w:line="259" w:lineRule="auto"/>
-              <w:jc w:val="right"/>
-              <w:bidi w:val="1"/>
-            </w:pPr>
-            <w:r>
-              <w:rPr>
-                <w:rFonts w:ascii="Courier New" w:hAnsi="Courier New" w:cs="Courier New" w:eastAsia="Courier New"/>
-                <w:b w:val="0"/>
-                <w:color w:val="1F2933"/>
-                <w:sz w:val="22"/>
-                <w:szCs w:val="22"/>
-                <w:rtl w:val="0"/>
-                <w:lang w:val="en-US" w:bidi="en-US"/>
-                <w:shd w:val="clear" w:color="auto" w:fill="F0E6DA"/>
-              </w:rPr>
-              <w:t>idempotencykeys</w:t>
-            </w:r>
-          </w:p>
-        </w:tc>
-        <w:tc>
-          <w:tcPr>
-            <w:tcW w:type="dxa" w:w="2929"/>
-            <w:vAlign w:val="top"/>
-            <w:tcBorders>
-              <w:top w:val="single" w:sz="4" w:space="0" w:color="1F2933"/>
-              <w:left w:val="single" w:sz="4" w:space="0" w:color="1F2933"/>
-              <w:bottom w:val="single" w:sz="4" w:space="0" w:color="1F2933"/>
-              <w:right w:val="single" w:sz="4" w:space="0" w:color="1F2933"/>
-            </w:tcBorders>
-          </w:tcPr>
-          <w:p>
-            <w:pPr>
-              <w:spacing w:before="40" w:after="40" w:line="259" w:lineRule="auto"/>
-              <w:jc w:val="right"/>
-              <w:bidi w:val="1"/>
-            </w:pPr>
-            <w:r>
-              <w:rPr>
-                <w:rFonts w:ascii="Arial" w:hAnsi="Arial" w:cs="Arial" w:eastAsia="Arial"/>
-                <w:b w:val="0"/>
-                <w:color w:val="1F2933"/>
-                <w:sz w:val="22"/>
-                <w:szCs w:val="22"/>
-                <w:rtl w:val="1"/>
-                <w:lang w:val="en-US" w:bidi="he-IL"/>
-              </w:rPr>
-              <w:t>מניעת הזמנה כפולה</w:t>
-            </w:r>
-          </w:p>
-        </w:tc>
-      </w:tr>
-      <w:tr>
-        <w:tc>
-          <w:tcPr>
-            <w:tcW w:type="dxa" w:w="2929"/>
-            <w:vAlign w:val="top"/>
-            <w:tcBorders>
-              <w:top w:val="single" w:sz="4" w:space="0" w:color="1F2933"/>
-              <w:left w:val="single" w:sz="4" w:space="0" w:color="1F2933"/>
-              <w:bottom w:val="single" w:sz="4" w:space="0" w:color="1F2933"/>
-              <w:right w:val="single" w:sz="4" w:space="0" w:color="1F2933"/>
-            </w:tcBorders>
-          </w:tcPr>
-          <w:p>
-            <w:pPr>
-              <w:spacing w:before="40" w:after="40" w:line="259" w:lineRule="auto"/>
-              <w:jc w:val="right"/>
-              <w:bidi w:val="1"/>
-            </w:pPr>
-            <w:r>
-              <w:rPr>
-                <w:rFonts w:ascii="Times New Roman" w:hAnsi="Times New Roman" w:cs="Times New Roman" w:eastAsia="Times New Roman"/>
-                <w:b w:val="0"/>
-                <w:color w:val="1F2933"/>
-                <w:sz w:val="22"/>
-                <w:szCs w:val="22"/>
-                <w:rtl w:val="0"/>
-                <w:lang w:val="en-US" w:bidi="en-US"/>
-              </w:rPr>
-              <w:t>Soft Delete</w:t>
-            </w:r>
-          </w:p>
-        </w:tc>
-        <w:tc>
-          <w:tcPr>
-            <w:tcW w:type="dxa" w:w="2929"/>
-            <w:vAlign w:val="top"/>
-            <w:tcBorders>
-              <w:top w:val="single" w:sz="4" w:space="0" w:color="1F2933"/>
-              <w:left w:val="single" w:sz="4" w:space="0" w:color="1F2933"/>
-              <w:bottom w:val="single" w:sz="4" w:space="0" w:color="1F2933"/>
-              <w:right w:val="single" w:sz="4" w:space="0" w:color="1F2933"/>
-            </w:tcBorders>
-          </w:tcPr>
-          <w:p>
-            <w:pPr>
-              <w:spacing w:before="40" w:after="40" w:line="259" w:lineRule="auto"/>
-              <w:jc w:val="right"/>
-              <w:bidi w:val="1"/>
-            </w:pPr>
-            <w:r>
-              <w:rPr>
-                <w:rFonts w:ascii="Courier New" w:hAnsi="Courier New" w:cs="Courier New" w:eastAsia="Courier New"/>
-                <w:b w:val="0"/>
-                <w:color w:val="1F2933"/>
-                <w:sz w:val="22"/>
-                <w:szCs w:val="22"/>
-                <w:rtl w:val="0"/>
-                <w:lang w:val="en-US" w:bidi="en-US"/>
-                <w:shd w:val="clear" w:color="auto" w:fill="F0E6DA"/>
-              </w:rPr>
-              <w:t>Product.isActive</w:t>
-            </w:r>
-          </w:p>
-        </w:tc>
-        <w:tc>
-          <w:tcPr>
-            <w:tcW w:type="dxa" w:w="2929"/>
-            <w:vAlign w:val="top"/>
-            <w:tcBorders>
-              <w:top w:val="single" w:sz="4" w:space="0" w:color="1F2933"/>
-              <w:left w:val="single" w:sz="4" w:space="0" w:color="1F2933"/>
-              <w:bottom w:val="single" w:sz="4" w:space="0" w:color="1F2933"/>
-              <w:right w:val="single" w:sz="4" w:space="0" w:color="1F2933"/>
-            </w:tcBorders>
-          </w:tcPr>
-          <w:p>
-            <w:pPr>
-              <w:spacing w:before="40" w:after="40" w:line="259" w:lineRule="auto"/>
-              <w:jc w:val="right"/>
-              <w:bidi w:val="1"/>
-            </w:pPr>
-            <w:r>
-              <w:rPr>
-                <w:rFonts w:ascii="Arial" w:hAnsi="Arial" w:cs="Arial" w:eastAsia="Arial"/>
-                <w:b w:val="0"/>
-                <w:color w:val="1F2933"/>
-                <w:sz w:val="22"/>
-                <w:szCs w:val="22"/>
-                <w:rtl w:val="1"/>
-                <w:lang w:val="en-US" w:bidi="he-IL"/>
-              </w:rPr>
-              <w:t>הסתרה מהקטלוג בלי לשבור היסטוריה</w:t>
-            </w:r>
-          </w:p>
-        </w:tc>
-      </w:tr>
-      <w:tr>
-        <w:tc>
-          <w:tcPr>
-            <w:tcW w:type="dxa" w:w="2929"/>
-            <w:vAlign w:val="top"/>
-            <w:tcBorders>
-              <w:top w:val="single" w:sz="4" w:space="0" w:color="1F2933"/>
-              <w:left w:val="single" w:sz="4" w:space="0" w:color="1F2933"/>
-              <w:bottom w:val="single" w:sz="4" w:space="0" w:color="1F2933"/>
-              <w:right w:val="single" w:sz="4" w:space="0" w:color="1F2933"/>
-            </w:tcBorders>
-          </w:tcPr>
-          <w:p>
-            <w:pPr>
-              <w:spacing w:before="40" w:after="40" w:line="259" w:lineRule="auto"/>
-              <w:jc w:val="right"/>
-              <w:bidi w:val="1"/>
-            </w:pPr>
-            <w:r>
-              <w:rPr>
-                <w:rFonts w:ascii="Times New Roman" w:hAnsi="Times New Roman" w:cs="Times New Roman" w:eastAsia="Times New Roman"/>
-                <w:b w:val="0"/>
-                <w:color w:val="1F2933"/>
-                <w:sz w:val="22"/>
-                <w:szCs w:val="22"/>
-                <w:rtl w:val="0"/>
-                <w:lang w:val="en-US" w:bidi="en-US"/>
-              </w:rPr>
-              <w:t>Middleware Chain</w:t>
-            </w:r>
-          </w:p>
-        </w:tc>
-        <w:tc>
-          <w:tcPr>
-            <w:tcW w:type="dxa" w:w="2929"/>
-            <w:vAlign w:val="top"/>
-            <w:tcBorders>
-              <w:top w:val="single" w:sz="4" w:space="0" w:color="1F2933"/>
-              <w:left w:val="single" w:sz="4" w:space="0" w:color="1F2933"/>
-              <w:bottom w:val="single" w:sz="4" w:space="0" w:color="1F2933"/>
-              <w:right w:val="single" w:sz="4" w:space="0" w:color="1F2933"/>
-            </w:tcBorders>
-          </w:tcPr>
-          <w:p>
-            <w:pPr>
-              <w:spacing w:before="40" w:after="40" w:line="259" w:lineRule="auto"/>
-              <w:jc w:val="right"/>
-              <w:bidi w:val="1"/>
-            </w:pPr>
-            <w:r>
-              <w:rPr>
-                <w:rFonts w:ascii="Times New Roman" w:hAnsi="Times New Roman" w:cs="Times New Roman" w:eastAsia="Times New Roman"/>
-                <w:b w:val="0"/>
-                <w:color w:val="1F2933"/>
-                <w:sz w:val="22"/>
-                <w:szCs w:val="22"/>
-                <w:rtl w:val="0"/>
-                <w:lang w:val="en-US" w:bidi="en-US"/>
-              </w:rPr>
-              <w:t>Helmet</w:t>
-            </w:r>
-            <w:r>
-              <w:rPr>
-                <w:rFonts w:ascii="Arial" w:hAnsi="Arial" w:cs="Arial" w:eastAsia="Arial"/>
-                <w:b w:val="0"/>
-                <w:color w:val="1F2933"/>
-                <w:sz w:val="22"/>
-                <w:szCs w:val="22"/>
-                <w:rtl w:val="1"/>
-                <w:lang w:val="en-US" w:bidi="he-IL"/>
-              </w:rPr>
-              <w:t xml:space="preserve">, </w:t>
-            </w:r>
-            <w:r>
-              <w:rPr>
-                <w:rFonts w:ascii="Times New Roman" w:hAnsi="Times New Roman" w:cs="Times New Roman" w:eastAsia="Times New Roman"/>
-                <w:b w:val="0"/>
-                <w:color w:val="1F2933"/>
-                <w:sz w:val="22"/>
-                <w:szCs w:val="22"/>
-                <w:rtl w:val="0"/>
-                <w:lang w:val="en-US" w:bidi="en-US"/>
-              </w:rPr>
-              <w:t>CORS</w:t>
-            </w:r>
-            <w:r>
-              <w:rPr>
-                <w:rFonts w:ascii="Arial" w:hAnsi="Arial" w:cs="Arial" w:eastAsia="Arial"/>
-                <w:b w:val="0"/>
-                <w:color w:val="1F2933"/>
-                <w:sz w:val="22"/>
-                <w:szCs w:val="22"/>
-                <w:rtl w:val="1"/>
-                <w:lang w:val="en-US" w:bidi="he-IL"/>
-              </w:rPr>
-              <w:t xml:space="preserve">, </w:t>
-            </w:r>
-            <w:r>
-              <w:rPr>
-                <w:rFonts w:ascii="Times New Roman" w:hAnsi="Times New Roman" w:cs="Times New Roman" w:eastAsia="Times New Roman"/>
-                <w:b w:val="0"/>
-                <w:color w:val="1F2933"/>
-                <w:sz w:val="22"/>
-                <w:szCs w:val="22"/>
-                <w:rtl w:val="0"/>
-                <w:lang w:val="en-US" w:bidi="en-US"/>
-              </w:rPr>
-              <w:t>rate limit</w:t>
-            </w:r>
-            <w:r>
-              <w:rPr>
-                <w:rFonts w:ascii="Arial" w:hAnsi="Arial" w:cs="Arial" w:eastAsia="Arial"/>
-                <w:b w:val="0"/>
-                <w:color w:val="1F2933"/>
-                <w:sz w:val="22"/>
-                <w:szCs w:val="22"/>
-                <w:rtl w:val="1"/>
-                <w:lang w:val="en-US" w:bidi="he-IL"/>
-              </w:rPr>
-              <w:t xml:space="preserve">, </w:t>
-            </w:r>
-            <w:r>
-              <w:rPr>
-                <w:rFonts w:ascii="Times New Roman" w:hAnsi="Times New Roman" w:cs="Times New Roman" w:eastAsia="Times New Roman"/>
-                <w:b w:val="0"/>
-                <w:color w:val="1F2933"/>
-                <w:sz w:val="22"/>
-                <w:szCs w:val="22"/>
-                <w:rtl w:val="0"/>
-                <w:lang w:val="en-US" w:bidi="en-US"/>
-              </w:rPr>
-              <w:t>sanitize</w:t>
-            </w:r>
-          </w:p>
-        </w:tc>
-        <w:tc>
-          <w:tcPr>
-            <w:tcW w:type="dxa" w:w="2929"/>
-            <w:vAlign w:val="top"/>
-            <w:tcBorders>
-              <w:top w:val="single" w:sz="4" w:space="0" w:color="1F2933"/>
-              <w:left w:val="single" w:sz="4" w:space="0" w:color="1F2933"/>
-              <w:bottom w:val="single" w:sz="4" w:space="0" w:color="1F2933"/>
-              <w:right w:val="single" w:sz="4" w:space="0" w:color="1F2933"/>
-            </w:tcBorders>
-          </w:tcPr>
-          <w:p>
-            <w:pPr>
-              <w:spacing w:before="40" w:after="40" w:line="259" w:lineRule="auto"/>
-              <w:jc w:val="right"/>
-              <w:bidi w:val="1"/>
-            </w:pPr>
-            <w:r>
-              <w:rPr>
-                <w:rFonts w:ascii="Arial" w:hAnsi="Arial" w:cs="Arial" w:eastAsia="Arial"/>
-                <w:b w:val="0"/>
-                <w:color w:val="1F2933"/>
-                <w:sz w:val="22"/>
-                <w:szCs w:val="22"/>
-                <w:rtl w:val="1"/>
-                <w:lang w:val="en-US" w:bidi="he-IL"/>
-              </w:rPr>
-              <w:t>שכבות אבטחה בסדר קבוע</w:t>
+              <w:t>DemoAlex2026!</w:t>
             </w:r>
           </w:p>
         </w:tc>
@@ -23843,894 +21993,7 @@
           <w:rtl w:val="1"/>
           <w:lang w:val="en-US" w:bidi="he-IL"/>
         </w:rPr>
-        <w:t>טבלה 10 — דפוסי העיצוב ומקום היישום</w:t>
-      </w:r>
-    </w:p>
-    <w:p>
-      <w:pPr>
-        <w:pStyle w:val="Heading1"/>
-        <w:spacing w:line="276" w:lineRule="auto" w:before="0" w:after="240"/>
-        <w:jc w:val="right"/>
-        <w:keepNext/>
-        <w:pageBreakBefore/>
-        <w:bidi w:val="1"/>
-      </w:pPr>
-      <w:r>
-        <w:rPr>
-          <w:rFonts w:ascii="Arial" w:hAnsi="Arial" w:cs="Arial" w:eastAsia="Arial"/>
-          <w:b/>
-          <w:color w:val="1F2933"/>
-          <w:sz w:val="36"/>
-          <w:szCs w:val="36"/>
-          <w:rtl w:val="1"/>
-          <w:lang w:val="en-US" w:bidi="he-IL"/>
-        </w:rPr>
-        <w:t>פרק 9 — תהליך הפיתוח, בדיקות והפצה</w:t>
-      </w:r>
-    </w:p>
-    <w:p>
-      <w:pPr>
-        <w:pStyle w:val="Heading2"/>
-        <w:spacing w:line="276" w:lineRule="auto" w:before="280" w:after="120"/>
-        <w:jc w:val="right"/>
-        <w:keepNext/>
-        <w:pageBreakBefore w:val="0"/>
-        <w:bidi w:val="1"/>
-      </w:pPr>
-      <w:r>
-        <w:rPr>
-          <w:rFonts w:ascii="Arial" w:hAnsi="Arial" w:cs="Arial" w:eastAsia="Arial"/>
-          <w:b/>
-          <w:color w:val="2D5040"/>
-          <w:sz w:val="28"/>
-          <w:szCs w:val="28"/>
-          <w:rtl w:val="1"/>
-          <w:lang w:val="en-US" w:bidi="he-IL"/>
-        </w:rPr>
-        <w:t>9.1 תהליך הפיתוח</w:t>
-      </w:r>
-    </w:p>
-    <w:p>
-      <w:pPr>
-        <w:spacing w:line="360" w:lineRule="auto" w:after="160" w:before="0"/>
-        <w:jc w:val="both"/>
-        <w:bidi w:val="1"/>
-      </w:pPr>
-      <w:r>
-        <w:rPr>
-          <w:rFonts w:ascii="Arial" w:hAnsi="Arial" w:cs="Arial" w:eastAsia="Arial"/>
-          <w:b w:val="0"/>
-          <w:color w:val="1F2933"/>
-          <w:sz w:val="24"/>
-          <w:szCs w:val="24"/>
-          <w:rtl w:val="1"/>
-          <w:lang w:val="en-US" w:bidi="he-IL"/>
-        </w:rPr>
-        <w:t>שלושת הפרויקטים חיים בריפו אחד. החוזה הוגדר קודם ב־</w:t>
-      </w:r>
-      <w:r>
-        <w:rPr>
-          <w:rFonts w:ascii="Courier New" w:hAnsi="Courier New" w:cs="Courier New" w:eastAsia="Courier New"/>
-          <w:b w:val="0"/>
-          <w:color w:val="1F2933"/>
-          <w:sz w:val="22"/>
-          <w:szCs w:val="22"/>
-          <w:rtl w:val="0"/>
-          <w:lang w:val="en-US" w:bidi="en-US"/>
-          <w:shd w:val="clear" w:color="auto" w:fill="F0E6DA"/>
-        </w:rPr>
-        <w:t>libs/shared-types</w:t>
-      </w:r>
-      <w:r>
-        <w:rPr>
-          <w:rFonts w:ascii="Arial" w:hAnsi="Arial" w:cs="Arial" w:eastAsia="Arial"/>
-          <w:b w:val="0"/>
-          <w:color w:val="1F2933"/>
-          <w:sz w:val="24"/>
-          <w:szCs w:val="24"/>
-          <w:rtl w:val="1"/>
-          <w:lang w:val="en-US" w:bidi="he-IL"/>
-        </w:rPr>
-        <w:t xml:space="preserve">: סכמות </w:t>
-      </w:r>
-      <w:r>
-        <w:rPr>
-          <w:rFonts w:ascii="Times New Roman" w:hAnsi="Times New Roman" w:cs="Times New Roman" w:eastAsia="Times New Roman"/>
-          <w:b w:val="0"/>
-          <w:color w:val="1F2933"/>
-          <w:sz w:val="24"/>
-          <w:szCs w:val="24"/>
-          <w:rtl w:val="0"/>
-          <w:lang w:val="en-US" w:bidi="en-US"/>
-        </w:rPr>
-        <w:t>Zod</w:t>
-      </w:r>
-      <w:r>
-        <w:rPr>
-          <w:rFonts w:ascii="Arial" w:hAnsi="Arial" w:cs="Arial" w:eastAsia="Arial"/>
-          <w:b w:val="0"/>
-          <w:color w:val="1F2933"/>
-          <w:sz w:val="24"/>
-          <w:szCs w:val="24"/>
-          <w:rtl w:val="1"/>
-          <w:lang w:val="en-US" w:bidi="he-IL"/>
-        </w:rPr>
-        <w:t>, סטטוסים, ומטריצת המעברים. השרת והלקוח מייבאים את אותם טיפוסים, ו־</w:t>
-      </w:r>
-      <w:r>
-        <w:rPr>
-          <w:rFonts w:ascii="Times New Roman" w:hAnsi="Times New Roman" w:cs="Times New Roman" w:eastAsia="Times New Roman"/>
-          <w:b w:val="0"/>
-          <w:color w:val="1F2933"/>
-          <w:sz w:val="24"/>
-          <w:szCs w:val="24"/>
-          <w:rtl w:val="0"/>
-          <w:lang w:val="en-US" w:bidi="en-US"/>
-        </w:rPr>
-        <w:t>Swagger</w:t>
-      </w:r>
-      <w:r>
-        <w:rPr>
-          <w:rFonts w:ascii="Arial" w:hAnsi="Arial" w:cs="Arial" w:eastAsia="Arial"/>
-          <w:b w:val="0"/>
-          <w:color w:val="1F2933"/>
-          <w:sz w:val="24"/>
-          <w:szCs w:val="24"/>
-          <w:rtl w:val="1"/>
-          <w:lang w:val="en-US" w:bidi="he-IL"/>
-        </w:rPr>
-        <w:t xml:space="preserve"> משקף את הנתיבים.</w:t>
-      </w:r>
-    </w:p>
-    <w:p>
-      <w:pPr>
-        <w:spacing w:line="360" w:lineRule="auto" w:after="160" w:before="0"/>
-        <w:jc w:val="both"/>
-        <w:bidi w:val="1"/>
-      </w:pPr>
-      <w:r>
-        <w:rPr>
-          <w:rFonts w:ascii="Arial" w:hAnsi="Arial" w:cs="Arial" w:eastAsia="Arial"/>
-          <w:b w:val="0"/>
-          <w:color w:val="1F2933"/>
-          <w:sz w:val="24"/>
-          <w:szCs w:val="24"/>
-          <w:rtl w:val="1"/>
-          <w:lang w:val="en-US" w:bidi="he-IL"/>
-        </w:rPr>
-        <w:t xml:space="preserve">פקודות העבודה, תמיד דרך </w:t>
-      </w:r>
-      <w:r>
-        <w:rPr>
-          <w:rFonts w:ascii="Times New Roman" w:hAnsi="Times New Roman" w:cs="Times New Roman" w:eastAsia="Times New Roman"/>
-          <w:b w:val="0"/>
-          <w:color w:val="1F2933"/>
-          <w:sz w:val="24"/>
-          <w:szCs w:val="24"/>
-          <w:rtl w:val="0"/>
-          <w:lang w:val="en-US" w:bidi="en-US"/>
-        </w:rPr>
-        <w:t>Nx</w:t>
-      </w:r>
-      <w:r>
-        <w:rPr>
-          <w:rFonts w:ascii="Arial" w:hAnsi="Arial" w:cs="Arial" w:eastAsia="Arial"/>
-          <w:b w:val="0"/>
-          <w:color w:val="1F2933"/>
-          <w:sz w:val="24"/>
-          <w:szCs w:val="24"/>
-          <w:rtl w:val="1"/>
-          <w:lang w:val="en-US" w:bidi="he-IL"/>
-        </w:rPr>
-        <w:t xml:space="preserve"> המקומי:</w:t>
-      </w:r>
-    </w:p>
-    <w:p>
-      <w:pPr>
-        <w:spacing w:line="360" w:lineRule="auto" w:after="80" w:before="0"/>
-        <w:jc w:val="right"/>
-        <w:bidi w:val="1"/>
-        <w:ind w:start="420" w:hanging="420"/>
-      </w:pPr>
-      <w:r>
-        <w:rPr>
-          <w:rFonts w:ascii="Arial" w:hAnsi="Arial" w:cs="Arial" w:eastAsia="Arial"/>
-          <w:b w:val="0"/>
-          <w:color w:val="1F2933"/>
-          <w:sz w:val="24"/>
-          <w:szCs w:val="24"/>
-          <w:rtl w:val="1"/>
-          <w:lang w:val="en-US" w:bidi="he-IL"/>
-        </w:rPr>
-        <w:t xml:space="preserve">• </w:t>
-      </w:r>
-      <w:r>
-        <w:rPr>
-          <w:rFonts w:ascii="Courier New" w:hAnsi="Courier New" w:cs="Courier New" w:eastAsia="Courier New"/>
-          <w:b w:val="0"/>
-          <w:color w:val="1F2933"/>
-          <w:sz w:val="22"/>
-          <w:szCs w:val="22"/>
-          <w:rtl w:val="0"/>
-          <w:lang w:val="en-US" w:bidi="en-US"/>
-          <w:shd w:val="clear" w:color="auto" w:fill="F0E6DA"/>
-        </w:rPr>
-        <w:t>npm run dev</w:t>
-      </w:r>
-      <w:r>
-        <w:rPr>
-          <w:rFonts w:ascii="Arial" w:hAnsi="Arial" w:cs="Arial" w:eastAsia="Arial"/>
-          <w:b w:val="0"/>
-          <w:color w:val="1F2933"/>
-          <w:sz w:val="24"/>
-          <w:szCs w:val="24"/>
-          <w:rtl w:val="1"/>
-          <w:lang w:val="en-US" w:bidi="he-IL"/>
-        </w:rPr>
-        <w:t xml:space="preserve"> — שרת על פורט 3030 וחנות על פורט 3000.</w:t>
-      </w:r>
-    </w:p>
-    <w:p>
-      <w:pPr>
-        <w:spacing w:line="360" w:lineRule="auto" w:after="80" w:before="0"/>
-        <w:jc w:val="right"/>
-        <w:bidi w:val="1"/>
-        <w:ind w:start="420" w:hanging="420"/>
-      </w:pPr>
-      <w:r>
-        <w:rPr>
-          <w:rFonts w:ascii="Arial" w:hAnsi="Arial" w:cs="Arial" w:eastAsia="Arial"/>
-          <w:b w:val="0"/>
-          <w:color w:val="1F2933"/>
-          <w:sz w:val="24"/>
-          <w:szCs w:val="24"/>
-          <w:rtl w:val="1"/>
-          <w:lang w:val="en-US" w:bidi="he-IL"/>
-        </w:rPr>
-        <w:t xml:space="preserve">• </w:t>
-      </w:r>
-      <w:r>
-        <w:rPr>
-          <w:rFonts w:ascii="Courier New" w:hAnsi="Courier New" w:cs="Courier New" w:eastAsia="Courier New"/>
-          <w:b w:val="0"/>
-          <w:color w:val="1F2933"/>
-          <w:sz w:val="22"/>
-          <w:szCs w:val="22"/>
-          <w:rtl w:val="0"/>
-          <w:lang w:val="en-US" w:bidi="en-US"/>
-          <w:shd w:val="clear" w:color="auto" w:fill="F0E6DA"/>
-        </w:rPr>
-        <w:t>npx nx run-many</w:t>
-      </w:r>
-      <w:r>
-        <w:rPr>
-          <w:rFonts w:ascii="Arial" w:hAnsi="Arial" w:cs="Arial" w:eastAsia="Arial"/>
-          <w:b w:val="0"/>
-          <w:color w:val="1F2933"/>
-          <w:sz w:val="24"/>
-          <w:szCs w:val="24"/>
-          <w:rtl w:val="1"/>
-          <w:lang w:val="en-US" w:bidi="he-IL"/>
-        </w:rPr>
-        <w:t xml:space="preserve"> ל־</w:t>
-      </w:r>
-      <w:r>
-        <w:rPr>
-          <w:rFonts w:ascii="Times New Roman" w:hAnsi="Times New Roman" w:cs="Times New Roman" w:eastAsia="Times New Roman"/>
-          <w:b w:val="0"/>
-          <w:color w:val="1F2933"/>
-          <w:sz w:val="24"/>
-          <w:szCs w:val="24"/>
-          <w:rtl w:val="0"/>
-          <w:lang w:val="en-US" w:bidi="en-US"/>
-        </w:rPr>
-        <w:t>build</w:t>
-      </w:r>
-      <w:r>
-        <w:rPr>
-          <w:rFonts w:ascii="Arial" w:hAnsi="Arial" w:cs="Arial" w:eastAsia="Arial"/>
-          <w:b w:val="0"/>
-          <w:color w:val="1F2933"/>
-          <w:sz w:val="24"/>
-          <w:szCs w:val="24"/>
-          <w:rtl w:val="1"/>
-          <w:lang w:val="en-US" w:bidi="he-IL"/>
-        </w:rPr>
-        <w:t xml:space="preserve">, </w:t>
-      </w:r>
-      <w:r>
-        <w:rPr>
-          <w:rFonts w:ascii="Times New Roman" w:hAnsi="Times New Roman" w:cs="Times New Roman" w:eastAsia="Times New Roman"/>
-          <w:b w:val="0"/>
-          <w:color w:val="1F2933"/>
-          <w:sz w:val="24"/>
-          <w:szCs w:val="24"/>
-          <w:rtl w:val="0"/>
-          <w:lang w:val="en-US" w:bidi="en-US"/>
-        </w:rPr>
-        <w:t>lint</w:t>
-      </w:r>
-      <w:r>
-        <w:rPr>
-          <w:rFonts w:ascii="Arial" w:hAnsi="Arial" w:cs="Arial" w:eastAsia="Arial"/>
-          <w:b w:val="0"/>
-          <w:color w:val="1F2933"/>
-          <w:sz w:val="24"/>
-          <w:szCs w:val="24"/>
-          <w:rtl w:val="1"/>
-          <w:lang w:val="en-US" w:bidi="he-IL"/>
-        </w:rPr>
-        <w:t xml:space="preserve">, </w:t>
-      </w:r>
-      <w:r>
-        <w:rPr>
-          <w:rFonts w:ascii="Times New Roman" w:hAnsi="Times New Roman" w:cs="Times New Roman" w:eastAsia="Times New Roman"/>
-          <w:b w:val="0"/>
-          <w:color w:val="1F2933"/>
-          <w:sz w:val="24"/>
-          <w:szCs w:val="24"/>
-          <w:rtl w:val="0"/>
-          <w:lang w:val="en-US" w:bidi="en-US"/>
-        </w:rPr>
-        <w:t>test</w:t>
-      </w:r>
-      <w:r>
-        <w:rPr>
-          <w:rFonts w:ascii="Arial" w:hAnsi="Arial" w:cs="Arial" w:eastAsia="Arial"/>
-          <w:b w:val="0"/>
-          <w:color w:val="1F2933"/>
-          <w:sz w:val="24"/>
-          <w:szCs w:val="24"/>
-          <w:rtl w:val="1"/>
-          <w:lang w:val="en-US" w:bidi="he-IL"/>
-        </w:rPr>
-        <w:t xml:space="preserve"> ו־</w:t>
-      </w:r>
-      <w:r>
-        <w:rPr>
-          <w:rFonts w:ascii="Times New Roman" w:hAnsi="Times New Roman" w:cs="Times New Roman" w:eastAsia="Times New Roman"/>
-          <w:b w:val="0"/>
-          <w:color w:val="1F2933"/>
-          <w:sz w:val="24"/>
-          <w:szCs w:val="24"/>
-          <w:rtl w:val="0"/>
-          <w:lang w:val="en-US" w:bidi="en-US"/>
-        </w:rPr>
-        <w:t>typecheck</w:t>
-      </w:r>
-      <w:r>
-        <w:rPr>
-          <w:rFonts w:ascii="Arial" w:hAnsi="Arial" w:cs="Arial" w:eastAsia="Arial"/>
-          <w:b w:val="0"/>
-          <w:color w:val="1F2933"/>
-          <w:sz w:val="24"/>
-          <w:szCs w:val="24"/>
-          <w:rtl w:val="1"/>
-          <w:lang w:val="en-US" w:bidi="he-IL"/>
-        </w:rPr>
-        <w:t xml:space="preserve"> של </w:t>
-      </w:r>
-      <w:r>
-        <w:rPr>
-          <w:rFonts w:ascii="Times New Roman" w:hAnsi="Times New Roman" w:cs="Times New Roman" w:eastAsia="Times New Roman"/>
-          <w:b w:val="0"/>
-          <w:color w:val="1F2933"/>
-          <w:sz w:val="24"/>
-          <w:szCs w:val="24"/>
-          <w:rtl w:val="0"/>
-          <w:lang w:val="en-US" w:bidi="en-US"/>
-        </w:rPr>
-        <w:t>frontend</w:t>
-      </w:r>
-      <w:r>
-        <w:rPr>
-          <w:rFonts w:ascii="Arial" w:hAnsi="Arial" w:cs="Arial" w:eastAsia="Arial"/>
-          <w:b w:val="0"/>
-          <w:color w:val="1F2933"/>
-          <w:sz w:val="24"/>
-          <w:szCs w:val="24"/>
-          <w:rtl w:val="1"/>
-          <w:lang w:val="en-US" w:bidi="he-IL"/>
-        </w:rPr>
-        <w:t xml:space="preserve">, </w:t>
-      </w:r>
-      <w:r>
-        <w:rPr>
-          <w:rFonts w:ascii="Times New Roman" w:hAnsi="Times New Roman" w:cs="Times New Roman" w:eastAsia="Times New Roman"/>
-          <w:b w:val="0"/>
-          <w:color w:val="1F2933"/>
-          <w:sz w:val="24"/>
-          <w:szCs w:val="24"/>
-          <w:rtl w:val="0"/>
-          <w:lang w:val="en-US" w:bidi="en-US"/>
-        </w:rPr>
-        <w:t>backend</w:t>
-      </w:r>
-      <w:r>
-        <w:rPr>
-          <w:rFonts w:ascii="Arial" w:hAnsi="Arial" w:cs="Arial" w:eastAsia="Arial"/>
-          <w:b w:val="0"/>
-          <w:color w:val="1F2933"/>
-          <w:sz w:val="24"/>
-          <w:szCs w:val="24"/>
-          <w:rtl w:val="1"/>
-          <w:lang w:val="en-US" w:bidi="he-IL"/>
-        </w:rPr>
-        <w:t xml:space="preserve"> ו־</w:t>
-      </w:r>
-      <w:r>
-        <w:rPr>
-          <w:rFonts w:ascii="Times New Roman" w:hAnsi="Times New Roman" w:cs="Times New Roman" w:eastAsia="Times New Roman"/>
-          <w:b w:val="0"/>
-          <w:color w:val="1F2933"/>
-          <w:sz w:val="24"/>
-          <w:szCs w:val="24"/>
-          <w:rtl w:val="0"/>
-          <w:lang w:val="en-US" w:bidi="en-US"/>
-        </w:rPr>
-        <w:t>shared-types</w:t>
-      </w:r>
-      <w:r>
-        <w:rPr>
-          <w:rFonts w:ascii="Arial" w:hAnsi="Arial" w:cs="Arial" w:eastAsia="Arial"/>
-          <w:b w:val="0"/>
-          <w:color w:val="1F2933"/>
-          <w:sz w:val="24"/>
-          <w:szCs w:val="24"/>
-          <w:rtl w:val="1"/>
-          <w:lang w:val="en-US" w:bidi="he-IL"/>
-        </w:rPr>
-        <w:t>.</w:t>
-      </w:r>
-    </w:p>
-    <w:p>
-      <w:pPr>
-        <w:spacing w:line="360" w:lineRule="auto" w:after="160" w:before="0"/>
-        <w:jc w:val="both"/>
-        <w:bidi w:val="1"/>
-      </w:pPr>
-      <w:r>
-        <w:rPr>
-          <w:rFonts w:ascii="Arial" w:hAnsi="Arial" w:cs="Arial" w:eastAsia="Arial"/>
-          <w:b w:val="0"/>
-          <w:color w:val="1F2933"/>
-          <w:sz w:val="24"/>
-          <w:szCs w:val="24"/>
-          <w:rtl w:val="1"/>
-          <w:lang w:val="en-US" w:bidi="he-IL"/>
-        </w:rPr>
-        <w:t>בהפעלה אפשר להוסיף חשבון מנהל אחד ושני חשבונות לקוח. הם נוצרים כשמוגדרים גם האימייל וגם הסיסמה.</w:t>
-      </w:r>
-    </w:p>
-    <w:tbl>
-      <w:tblPr>
-        <w:tblStyle w:val="TableGrid"/>
-        <w:tblW w:type="pct" w:w="5000"/>
-        <w:tblLayout w:type="autofit"/>
-        <w:tblLook w:firstColumn="1" w:firstRow="1" w:lastColumn="0" w:lastRow="0" w:noHBand="0" w:noVBand="1" w:val="04A0"/>
-        <w:bidiVisual/>
-      </w:tblPr>
-      <w:tblGrid>
-        <w:gridCol w:w="2929"/>
-        <w:gridCol w:w="2929"/>
-        <w:gridCol w:w="2929"/>
-      </w:tblGrid>
-      <w:tr>
-        <w:trPr>
-          <w:tblHeader/>
-        </w:trPr>
-        <w:tc>
-          <w:tcPr>
-            <w:tcW w:type="dxa" w:w="2929"/>
-            <w:vAlign w:val="center"/>
-            <w:tcBorders>
-              <w:top w:val="single" w:sz="4" w:space="0" w:color="1F2933"/>
-              <w:left w:val="single" w:sz="4" w:space="0" w:color="1F2933"/>
-              <w:bottom w:val="single" w:sz="4" w:space="0" w:color="1F2933"/>
-              <w:right w:val="single" w:sz="4" w:space="0" w:color="1F2933"/>
-            </w:tcBorders>
-            <w:shd w:val="clear" w:color="auto" w:fill="F0E6DA"/>
-          </w:tcPr>
-          <w:p>
-            <w:pPr>
-              <w:spacing w:before="40" w:after="40" w:line="259" w:lineRule="auto"/>
-              <w:jc w:val="right"/>
-              <w:bidi w:val="1"/>
-            </w:pPr>
-            <w:r>
-              <w:rPr>
-                <w:rFonts w:ascii="Arial" w:hAnsi="Arial" w:cs="Arial" w:eastAsia="Arial"/>
-                <w:b/>
-                <w:color w:val="1F2933"/>
-                <w:sz w:val="22"/>
-                <w:szCs w:val="22"/>
-                <w:rtl w:val="1"/>
-                <w:lang w:val="en-US" w:bidi="he-IL"/>
-              </w:rPr>
-              <w:t>תפקיד</w:t>
-            </w:r>
-          </w:p>
-        </w:tc>
-        <w:tc>
-          <w:tcPr>
-            <w:tcW w:type="dxa" w:w="2929"/>
-            <w:vAlign w:val="center"/>
-            <w:tcBorders>
-              <w:top w:val="single" w:sz="4" w:space="0" w:color="1F2933"/>
-              <w:left w:val="single" w:sz="4" w:space="0" w:color="1F2933"/>
-              <w:bottom w:val="single" w:sz="4" w:space="0" w:color="1F2933"/>
-              <w:right w:val="single" w:sz="4" w:space="0" w:color="1F2933"/>
-            </w:tcBorders>
-            <w:shd w:val="clear" w:color="auto" w:fill="F0E6DA"/>
-          </w:tcPr>
-          <w:p>
-            <w:pPr>
-              <w:spacing w:before="40" w:after="40" w:line="259" w:lineRule="auto"/>
-              <w:jc w:val="right"/>
-              <w:bidi w:val="1"/>
-            </w:pPr>
-            <w:r>
-              <w:rPr>
-                <w:rFonts w:ascii="Arial" w:hAnsi="Arial" w:cs="Arial" w:eastAsia="Arial"/>
-                <w:b/>
-                <w:color w:val="1F2933"/>
-                <w:sz w:val="22"/>
-                <w:szCs w:val="22"/>
-                <w:rtl w:val="1"/>
-                <w:lang w:val="en-US" w:bidi="he-IL"/>
-              </w:rPr>
-              <w:t>אימייל</w:t>
-            </w:r>
-          </w:p>
-        </w:tc>
-        <w:tc>
-          <w:tcPr>
-            <w:tcW w:type="dxa" w:w="2929"/>
-            <w:vAlign w:val="center"/>
-            <w:tcBorders>
-              <w:top w:val="single" w:sz="4" w:space="0" w:color="1F2933"/>
-              <w:left w:val="single" w:sz="4" w:space="0" w:color="1F2933"/>
-              <w:bottom w:val="single" w:sz="4" w:space="0" w:color="1F2933"/>
-              <w:right w:val="single" w:sz="4" w:space="0" w:color="1F2933"/>
-            </w:tcBorders>
-            <w:shd w:val="clear" w:color="auto" w:fill="F0E6DA"/>
-          </w:tcPr>
-          <w:p>
-            <w:pPr>
-              <w:spacing w:before="40" w:after="40" w:line="259" w:lineRule="auto"/>
-              <w:jc w:val="right"/>
-              <w:bidi w:val="1"/>
-            </w:pPr>
-            <w:r>
-              <w:rPr>
-                <w:rFonts w:ascii="Arial" w:hAnsi="Arial" w:cs="Arial" w:eastAsia="Arial"/>
-                <w:b/>
-                <w:color w:val="1F2933"/>
-                <w:sz w:val="22"/>
-                <w:szCs w:val="22"/>
-                <w:rtl w:val="1"/>
-                <w:lang w:val="en-US" w:bidi="he-IL"/>
-              </w:rPr>
-              <w:t>סיסמה</w:t>
-            </w:r>
-          </w:p>
-        </w:tc>
-      </w:tr>
-      <w:tr>
-        <w:tc>
-          <w:tcPr>
-            <w:tcW w:type="dxa" w:w="2929"/>
-            <w:vAlign w:val="top"/>
-            <w:tcBorders>
-              <w:top w:val="single" w:sz="4" w:space="0" w:color="1F2933"/>
-              <w:left w:val="single" w:sz="4" w:space="0" w:color="1F2933"/>
-              <w:bottom w:val="single" w:sz="4" w:space="0" w:color="1F2933"/>
-              <w:right w:val="single" w:sz="4" w:space="0" w:color="1F2933"/>
-            </w:tcBorders>
-          </w:tcPr>
-          <w:p>
-            <w:pPr>
-              <w:spacing w:before="40" w:after="40" w:line="259" w:lineRule="auto"/>
-              <w:jc w:val="right"/>
-              <w:bidi w:val="1"/>
-            </w:pPr>
-            <w:r>
-              <w:rPr>
-                <w:rFonts w:ascii="Arial" w:hAnsi="Arial" w:cs="Arial" w:eastAsia="Arial"/>
-                <w:b w:val="0"/>
-                <w:color w:val="1F2933"/>
-                <w:sz w:val="22"/>
-                <w:szCs w:val="22"/>
-                <w:rtl w:val="1"/>
-                <w:lang w:val="en-US" w:bidi="he-IL"/>
-              </w:rPr>
-              <w:t>מנהל</w:t>
-            </w:r>
-          </w:p>
-        </w:tc>
-        <w:tc>
-          <w:tcPr>
-            <w:tcW w:type="dxa" w:w="2929"/>
-            <w:vAlign w:val="top"/>
-            <w:tcBorders>
-              <w:top w:val="single" w:sz="4" w:space="0" w:color="1F2933"/>
-              <w:left w:val="single" w:sz="4" w:space="0" w:color="1F2933"/>
-              <w:bottom w:val="single" w:sz="4" w:space="0" w:color="1F2933"/>
-              <w:right w:val="single" w:sz="4" w:space="0" w:color="1F2933"/>
-            </w:tcBorders>
-          </w:tcPr>
-          <w:p>
-            <w:pPr>
-              <w:spacing w:before="40" w:after="40" w:line="259" w:lineRule="auto"/>
-              <w:jc w:val="right"/>
-              <w:bidi w:val="1"/>
-            </w:pPr>
-            <w:r>
-              <w:rPr>
-                <w:rFonts w:ascii="Courier New" w:hAnsi="Courier New" w:cs="Courier New" w:eastAsia="Courier New"/>
-                <w:b w:val="0"/>
-                <w:color w:val="1F2933"/>
-                <w:sz w:val="22"/>
-                <w:szCs w:val="22"/>
-                <w:rtl w:val="0"/>
-                <w:lang w:val="en-US" w:bidi="en-US"/>
-                <w:shd w:val="clear" w:color="auto" w:fill="F0E6DA"/>
-              </w:rPr>
-              <w:t>avivedri3@gmail.com</w:t>
-            </w:r>
-          </w:p>
-        </w:tc>
-        <w:tc>
-          <w:tcPr>
-            <w:tcW w:type="dxa" w:w="2929"/>
-            <w:vAlign w:val="top"/>
-            <w:tcBorders>
-              <w:top w:val="single" w:sz="4" w:space="0" w:color="1F2933"/>
-              <w:left w:val="single" w:sz="4" w:space="0" w:color="1F2933"/>
-              <w:bottom w:val="single" w:sz="4" w:space="0" w:color="1F2933"/>
-              <w:right w:val="single" w:sz="4" w:space="0" w:color="1F2933"/>
-            </w:tcBorders>
-          </w:tcPr>
-          <w:p>
-            <w:pPr>
-              <w:spacing w:before="40" w:after="40" w:line="259" w:lineRule="auto"/>
-              <w:jc w:val="right"/>
-              <w:bidi w:val="1"/>
-            </w:pPr>
-            <w:r>
-              <w:rPr>
-                <w:rFonts w:ascii="Courier New" w:hAnsi="Courier New" w:cs="Courier New" w:eastAsia="Courier New"/>
-                <w:b w:val="0"/>
-                <w:color w:val="1F2933"/>
-                <w:sz w:val="22"/>
-                <w:szCs w:val="22"/>
-                <w:rtl w:val="0"/>
-                <w:lang w:val="en-US" w:bidi="en-US"/>
-                <w:shd w:val="clear" w:color="auto" w:fill="F0E6DA"/>
-              </w:rPr>
-              <w:t>AvivAdmin2026!</w:t>
-            </w:r>
-          </w:p>
-        </w:tc>
-      </w:tr>
-      <w:tr>
-        <w:tc>
-          <w:tcPr>
-            <w:tcW w:type="dxa" w:w="2929"/>
-            <w:vAlign w:val="top"/>
-            <w:tcBorders>
-              <w:top w:val="single" w:sz="4" w:space="0" w:color="1F2933"/>
-              <w:left w:val="single" w:sz="4" w:space="0" w:color="1F2933"/>
-              <w:bottom w:val="single" w:sz="4" w:space="0" w:color="1F2933"/>
-              <w:right w:val="single" w:sz="4" w:space="0" w:color="1F2933"/>
-            </w:tcBorders>
-          </w:tcPr>
-          <w:p>
-            <w:pPr>
-              <w:spacing w:before="40" w:after="40" w:line="259" w:lineRule="auto"/>
-              <w:jc w:val="right"/>
-              <w:bidi w:val="1"/>
-            </w:pPr>
-            <w:r>
-              <w:rPr>
-                <w:rFonts w:ascii="Arial" w:hAnsi="Arial" w:cs="Arial" w:eastAsia="Arial"/>
-                <w:b w:val="0"/>
-                <w:color w:val="1F2933"/>
-                <w:sz w:val="22"/>
-                <w:szCs w:val="22"/>
-                <w:rtl w:val="1"/>
-                <w:lang w:val="en-US" w:bidi="he-IL"/>
-              </w:rPr>
-              <w:t>לקוח</w:t>
-            </w:r>
-          </w:p>
-        </w:tc>
-        <w:tc>
-          <w:tcPr>
-            <w:tcW w:type="dxa" w:w="2929"/>
-            <w:vAlign w:val="top"/>
-            <w:tcBorders>
-              <w:top w:val="single" w:sz="4" w:space="0" w:color="1F2933"/>
-              <w:left w:val="single" w:sz="4" w:space="0" w:color="1F2933"/>
-              <w:bottom w:val="single" w:sz="4" w:space="0" w:color="1F2933"/>
-              <w:right w:val="single" w:sz="4" w:space="0" w:color="1F2933"/>
-            </w:tcBorders>
-          </w:tcPr>
-          <w:p>
-            <w:pPr>
-              <w:spacing w:before="40" w:after="40" w:line="259" w:lineRule="auto"/>
-              <w:jc w:val="right"/>
-              <w:bidi w:val="1"/>
-            </w:pPr>
-            <w:r>
-              <w:rPr>
-                <w:rFonts w:ascii="Courier New" w:hAnsi="Courier New" w:cs="Courier New" w:eastAsia="Courier New"/>
-                <w:b w:val="0"/>
-                <w:color w:val="1F2933"/>
-                <w:sz w:val="22"/>
-                <w:szCs w:val="22"/>
-                <w:rtl w:val="0"/>
-                <w:lang w:val="en-US" w:bidi="en-US"/>
-                <w:shd w:val="clear" w:color="auto" w:fill="F0E6DA"/>
-              </w:rPr>
-              <w:t>demo.maya@bloomstore.com</w:t>
-            </w:r>
-          </w:p>
-        </w:tc>
-        <w:tc>
-          <w:tcPr>
-            <w:tcW w:type="dxa" w:w="2929"/>
-            <w:vAlign w:val="top"/>
-            <w:tcBorders>
-              <w:top w:val="single" w:sz="4" w:space="0" w:color="1F2933"/>
-              <w:left w:val="single" w:sz="4" w:space="0" w:color="1F2933"/>
-              <w:bottom w:val="single" w:sz="4" w:space="0" w:color="1F2933"/>
-              <w:right w:val="single" w:sz="4" w:space="0" w:color="1F2933"/>
-            </w:tcBorders>
-          </w:tcPr>
-          <w:p>
-            <w:pPr>
-              <w:spacing w:before="40" w:after="40" w:line="259" w:lineRule="auto"/>
-              <w:jc w:val="right"/>
-              <w:bidi w:val="1"/>
-            </w:pPr>
-            <w:r>
-              <w:rPr>
-                <w:rFonts w:ascii="Courier New" w:hAnsi="Courier New" w:cs="Courier New" w:eastAsia="Courier New"/>
-                <w:b w:val="0"/>
-                <w:color w:val="1F2933"/>
-                <w:sz w:val="22"/>
-                <w:szCs w:val="22"/>
-                <w:rtl w:val="0"/>
-                <w:lang w:val="en-US" w:bidi="en-US"/>
-                <w:shd w:val="clear" w:color="auto" w:fill="F0E6DA"/>
-              </w:rPr>
-              <w:t>DemoMaya2026!</w:t>
-            </w:r>
-          </w:p>
-        </w:tc>
-      </w:tr>
-      <w:tr>
-        <w:tc>
-          <w:tcPr>
-            <w:tcW w:type="dxa" w:w="2929"/>
-            <w:vAlign w:val="top"/>
-            <w:tcBorders>
-              <w:top w:val="single" w:sz="4" w:space="0" w:color="1F2933"/>
-              <w:left w:val="single" w:sz="4" w:space="0" w:color="1F2933"/>
-              <w:bottom w:val="single" w:sz="4" w:space="0" w:color="1F2933"/>
-              <w:right w:val="single" w:sz="4" w:space="0" w:color="1F2933"/>
-            </w:tcBorders>
-          </w:tcPr>
-          <w:p>
-            <w:pPr>
-              <w:spacing w:before="40" w:after="40" w:line="259" w:lineRule="auto"/>
-              <w:jc w:val="right"/>
-              <w:bidi w:val="1"/>
-            </w:pPr>
-            <w:r>
-              <w:rPr>
-                <w:rFonts w:ascii="Arial" w:hAnsi="Arial" w:cs="Arial" w:eastAsia="Arial"/>
-                <w:b w:val="0"/>
-                <w:color w:val="1F2933"/>
-                <w:sz w:val="22"/>
-                <w:szCs w:val="22"/>
-                <w:rtl w:val="1"/>
-                <w:lang w:val="en-US" w:bidi="he-IL"/>
-              </w:rPr>
-              <w:t>לקוח</w:t>
-            </w:r>
-          </w:p>
-        </w:tc>
-        <w:tc>
-          <w:tcPr>
-            <w:tcW w:type="dxa" w:w="2929"/>
-            <w:vAlign w:val="top"/>
-            <w:tcBorders>
-              <w:top w:val="single" w:sz="4" w:space="0" w:color="1F2933"/>
-              <w:left w:val="single" w:sz="4" w:space="0" w:color="1F2933"/>
-              <w:bottom w:val="single" w:sz="4" w:space="0" w:color="1F2933"/>
-              <w:right w:val="single" w:sz="4" w:space="0" w:color="1F2933"/>
-            </w:tcBorders>
-          </w:tcPr>
-          <w:p>
-            <w:pPr>
-              <w:spacing w:before="40" w:after="40" w:line="259" w:lineRule="auto"/>
-              <w:jc w:val="right"/>
-              <w:bidi w:val="1"/>
-            </w:pPr>
-            <w:r>
-              <w:rPr>
-                <w:rFonts w:ascii="Courier New" w:hAnsi="Courier New" w:cs="Courier New" w:eastAsia="Courier New"/>
-                <w:b w:val="0"/>
-                <w:color w:val="1F2933"/>
-                <w:sz w:val="22"/>
-                <w:szCs w:val="22"/>
-                <w:rtl w:val="0"/>
-                <w:lang w:val="en-US" w:bidi="en-US"/>
-                <w:shd w:val="clear" w:color="auto" w:fill="F0E6DA"/>
-              </w:rPr>
-              <w:t>demo.alex@bloomstore.com</w:t>
-            </w:r>
-          </w:p>
-        </w:tc>
-        <w:tc>
-          <w:tcPr>
-            <w:tcW w:type="dxa" w:w="2929"/>
-            <w:vAlign w:val="top"/>
-            <w:tcBorders>
-              <w:top w:val="single" w:sz="4" w:space="0" w:color="1F2933"/>
-              <w:left w:val="single" w:sz="4" w:space="0" w:color="1F2933"/>
-              <w:bottom w:val="single" w:sz="4" w:space="0" w:color="1F2933"/>
-              <w:right w:val="single" w:sz="4" w:space="0" w:color="1F2933"/>
-            </w:tcBorders>
-          </w:tcPr>
-          <w:p>
-            <w:pPr>
-              <w:spacing w:before="40" w:after="40" w:line="259" w:lineRule="auto"/>
-              <w:jc w:val="right"/>
-              <w:bidi w:val="1"/>
-            </w:pPr>
-            <w:r>
-              <w:rPr>
-                <w:rFonts w:ascii="Courier New" w:hAnsi="Courier New" w:cs="Courier New" w:eastAsia="Courier New"/>
-                <w:b w:val="0"/>
-                <w:color w:val="1F2933"/>
-                <w:sz w:val="22"/>
-                <w:szCs w:val="22"/>
-                <w:rtl w:val="0"/>
-                <w:lang w:val="en-US" w:bidi="en-US"/>
-                <w:shd w:val="clear" w:color="auto" w:fill="F0E6DA"/>
-              </w:rPr>
-              <w:t>DemoAlex2026!</w:t>
-            </w:r>
-          </w:p>
-        </w:tc>
-      </w:tr>
-    </w:tbl>
-    <w:p>
-      <w:pPr>
-        <w:spacing w:before="0" w:after="0" w:line="240" w:lineRule="auto"/>
-      </w:pPr>
-    </w:p>
-    <w:p>
-      <w:pPr>
-        <w:spacing w:before="80" w:after="240" w:line="276" w:lineRule="auto"/>
-        <w:jc w:val="center"/>
-        <w:keepLines/>
-        <w:bidi w:val="1"/>
-      </w:pPr>
-      <w:r>
-        <w:rPr>
-          <w:rFonts w:ascii="Arial" w:hAnsi="Arial" w:cs="Arial" w:eastAsia="Arial"/>
-          <w:b/>
-          <w:color w:val="1F2933"/>
-          <w:sz w:val="22"/>
-          <w:szCs w:val="22"/>
-          <w:rtl w:val="1"/>
-          <w:lang w:val="en-US" w:bidi="he-IL"/>
-        </w:rPr>
-        <w:t>טבלה 11 — חשבון מנהל ושני חשבונות לקוח</w:t>
+        <w:t>טבלה 10 — חשבון מנהל ושני חשבונות לקוח</w:t>
       </w:r>
     </w:p>
     <w:p>
@@ -25618,19 +22881,7 @@
                 <w:rtl w:val="1"/>
                 <w:lang w:val="en-US" w:bidi="he-IL"/>
               </w:rPr>
-              <w:t xml:space="preserve">פסילת </w:t>
-            </w:r>
-            <w:r>
-              <w:rPr>
-                <w:rFonts w:ascii="Times New Roman" w:hAnsi="Times New Roman" w:cs="Times New Roman" w:eastAsia="Times New Roman"/>
-                <w:b w:val="0"/>
-                <w:color w:val="1F2933"/>
-                <w:sz w:val="20"/>
-                <w:szCs w:val="20"/>
-                <w:rtl w:val="0"/>
-                <w:lang w:val="en-US" w:bidi="en-US"/>
-              </w:rPr>
-              <w:t>Token</w:t>
+              <w:t>מוצר לא פעיל</w:t>
             </w:r>
           </w:p>
         </w:tc>
@@ -25653,18 +22904,6 @@
             </w:pPr>
             <w:r>
               <w:rPr>
-                <w:rFonts w:ascii="Arial" w:hAnsi="Arial" w:cs="Arial" w:eastAsia="Arial"/>
-                <w:b w:val="0"/>
-                <w:color w:val="1F2933"/>
-                <w:sz w:val="20"/>
-                <w:szCs w:val="20"/>
-                <w:rtl w:val="1"/>
-                <w:lang w:val="en-US" w:bidi="he-IL"/>
-              </w:rPr>
-              <w:t xml:space="preserve">התנתקות ואז </w:t>
-            </w:r>
-            <w:r>
-              <w:rPr>
                 <w:rFonts w:ascii="Courier New" w:hAnsi="Courier New" w:cs="Courier New" w:eastAsia="Courier New"/>
                 <w:b w:val="0"/>
                 <w:color w:val="1F2933"/>
@@ -25674,7 +22913,7 @@
                 <w:lang w:val="en-US" w:bidi="en-US"/>
                 <w:shd w:val="clear" w:color="auto" w:fill="F0E6DA"/>
               </w:rPr>
-              <w:t>GET /api/auth/me</w:t>
+              <w:t>isActive: false</w:t>
             </w:r>
             <w:r>
               <w:rPr>
@@ -25686,7 +22925,7 @@
                 <w:rtl w:val="1"/>
                 <w:lang w:val="en-US" w:bidi="he-IL"/>
               </w:rPr>
-              <w:t xml:space="preserve"> עם הטוקן הישן</w:t>
+              <w:t xml:space="preserve"> ורענון הקטלוג</w:t>
             </w:r>
           </w:p>
         </w:tc>
@@ -25717,20 +22956,7 @@
                 <w:rtl w:val="1"/>
                 <w:lang w:val="en-US" w:bidi="he-IL"/>
               </w:rPr>
-              <w:t xml:space="preserve">401 </w:t>
-            </w:r>
-            <w:r>
-              <w:rPr>
-                <w:rFonts w:ascii="Courier New" w:hAnsi="Courier New" w:cs="Courier New" w:eastAsia="Courier New"/>
-                <w:b w:val="0"/>
-                <w:color w:val="1F2933"/>
-                <w:sz w:val="20"/>
-                <w:szCs w:val="20"/>
-                <w:rtl w:val="0"/>
-                <w:lang w:val="en-US" w:bidi="en-US"/>
-                <w:shd w:val="clear" w:color="auto" w:fill="F0E6DA"/>
-              </w:rPr>
-              <w:t>TOKEN_REVOKED</w:t>
+              <w:t>המוצר אינו מוצג</w:t>
             </w:r>
           </w:p>
         </w:tc>
@@ -25762,7 +22988,7 @@
                 <w:lang w:val="en-US" w:bidi="en-US"/>
                 <w:shd w:val="clear" w:color="auto" w:fill="F0E6DA"/>
               </w:rPr>
-              <w:t>TokenVersionGuard</w:t>
+              <w:t>listPublic</w:t>
             </w:r>
           </w:p>
         </w:tc>
@@ -25826,7 +23052,7 @@
                 <w:rtl w:val="1"/>
                 <w:lang w:val="en-US" w:bidi="he-IL"/>
               </w:rPr>
-              <w:t>מוצר לא פעיל</w:t>
+              <w:t>מוצר שאזל</w:t>
             </w:r>
           </w:p>
         </w:tc>
@@ -25858,19 +23084,7 @@
                 <w:lang w:val="en-US" w:bidi="en-US"/>
                 <w:shd w:val="clear" w:color="auto" w:fill="F0E6DA"/>
               </w:rPr>
-              <w:t>isActive: false</w:t>
-            </w:r>
-            <w:r>
-              <w:rPr>
-                <w:rFonts w:ascii="Arial" w:hAnsi="Arial" w:cs="Arial" w:eastAsia="Arial"/>
-                <w:b w:val="0"/>
-                <w:color w:val="1F2933"/>
-                <w:sz w:val="20"/>
-                <w:szCs w:val="20"/>
-                <w:rtl w:val="1"/>
-                <w:lang w:val="en-US" w:bidi="he-IL"/>
-              </w:rPr>
-              <w:t xml:space="preserve"> ורענון הקטלוג</w:t>
+              <w:t>stock === 0</w:t>
             </w:r>
           </w:p>
         </w:tc>
@@ -25901,7 +23115,7 @@
                 <w:rtl w:val="1"/>
                 <w:lang w:val="en-US" w:bidi="he-IL"/>
               </w:rPr>
-              <w:t>המוצר אינו מוצג</w:t>
+              <w:t>המוצר מוצג, אי אפשר להוסיף לעגלה, אפשר להירשם להתראה</w:t>
             </w:r>
           </w:p>
         </w:tc>
@@ -25933,7 +23147,32 @@
                 <w:lang w:val="en-US" w:bidi="en-US"/>
                 <w:shd w:val="clear" w:color="auto" w:fill="F0E6DA"/>
               </w:rPr>
-              <w:t>listPublic</w:t>
+              <w:t>ProductCard</w:t>
+            </w:r>
+            <w:r>
+              <w:rPr>
+                <w:rFonts w:ascii="Arial" w:hAnsi="Arial" w:cs="Arial" w:eastAsia="Arial"/>
+                <w:b w:val="0"/>
+                <w:color w:val="1F2933"/>
+                <w:sz w:val="20"/>
+                <w:szCs w:val="20"/>
+                <w:rtl w:val="1"/>
+                <w:lang w:val="en-US" w:bidi="he-IL"/>
+              </w:rPr>
+              <w:t xml:space="preserve">, </w:t>
+            </w:r>
+            <w:r>
+              <w:rPr>
+                <w:rFonts w:ascii="Courier New" w:hAnsi="Courier New" w:cs="Courier New" w:eastAsia="Courier New"/>
+                <w:b w:val="0"/>
+                <w:color w:val="1F2933"/>
+                <w:sz w:val="20"/>
+                <w:szCs w:val="20"/>
+                <w:rtl w:val="0"/>
+                <w:lang w:val="en-US" w:bidi="en-US"/>
+                <w:shd w:val="clear" w:color="auto" w:fill="F0E6DA"/>
+              </w:rPr>
+              <w:t>CartsService</w:t>
             </w:r>
           </w:p>
         </w:tc>
@@ -25997,7 +23236,7 @@
                 <w:rtl w:val="1"/>
                 <w:lang w:val="en-US" w:bidi="he-IL"/>
               </w:rPr>
-              <w:t>מוצר שאזל</w:t>
+              <w:t>התמדת העגלה</w:t>
             </w:r>
           </w:p>
         </w:tc>
@@ -26020,16 +23259,15 @@
             </w:pPr>
             <w:r>
               <w:rPr>
-                <w:rFonts w:ascii="Courier New" w:hAnsi="Courier New" w:cs="Courier New" w:eastAsia="Courier New"/>
+                <w:rFonts w:ascii="Arial" w:hAnsi="Arial" w:cs="Arial" w:eastAsia="Arial"/>
                 <w:b w:val="0"/>
                 <w:color w:val="1F2933"/>
                 <w:sz w:val="20"/>
                 <w:szCs w:val="20"/>
-                <w:rtl w:val="0"/>
-                <w:lang w:val="en-US" w:bidi="en-US"/>
-                <w:shd w:val="clear" w:color="auto" w:fill="F0E6DA"/>
-              </w:rPr>
-              <w:t>stock === 0</w:t>
+                <w:rtl w:val="1"/>
+                <w:lang w:val="en-US" w:bidi="he-IL"/>
+              </w:rPr>
+              <w:t>הוספה, סגירת דפדפן, התחברות מחדש</w:t>
             </w:r>
           </w:p>
         </w:tc>
@@ -26060,7 +23298,19 @@
                 <w:rtl w:val="1"/>
                 <w:lang w:val="en-US" w:bidi="he-IL"/>
               </w:rPr>
-              <w:t>המוצר מוצג, אי אפשר להוסיף לעגלה, אפשר להירשם להתראה</w:t>
+              <w:t>הפריטים נטענים מ־</w:t>
+            </w:r>
+            <w:r>
+              <w:rPr>
+                <w:rFonts w:ascii="Times New Roman" w:hAnsi="Times New Roman" w:cs="Times New Roman" w:eastAsia="Times New Roman"/>
+                <w:b w:val="0"/>
+                <w:color w:val="1F2933"/>
+                <w:sz w:val="20"/>
+                <w:szCs w:val="20"/>
+                <w:rtl w:val="0"/>
+                <w:lang w:val="en-US" w:bidi="en-US"/>
+              </w:rPr>
+              <w:t>MongoDB</w:t>
             </w:r>
           </w:p>
         </w:tc>
@@ -26092,32 +23342,7 @@
                 <w:lang w:val="en-US" w:bidi="en-US"/>
                 <w:shd w:val="clear" w:color="auto" w:fill="F0E6DA"/>
               </w:rPr>
-              <w:t>ProductCard</w:t>
-            </w:r>
-            <w:r>
-              <w:rPr>
-                <w:rFonts w:ascii="Arial" w:hAnsi="Arial" w:cs="Arial" w:eastAsia="Arial"/>
-                <w:b w:val="0"/>
-                <w:color w:val="1F2933"/>
-                <w:sz w:val="20"/>
-                <w:szCs w:val="20"/>
-                <w:rtl w:val="1"/>
-                <w:lang w:val="en-US" w:bidi="he-IL"/>
-              </w:rPr>
-              <w:t xml:space="preserve">, </w:t>
-            </w:r>
-            <w:r>
-              <w:rPr>
-                <w:rFonts w:ascii="Courier New" w:hAnsi="Courier New" w:cs="Courier New" w:eastAsia="Courier New"/>
-                <w:b w:val="0"/>
-                <w:color w:val="1F2933"/>
-                <w:sz w:val="20"/>
-                <w:szCs w:val="20"/>
-                <w:rtl w:val="0"/>
-                <w:lang w:val="en-US" w:bidi="en-US"/>
-                <w:shd w:val="clear" w:color="auto" w:fill="F0E6DA"/>
-              </w:rPr>
-              <w:t>CartsService</w:t>
+              <w:t>CartProvider</w:t>
             </w:r>
           </w:p>
         </w:tc>
@@ -26181,7 +23406,7 @@
                 <w:rtl w:val="1"/>
                 <w:lang w:val="en-US" w:bidi="he-IL"/>
               </w:rPr>
-              <w:t>התמדת העגלה</w:t>
+              <w:t>חריגה מהמלאי</w:t>
             </w:r>
           </w:p>
         </w:tc>
@@ -26212,7 +23437,7 @@
                 <w:rtl w:val="1"/>
                 <w:lang w:val="en-US" w:bidi="he-IL"/>
               </w:rPr>
-              <w:t>הוספה, סגירת דפדפן, התחברות מחדש</w:t>
+              <w:t>כמות גדולה מהמלאי</w:t>
             </w:r>
           </w:p>
         </w:tc>
@@ -26243,19 +23468,20 @@
                 <w:rtl w:val="1"/>
                 <w:lang w:val="en-US" w:bidi="he-IL"/>
               </w:rPr>
-              <w:t>הפריטים נטענים מ־</w:t>
-            </w:r>
-            <w:r>
-              <w:rPr>
-                <w:rFonts w:ascii="Times New Roman" w:hAnsi="Times New Roman" w:cs="Times New Roman" w:eastAsia="Times New Roman"/>
+              <w:t xml:space="preserve">400 </w:t>
+            </w:r>
+            <w:r>
+              <w:rPr>
+                <w:rFonts w:ascii="Courier New" w:hAnsi="Courier New" w:cs="Courier New" w:eastAsia="Courier New"/>
                 <w:b w:val="0"/>
                 <w:color w:val="1F2933"/>
                 <w:sz w:val="20"/>
                 <w:szCs w:val="20"/>
                 <w:rtl w:val="0"/>
                 <w:lang w:val="en-US" w:bidi="en-US"/>
-              </w:rPr>
-              <w:t>MongoDB</w:t>
+                <w:shd w:val="clear" w:color="auto" w:fill="F0E6DA"/>
+              </w:rPr>
+              <w:t>OUT_OF_STOCK</w:t>
             </w:r>
           </w:p>
         </w:tc>
@@ -26287,7 +23513,7 @@
                 <w:lang w:val="en-US" w:bidi="en-US"/>
                 <w:shd w:val="clear" w:color="auto" w:fill="F0E6DA"/>
               </w:rPr>
-              <w:t>CartProvider</w:t>
+              <w:t>CartsService.upsertItem</w:t>
             </w:r>
           </w:p>
         </w:tc>
@@ -26351,7 +23577,7 @@
                 <w:rtl w:val="1"/>
                 <w:lang w:val="en-US" w:bidi="he-IL"/>
               </w:rPr>
-              <w:t>חריגה מהמלאי</w:t>
+              <w:t>נעילת מחיר</w:t>
             </w:r>
           </w:p>
         </w:tc>
@@ -26382,7 +23608,7 @@
                 <w:rtl w:val="1"/>
                 <w:lang w:val="en-US" w:bidi="he-IL"/>
               </w:rPr>
-              <w:t>כמות גדולה מהמלאי</w:t>
+              <w:t>שינוי מחיר בקטלוג אחרי קופה</w:t>
             </w:r>
           </w:p>
         </w:tc>
@@ -26413,20 +23639,19 @@
                 <w:rtl w:val="1"/>
                 <w:lang w:val="en-US" w:bidi="he-IL"/>
               </w:rPr>
-              <w:t xml:space="preserve">400 </w:t>
-            </w:r>
-            <w:r>
-              <w:rPr>
-                <w:rFonts w:ascii="Courier New" w:hAnsi="Courier New" w:cs="Courier New" w:eastAsia="Courier New"/>
+              <w:t>סכום ההזמנה נשאר המחיר שב־</w:t>
+            </w:r>
+            <w:r>
+              <w:rPr>
+                <w:rFonts w:ascii="Times New Roman" w:hAnsi="Times New Roman" w:cs="Times New Roman" w:eastAsia="Times New Roman"/>
                 <w:b w:val="0"/>
                 <w:color w:val="1F2933"/>
                 <w:sz w:val="20"/>
                 <w:szCs w:val="20"/>
                 <w:rtl w:val="0"/>
                 <w:lang w:val="en-US" w:bidi="en-US"/>
-                <w:shd w:val="clear" w:color="auto" w:fill="F0E6DA"/>
-              </w:rPr>
-              <w:t>OUT_OF_STOCK</w:t>
+              </w:rPr>
+              <w:t>snapshot</w:t>
             </w:r>
           </w:p>
         </w:tc>
@@ -26458,7 +23683,7 @@
                 <w:lang w:val="en-US" w:bidi="en-US"/>
                 <w:shd w:val="clear" w:color="auto" w:fill="F0E6DA"/>
               </w:rPr>
-              <w:t>CartsService.upsertItem</w:t>
+              <w:t>OrdersService.checkout</w:t>
             </w:r>
           </w:p>
         </w:tc>
@@ -26522,7 +23747,7 @@
                 <w:rtl w:val="1"/>
                 <w:lang w:val="en-US" w:bidi="he-IL"/>
               </w:rPr>
-              <w:t>נעילת מחיר</w:t>
+              <w:t>הזמנה כפולה</w:t>
             </w:r>
           </w:p>
         </w:tc>
@@ -26553,7 +23778,32 @@
                 <w:rtl w:val="1"/>
                 <w:lang w:val="en-US" w:bidi="he-IL"/>
               </w:rPr>
-              <w:t>שינוי מחיר בקטלוג אחרי קופה</w:t>
+              <w:t xml:space="preserve">אותו </w:t>
+            </w:r>
+            <w:r>
+              <w:rPr>
+                <w:rFonts w:ascii="Courier New" w:hAnsi="Courier New" w:cs="Courier New" w:eastAsia="Courier New"/>
+                <w:b w:val="0"/>
+                <w:color w:val="1F2933"/>
+                <w:sz w:val="20"/>
+                <w:szCs w:val="20"/>
+                <w:rtl w:val="0"/>
+                <w:lang w:val="en-US" w:bidi="en-US"/>
+                <w:shd w:val="clear" w:color="auto" w:fill="F0E6DA"/>
+              </w:rPr>
+              <w:t>idempotencyKey</w:t>
+            </w:r>
+            <w:r>
+              <w:rPr>
+                <w:rFonts w:ascii="Arial" w:hAnsi="Arial" w:cs="Arial" w:eastAsia="Arial"/>
+                <w:b w:val="0"/>
+                <w:color w:val="1F2933"/>
+                <w:sz w:val="20"/>
+                <w:szCs w:val="20"/>
+                <w:rtl w:val="1"/>
+                <w:lang w:val="en-US" w:bidi="he-IL"/>
+              </w:rPr>
+              <w:t xml:space="preserve"> פעמיים</w:t>
             </w:r>
           </w:p>
         </w:tc>
@@ -26584,19 +23834,7 @@
                 <w:rtl w:val="1"/>
                 <w:lang w:val="en-US" w:bidi="he-IL"/>
               </w:rPr>
-              <w:t>סכום ההזמנה נשאר המחיר שב־</w:t>
-            </w:r>
-            <w:r>
-              <w:rPr>
-                <w:rFonts w:ascii="Times New Roman" w:hAnsi="Times New Roman" w:cs="Times New Roman" w:eastAsia="Times New Roman"/>
-                <w:b w:val="0"/>
-                <w:color w:val="1F2933"/>
-                <w:sz w:val="20"/>
-                <w:szCs w:val="20"/>
-                <w:rtl w:val="0"/>
-                <w:lang w:val="en-US" w:bidi="en-US"/>
-              </w:rPr>
-              <w:t>snapshot</w:t>
+              <w:t>הזמנה אחת</w:t>
             </w:r>
           </w:p>
         </w:tc>
@@ -26628,7 +23866,7 @@
                 <w:lang w:val="en-US" w:bidi="en-US"/>
                 <w:shd w:val="clear" w:color="auto" w:fill="F0E6DA"/>
               </w:rPr>
-              <w:t>OrdersService.checkout</w:t>
+              <w:t>idempotencykeys</w:t>
             </w:r>
           </w:p>
         </w:tc>
@@ -26692,7 +23930,7 @@
                 <w:rtl w:val="1"/>
                 <w:lang w:val="en-US" w:bidi="he-IL"/>
               </w:rPr>
-              <w:t>הזמנה כפולה</w:t>
+              <w:t>גישת לקוח לניהול</w:t>
             </w:r>
           </w:p>
         </w:tc>
@@ -26715,18 +23953,6 @@
             </w:pPr>
             <w:r>
               <w:rPr>
-                <w:rFonts w:ascii="Arial" w:hAnsi="Arial" w:cs="Arial" w:eastAsia="Arial"/>
-                <w:b w:val="0"/>
-                <w:color w:val="1F2933"/>
-                <w:sz w:val="20"/>
-                <w:szCs w:val="20"/>
-                <w:rtl w:val="1"/>
-                <w:lang w:val="en-US" w:bidi="he-IL"/>
-              </w:rPr>
-              <w:t xml:space="preserve">אותו </w:t>
-            </w:r>
-            <w:r>
-              <w:rPr>
                 <w:rFonts w:ascii="Courier New" w:hAnsi="Courier New" w:cs="Courier New" w:eastAsia="Courier New"/>
                 <w:b w:val="0"/>
                 <w:color w:val="1F2933"/>
@@ -26736,7 +23962,7 @@
                 <w:lang w:val="en-US" w:bidi="en-US"/>
                 <w:shd w:val="clear" w:color="auto" w:fill="F0E6DA"/>
               </w:rPr>
-              <w:t>idempotencyKey</w:t>
+              <w:t>GET /api/products/admin</w:t>
             </w:r>
             <w:r>
               <w:rPr>
@@ -26748,7 +23974,31 @@
                 <w:rtl w:val="1"/>
                 <w:lang w:val="en-US" w:bidi="he-IL"/>
               </w:rPr>
-              <w:t xml:space="preserve"> פעמיים</w:t>
+              <w:t xml:space="preserve"> עם </w:t>
+            </w:r>
+            <w:r>
+              <w:rPr>
+                <w:rFonts w:ascii="Times New Roman" w:hAnsi="Times New Roman" w:cs="Times New Roman" w:eastAsia="Times New Roman"/>
+                <w:b w:val="0"/>
+                <w:color w:val="1F2933"/>
+                <w:sz w:val="20"/>
+                <w:szCs w:val="20"/>
+                <w:rtl w:val="0"/>
+                <w:lang w:val="en-US" w:bidi="en-US"/>
+              </w:rPr>
+              <w:t>Token</w:t>
+            </w:r>
+            <w:r>
+              <w:rPr>
+                <w:rFonts w:ascii="Arial" w:hAnsi="Arial" w:cs="Arial" w:eastAsia="Arial"/>
+                <w:b w:val="0"/>
+                <w:color w:val="1F2933"/>
+                <w:sz w:val="20"/>
+                <w:szCs w:val="20"/>
+                <w:rtl w:val="1"/>
+                <w:lang w:val="en-US" w:bidi="he-IL"/>
+              </w:rPr>
+              <w:t xml:space="preserve"> של לקוח</w:t>
             </w:r>
           </w:p>
         </w:tc>
@@ -26779,7 +24029,7 @@
                 <w:rtl w:val="1"/>
                 <w:lang w:val="en-US" w:bidi="he-IL"/>
               </w:rPr>
-              <w:t>הזמנה אחת</w:t>
+              <w:t>403</w:t>
             </w:r>
           </w:p>
         </w:tc>
@@ -26811,7 +24061,7 @@
                 <w:lang w:val="en-US" w:bidi="en-US"/>
                 <w:shd w:val="clear" w:color="auto" w:fill="F0E6DA"/>
               </w:rPr>
-              <w:t>idempotencykeys</w:t>
+              <w:t>AdminGuard</w:t>
             </w:r>
           </w:p>
         </w:tc>
@@ -26875,7 +24125,7 @@
                 <w:rtl w:val="1"/>
                 <w:lang w:val="en-US" w:bidi="he-IL"/>
               </w:rPr>
-              <w:t>גישת לקוח לניהול</w:t>
+              <w:t>מעבר סטטוס פסול</w:t>
             </w:r>
           </w:p>
         </w:tc>
@@ -26898,6 +24148,18 @@
             </w:pPr>
             <w:r>
               <w:rPr>
+                <w:rFonts w:ascii="Arial" w:hAnsi="Arial" w:cs="Arial" w:eastAsia="Arial"/>
+                <w:b w:val="0"/>
+                <w:color w:val="1F2933"/>
+                <w:sz w:val="20"/>
+                <w:szCs w:val="20"/>
+                <w:rtl w:val="1"/>
+                <w:lang w:val="en-US" w:bidi="he-IL"/>
+              </w:rPr>
+              <w:t>מ־</w:t>
+            </w:r>
+            <w:r>
+              <w:rPr>
                 <w:rFonts w:ascii="Courier New" w:hAnsi="Courier New" w:cs="Courier New" w:eastAsia="Courier New"/>
                 <w:b w:val="0"/>
                 <w:color w:val="1F2933"/>
@@ -26907,7 +24169,7 @@
                 <w:lang w:val="en-US" w:bidi="en-US"/>
                 <w:shd w:val="clear" w:color="auto" w:fill="F0E6DA"/>
               </w:rPr>
-              <w:t>GET /api/products/admin</w:t>
+              <w:t>shipped</w:t>
             </w:r>
             <w:r>
               <w:rPr>
@@ -26919,31 +24181,20 @@
                 <w:rtl w:val="1"/>
                 <w:lang w:val="en-US" w:bidi="he-IL"/>
               </w:rPr>
-              <w:t xml:space="preserve"> עם </w:t>
-            </w:r>
-            <w:r>
-              <w:rPr>
-                <w:rFonts w:ascii="Times New Roman" w:hAnsi="Times New Roman" w:cs="Times New Roman" w:eastAsia="Times New Roman"/>
+              <w:t xml:space="preserve"> אל </w:t>
+            </w:r>
+            <w:r>
+              <w:rPr>
+                <w:rFonts w:ascii="Courier New" w:hAnsi="Courier New" w:cs="Courier New" w:eastAsia="Courier New"/>
                 <w:b w:val="0"/>
                 <w:color w:val="1F2933"/>
                 <w:sz w:val="20"/>
                 <w:szCs w:val="20"/>
                 <w:rtl w:val="0"/>
                 <w:lang w:val="en-US" w:bidi="en-US"/>
-              </w:rPr>
-              <w:t>Token</w:t>
-            </w:r>
-            <w:r>
-              <w:rPr>
-                <w:rFonts w:ascii="Arial" w:hAnsi="Arial" w:cs="Arial" w:eastAsia="Arial"/>
-                <w:b w:val="0"/>
-                <w:color w:val="1F2933"/>
-                <w:sz w:val="20"/>
-                <w:szCs w:val="20"/>
-                <w:rtl w:val="1"/>
-                <w:lang w:val="en-US" w:bidi="he-IL"/>
-              </w:rPr>
-              <w:t xml:space="preserve"> של לקוח</w:t>
+                <w:shd w:val="clear" w:color="auto" w:fill="F0E6DA"/>
+              </w:rPr>
+              <w:t>cancelled</w:t>
             </w:r>
           </w:p>
         </w:tc>
@@ -26966,15 +24217,16 @@
             </w:pPr>
             <w:r>
               <w:rPr>
-                <w:rFonts w:ascii="Arial" w:hAnsi="Arial" w:cs="Arial" w:eastAsia="Arial"/>
+                <w:rFonts w:ascii="Courier New" w:hAnsi="Courier New" w:cs="Courier New" w:eastAsia="Courier New"/>
                 <w:b w:val="0"/>
                 <w:color w:val="1F2933"/>
                 <w:sz w:val="20"/>
                 <w:szCs w:val="20"/>
-                <w:rtl w:val="1"/>
-                <w:lang w:val="en-US" w:bidi="he-IL"/>
-              </w:rPr>
-              <w:t>403</w:t>
+                <w:rtl w:val="0"/>
+                <w:lang w:val="en-US" w:bidi="en-US"/>
+                <w:shd w:val="clear" w:color="auto" w:fill="F0E6DA"/>
+              </w:rPr>
+              <w:t>ILLEGAL_TRANSITION</w:t>
             </w:r>
           </w:p>
         </w:tc>
@@ -27006,7 +24258,19 @@
                 <w:lang w:val="en-US" w:bidi="en-US"/>
                 <w:shd w:val="clear" w:color="auto" w:fill="F0E6DA"/>
               </w:rPr>
-              <w:t>AdminGuard</w:t>
+              <w:t>canTransition</w:t>
+            </w:r>
+            <w:r>
+              <w:rPr>
+                <w:rFonts w:ascii="Arial" w:hAnsi="Arial" w:cs="Arial" w:eastAsia="Arial"/>
+                <w:b w:val="0"/>
+                <w:color w:val="1F2933"/>
+                <w:sz w:val="20"/>
+                <w:szCs w:val="20"/>
+                <w:rtl w:val="1"/>
+                <w:lang w:val="en-US" w:bidi="he-IL"/>
+              </w:rPr>
+              <w:t>, בדיקת יחידה</w:t>
             </w:r>
           </w:p>
         </w:tc>
@@ -27070,7 +24334,7 @@
                 <w:rtl w:val="1"/>
                 <w:lang w:val="en-US" w:bidi="he-IL"/>
               </w:rPr>
-              <w:t>מעבר סטטוס פסול</w:t>
+              <w:t>ביטול לפני משלוח</w:t>
             </w:r>
           </w:p>
         </w:tc>
@@ -27101,7 +24365,7 @@
                 <w:rtl w:val="1"/>
                 <w:lang w:val="en-US" w:bidi="he-IL"/>
               </w:rPr>
-              <w:t>מ־</w:t>
+              <w:t>ביטול מ־</w:t>
             </w:r>
             <w:r>
               <w:rPr>
@@ -27114,32 +24378,7 @@
                 <w:lang w:val="en-US" w:bidi="en-US"/>
                 <w:shd w:val="clear" w:color="auto" w:fill="F0E6DA"/>
               </w:rPr>
-              <w:t>shipped</w:t>
-            </w:r>
-            <w:r>
-              <w:rPr>
-                <w:rFonts w:ascii="Arial" w:hAnsi="Arial" w:cs="Arial" w:eastAsia="Arial"/>
-                <w:b w:val="0"/>
-                <w:color w:val="1F2933"/>
-                <w:sz w:val="20"/>
-                <w:szCs w:val="20"/>
-                <w:rtl w:val="1"/>
-                <w:lang w:val="en-US" w:bidi="he-IL"/>
-              </w:rPr>
-              <w:t xml:space="preserve"> אל </w:t>
-            </w:r>
-            <w:r>
-              <w:rPr>
-                <w:rFonts w:ascii="Courier New" w:hAnsi="Courier New" w:cs="Courier New" w:eastAsia="Courier New"/>
-                <w:b w:val="0"/>
-                <w:color w:val="1F2933"/>
-                <w:sz w:val="20"/>
-                <w:szCs w:val="20"/>
-                <w:rtl w:val="0"/>
-                <w:lang w:val="en-US" w:bidi="en-US"/>
-                <w:shd w:val="clear" w:color="auto" w:fill="F0E6DA"/>
-              </w:rPr>
-              <w:t>cancelled</w:t>
+              <w:t>confirmed</w:t>
             </w:r>
           </w:p>
         </w:tc>
@@ -27162,16 +24401,15 @@
             </w:pPr>
             <w:r>
               <w:rPr>
-                <w:rFonts w:ascii="Courier New" w:hAnsi="Courier New" w:cs="Courier New" w:eastAsia="Courier New"/>
+                <w:rFonts w:ascii="Arial" w:hAnsi="Arial" w:cs="Arial" w:eastAsia="Arial"/>
                 <w:b w:val="0"/>
                 <w:color w:val="1F2933"/>
                 <w:sz w:val="20"/>
                 <w:szCs w:val="20"/>
-                <w:rtl w:val="0"/>
-                <w:lang w:val="en-US" w:bidi="en-US"/>
-                <w:shd w:val="clear" w:color="auto" w:fill="F0E6DA"/>
-              </w:rPr>
-              <w:t>ILLEGAL_TRANSITION</w:t>
+                <w:rtl w:val="1"/>
+                <w:lang w:val="en-US" w:bidi="he-IL"/>
+              </w:rPr>
+              <w:t>המלאי חוזר</w:t>
             </w:r>
           </w:p>
         </w:tc>
@@ -27203,19 +24441,7 @@
                 <w:lang w:val="en-US" w:bidi="en-US"/>
                 <w:shd w:val="clear" w:color="auto" w:fill="F0E6DA"/>
               </w:rPr>
-              <w:t>canTransition</w:t>
-            </w:r>
-            <w:r>
-              <w:rPr>
-                <w:rFonts w:ascii="Arial" w:hAnsi="Arial" w:cs="Arial" w:eastAsia="Arial"/>
-                <w:b w:val="0"/>
-                <w:color w:val="1F2933"/>
-                <w:sz w:val="20"/>
-                <w:szCs w:val="20"/>
-                <w:rtl w:val="1"/>
-                <w:lang w:val="en-US" w:bidi="he-IL"/>
-              </w:rPr>
-              <w:t>, בדיקת יחידה</w:t>
+              <w:t>cancelAndRestock</w:t>
             </w:r>
           </w:p>
         </w:tc>
@@ -27279,7 +24505,7 @@
                 <w:rtl w:val="1"/>
                 <w:lang w:val="en-US" w:bidi="he-IL"/>
               </w:rPr>
-              <w:t>ביטול לפני משלוח</w:t>
+              <w:t>מפתח הזרקה</w:t>
             </w:r>
           </w:p>
         </w:tc>
@@ -27310,7 +24536,7 @@
                 <w:rtl w:val="1"/>
                 <w:lang w:val="en-US" w:bidi="he-IL"/>
               </w:rPr>
-              <w:t>ביטול מ־</w:t>
+              <w:t>שדה שמתחיל ב־</w:t>
             </w:r>
             <w:r>
               <w:rPr>
@@ -27323,7 +24549,19 @@
                 <w:lang w:val="en-US" w:bidi="en-US"/>
                 <w:shd w:val="clear" w:color="auto" w:fill="F0E6DA"/>
               </w:rPr>
-              <w:t>confirmed</w:t>
+              <w:t>$</w:t>
+            </w:r>
+            <w:r>
+              <w:rPr>
+                <w:rFonts w:ascii="Arial" w:hAnsi="Arial" w:cs="Arial" w:eastAsia="Arial"/>
+                <w:b w:val="0"/>
+                <w:color w:val="1F2933"/>
+                <w:sz w:val="20"/>
+                <w:szCs w:val="20"/>
+                <w:rtl w:val="1"/>
+                <w:lang w:val="en-US" w:bidi="he-IL"/>
+              </w:rPr>
+              <w:t xml:space="preserve"> בגוף הבקשה</w:t>
             </w:r>
           </w:p>
         </w:tc>
@@ -27354,20 +24592,7 @@
                 <w:rtl w:val="1"/>
                 <w:lang w:val="en-US" w:bidi="he-IL"/>
               </w:rPr>
-              <w:t xml:space="preserve">המלאי חוזר, התשלום </w:t>
-            </w:r>
-            <w:r>
-              <w:rPr>
-                <w:rFonts w:ascii="Courier New" w:hAnsi="Courier New" w:cs="Courier New" w:eastAsia="Courier New"/>
-                <w:b w:val="0"/>
-                <w:color w:val="1F2933"/>
-                <w:sz w:val="20"/>
-                <w:szCs w:val="20"/>
-                <w:rtl w:val="0"/>
-                <w:lang w:val="en-US" w:bidi="en-US"/>
-                <w:shd w:val="clear" w:color="auto" w:fill="F0E6DA"/>
-              </w:rPr>
-              <w:t>refunded</w:t>
+              <w:t>המפתח מוסר לפני השירות</w:t>
             </w:r>
           </w:p>
         </w:tc>
@@ -27399,189 +24624,6 @@
                 <w:lang w:val="en-US" w:bidi="en-US"/>
                 <w:shd w:val="clear" w:color="auto" w:fill="F0E6DA"/>
               </w:rPr>
-              <w:t>cancelAndRestock</w:t>
-            </w:r>
-          </w:p>
-        </w:tc>
-      </w:tr>
-      <w:tr>
-        <w:tc>
-          <w:tcPr>
-            <w:tcW w:type="dxa" w:w="1758"/>
-            <w:vAlign w:val="top"/>
-            <w:tcBorders>
-              <w:top w:val="single" w:sz="4" w:space="0" w:color="1F2933"/>
-              <w:left w:val="single" w:sz="4" w:space="0" w:color="1F2933"/>
-              <w:bottom w:val="single" w:sz="4" w:space="0" w:color="1F2933"/>
-              <w:right w:val="single" w:sz="4" w:space="0" w:color="1F2933"/>
-            </w:tcBorders>
-          </w:tcPr>
-          <w:p>
-            <w:pPr>
-              <w:spacing w:before="40" w:after="40" w:line="259" w:lineRule="auto"/>
-              <w:jc w:val="right"/>
-              <w:bidi w:val="1"/>
-            </w:pPr>
-            <w:r>
-              <w:rPr>
-                <w:rFonts w:ascii="Arial" w:hAnsi="Arial" w:cs="Arial" w:eastAsia="Arial"/>
-                <w:b w:val="0"/>
-                <w:color w:val="1F2933"/>
-                <w:sz w:val="20"/>
-                <w:szCs w:val="20"/>
-                <w:rtl w:val="1"/>
-                <w:lang w:val="en-US" w:bidi="he-IL"/>
-              </w:rPr>
-              <w:t>13</w:t>
-            </w:r>
-          </w:p>
-        </w:tc>
-        <w:tc>
-          <w:tcPr>
-            <w:tcW w:type="dxa" w:w="1758"/>
-            <w:vAlign w:val="top"/>
-            <w:tcBorders>
-              <w:top w:val="single" w:sz="4" w:space="0" w:color="1F2933"/>
-              <w:left w:val="single" w:sz="4" w:space="0" w:color="1F2933"/>
-              <w:bottom w:val="single" w:sz="4" w:space="0" w:color="1F2933"/>
-              <w:right w:val="single" w:sz="4" w:space="0" w:color="1F2933"/>
-            </w:tcBorders>
-          </w:tcPr>
-          <w:p>
-            <w:pPr>
-              <w:spacing w:before="40" w:after="40" w:line="259" w:lineRule="auto"/>
-              <w:jc w:val="right"/>
-              <w:bidi w:val="1"/>
-            </w:pPr>
-            <w:r>
-              <w:rPr>
-                <w:rFonts w:ascii="Arial" w:hAnsi="Arial" w:cs="Arial" w:eastAsia="Arial"/>
-                <w:b w:val="0"/>
-                <w:color w:val="1F2933"/>
-                <w:sz w:val="20"/>
-                <w:szCs w:val="20"/>
-                <w:rtl w:val="1"/>
-                <w:lang w:val="en-US" w:bidi="he-IL"/>
-              </w:rPr>
-              <w:t>מפתח הזרקה</w:t>
-            </w:r>
-          </w:p>
-        </w:tc>
-        <w:tc>
-          <w:tcPr>
-            <w:tcW w:type="dxa" w:w="1758"/>
-            <w:vAlign w:val="top"/>
-            <w:tcBorders>
-              <w:top w:val="single" w:sz="4" w:space="0" w:color="1F2933"/>
-              <w:left w:val="single" w:sz="4" w:space="0" w:color="1F2933"/>
-              <w:bottom w:val="single" w:sz="4" w:space="0" w:color="1F2933"/>
-              <w:right w:val="single" w:sz="4" w:space="0" w:color="1F2933"/>
-            </w:tcBorders>
-          </w:tcPr>
-          <w:p>
-            <w:pPr>
-              <w:spacing w:before="40" w:after="40" w:line="259" w:lineRule="auto"/>
-              <w:jc w:val="right"/>
-              <w:bidi w:val="1"/>
-            </w:pPr>
-            <w:r>
-              <w:rPr>
-                <w:rFonts w:ascii="Arial" w:hAnsi="Arial" w:cs="Arial" w:eastAsia="Arial"/>
-                <w:b w:val="0"/>
-                <w:color w:val="1F2933"/>
-                <w:sz w:val="20"/>
-                <w:szCs w:val="20"/>
-                <w:rtl w:val="1"/>
-                <w:lang w:val="en-US" w:bidi="he-IL"/>
-              </w:rPr>
-              <w:t>שדה שמתחיל ב־</w:t>
-            </w:r>
-            <w:r>
-              <w:rPr>
-                <w:rFonts w:ascii="Courier New" w:hAnsi="Courier New" w:cs="Courier New" w:eastAsia="Courier New"/>
-                <w:b w:val="0"/>
-                <w:color w:val="1F2933"/>
-                <w:sz w:val="20"/>
-                <w:szCs w:val="20"/>
-                <w:rtl w:val="0"/>
-                <w:lang w:val="en-US" w:bidi="en-US"/>
-                <w:shd w:val="clear" w:color="auto" w:fill="F0E6DA"/>
-              </w:rPr>
-              <w:t>$</w:t>
-            </w:r>
-            <w:r>
-              <w:rPr>
-                <w:rFonts w:ascii="Arial" w:hAnsi="Arial" w:cs="Arial" w:eastAsia="Arial"/>
-                <w:b w:val="0"/>
-                <w:color w:val="1F2933"/>
-                <w:sz w:val="20"/>
-                <w:szCs w:val="20"/>
-                <w:rtl w:val="1"/>
-                <w:lang w:val="en-US" w:bidi="he-IL"/>
-              </w:rPr>
-              <w:t xml:space="preserve"> בגוף הבקשה</w:t>
-            </w:r>
-          </w:p>
-        </w:tc>
-        <w:tc>
-          <w:tcPr>
-            <w:tcW w:type="dxa" w:w="1758"/>
-            <w:vAlign w:val="top"/>
-            <w:tcBorders>
-              <w:top w:val="single" w:sz="4" w:space="0" w:color="1F2933"/>
-              <w:left w:val="single" w:sz="4" w:space="0" w:color="1F2933"/>
-              <w:bottom w:val="single" w:sz="4" w:space="0" w:color="1F2933"/>
-              <w:right w:val="single" w:sz="4" w:space="0" w:color="1F2933"/>
-            </w:tcBorders>
-          </w:tcPr>
-          <w:p>
-            <w:pPr>
-              <w:spacing w:before="40" w:after="40" w:line="259" w:lineRule="auto"/>
-              <w:jc w:val="right"/>
-              <w:bidi w:val="1"/>
-            </w:pPr>
-            <w:r>
-              <w:rPr>
-                <w:rFonts w:ascii="Arial" w:hAnsi="Arial" w:cs="Arial" w:eastAsia="Arial"/>
-                <w:b w:val="0"/>
-                <w:color w:val="1F2933"/>
-                <w:sz w:val="20"/>
-                <w:szCs w:val="20"/>
-                <w:rtl w:val="1"/>
-                <w:lang w:val="en-US" w:bidi="he-IL"/>
-              </w:rPr>
-              <w:t>המפתח מוסר לפני השירות</w:t>
-            </w:r>
-          </w:p>
-        </w:tc>
-        <w:tc>
-          <w:tcPr>
-            <w:tcW w:type="dxa" w:w="1758"/>
-            <w:vAlign w:val="top"/>
-            <w:tcBorders>
-              <w:top w:val="single" w:sz="4" w:space="0" w:color="1F2933"/>
-              <w:left w:val="single" w:sz="4" w:space="0" w:color="1F2933"/>
-              <w:bottom w:val="single" w:sz="4" w:space="0" w:color="1F2933"/>
-              <w:right w:val="single" w:sz="4" w:space="0" w:color="1F2933"/>
-            </w:tcBorders>
-          </w:tcPr>
-          <w:p>
-            <w:pPr>
-              <w:spacing w:before="40" w:after="40" w:line="259" w:lineRule="auto"/>
-              <w:jc w:val="right"/>
-              <w:bidi w:val="1"/>
-            </w:pPr>
-            <w:r>
-              <w:rPr>
-                <w:rFonts w:ascii="Courier New" w:hAnsi="Courier New" w:cs="Courier New" w:eastAsia="Courier New"/>
-                <w:b w:val="0"/>
-                <w:color w:val="1F2933"/>
-                <w:sz w:val="20"/>
-                <w:szCs w:val="20"/>
-                <w:rtl w:val="0"/>
-                <w:lang w:val="en-US" w:bidi="en-US"/>
-                <w:shd w:val="clear" w:color="auto" w:fill="F0E6DA"/>
-              </w:rPr>
               <w:t>MongoSanitizeMiddleware</w:t>
             </w:r>
           </w:p>
@@ -27610,7 +24652,7 @@
           <w:rtl w:val="1"/>
           <w:lang w:val="en-US" w:bidi="he-IL"/>
         </w:rPr>
-        <w:t>טבלה 12 — מערך הבדיקות</w:t>
+        <w:t>טבלה 11 — מערך הבדיקות</w:t>
       </w:r>
     </w:p>
     <w:p>
@@ -28956,7 +25998,7 @@
           <w:rtl w:val="1"/>
           <w:lang w:val="en-US" w:bidi="he-IL"/>
         </w:rPr>
-        <w:t>טבלה 13 — תהליך ההפצה</w:t>
+        <w:t>טבלה 12 — תהליך ההפצה</w:t>
       </w:r>
     </w:p>
     <w:p>
@@ -29701,166 +26743,6 @@
           <w:lang w:val="en-US" w:bidi="en-US"/>
         </w:rPr>
         <w:t>Render</w:t>
-      </w:r>
-      <w:r>
-        <w:rPr>
-          <w:rFonts w:ascii="Arial" w:hAnsi="Arial" w:cs="Arial" w:eastAsia="Arial"/>
-          <w:b w:val="0"/>
-          <w:color w:val="1F2933"/>
-          <w:sz w:val="24"/>
-          <w:szCs w:val="24"/>
-          <w:rtl w:val="1"/>
-          <w:lang w:val="en-US" w:bidi="he-IL"/>
-        </w:rPr>
-        <w:t>.</w:t>
-      </w:r>
-    </w:p>
-    <w:p>
-      <w:pPr>
-        <w:spacing w:line="360" w:lineRule="auto" w:after="160" w:before="0"/>
-        <w:jc w:val="both"/>
-        <w:bidi w:val="1"/>
-      </w:pPr>
-      <w:r>
-        <w:rPr>
-          <w:rFonts w:ascii="Arial" w:hAnsi="Arial" w:cs="Arial" w:eastAsia="Arial"/>
-          <w:b w:val="0"/>
-          <w:color w:val="1F2933"/>
-          <w:sz w:val="24"/>
-          <w:szCs w:val="24"/>
-          <w:rtl w:val="1"/>
-          <w:lang w:val="en-US" w:bidi="he-IL"/>
-        </w:rPr>
-        <w:t xml:space="preserve">בניית </w:t>
-      </w:r>
-      <w:r>
-        <w:rPr>
-          <w:rFonts w:ascii="Times New Roman" w:hAnsi="Times New Roman" w:cs="Times New Roman" w:eastAsia="Times New Roman"/>
-          <w:b w:val="0"/>
-          <w:color w:val="1F2933"/>
-          <w:sz w:val="24"/>
-          <w:szCs w:val="24"/>
-          <w:rtl w:val="0"/>
-          <w:lang w:val="en-US" w:bidi="en-US"/>
-        </w:rPr>
-        <w:t>Docker</w:t>
-      </w:r>
-      <w:r>
-        <w:rPr>
-          <w:rFonts w:ascii="Arial" w:hAnsi="Arial" w:cs="Arial" w:eastAsia="Arial"/>
-          <w:b w:val="0"/>
-          <w:color w:val="1F2933"/>
-          <w:sz w:val="24"/>
-          <w:szCs w:val="24"/>
-          <w:rtl w:val="1"/>
-          <w:lang w:val="en-US" w:bidi="he-IL"/>
-        </w:rPr>
-        <w:t xml:space="preserve"> המקומית:</w:t>
-      </w:r>
-    </w:p>
-    <w:p>
-      <w:pPr>
-        <w:spacing w:before="160" w:after="160" w:line="240" w:lineRule="auto"/>
-        <w:jc w:val="left"/>
-        <w:keepLines/>
-        <w:bidi w:val="0"/>
-        <w:shd w:val="clear" w:color="auto" w:fill="F7F4F0"/>
-        <w:pBdr>
-          <w:left w:val="single" w:sz="16" w:space="1" w:color="3D6B4F"/>
-        </w:pBdr>
-      </w:pPr>
-      <w:r>
-        <w:rPr>
-          <w:rFonts w:ascii="Courier New" w:hAnsi="Courier New" w:cs="Courier New" w:eastAsia="Courier New"/>
-          <w:b w:val="0"/>
-          <w:color w:val="1F2933"/>
-          <w:sz w:val="20"/>
-          <w:szCs w:val="20"/>
-          <w:rtl w:val="0"/>
-          <w:lang w:val="en-US" w:bidi="en-US"/>
-        </w:rPr>
-        <w:t>docker build -f apps/backend/Dockerfile -t bloomstore-api .</w:t>
-      </w:r>
-    </w:p>
-    <w:p>
-      <w:pPr>
-        <w:spacing w:line="360" w:lineRule="auto" w:after="160" w:before="0"/>
-        <w:jc w:val="both"/>
-        <w:bidi w:val="1"/>
-      </w:pPr>
-      <w:r>
-        <w:rPr>
-          <w:rFonts w:ascii="Arial" w:hAnsi="Arial" w:cs="Arial" w:eastAsia="Arial"/>
-          <w:b w:val="0"/>
-          <w:color w:val="1F2933"/>
-          <w:sz w:val="24"/>
-          <w:szCs w:val="24"/>
-          <w:rtl w:val="1"/>
-          <w:lang w:val="en-US" w:bidi="he-IL"/>
-        </w:rPr>
-        <w:t>הקשר של ה־</w:t>
-      </w:r>
-      <w:r>
-        <w:rPr>
-          <w:rFonts w:ascii="Times New Roman" w:hAnsi="Times New Roman" w:cs="Times New Roman" w:eastAsia="Times New Roman"/>
-          <w:b w:val="0"/>
-          <w:color w:val="1F2933"/>
-          <w:sz w:val="24"/>
-          <w:szCs w:val="24"/>
-          <w:rtl w:val="0"/>
-          <w:lang w:val="en-US" w:bidi="en-US"/>
-        </w:rPr>
-        <w:t>Docker</w:t>
-      </w:r>
-      <w:r>
-        <w:rPr>
-          <w:rFonts w:ascii="Arial" w:hAnsi="Arial" w:cs="Arial" w:eastAsia="Arial"/>
-          <w:b w:val="0"/>
-          <w:color w:val="1F2933"/>
-          <w:sz w:val="24"/>
-          <w:szCs w:val="24"/>
-          <w:rtl w:val="1"/>
-          <w:lang w:val="en-US" w:bidi="he-IL"/>
-        </w:rPr>
-        <w:t xml:space="preserve"> הוא שורש הריפו, לא התיקייה </w:t>
-      </w:r>
-      <w:r>
-        <w:rPr>
-          <w:rFonts w:ascii="Courier New" w:hAnsi="Courier New" w:cs="Courier New" w:eastAsia="Courier New"/>
-          <w:b w:val="0"/>
-          <w:color w:val="1F2933"/>
-          <w:sz w:val="22"/>
-          <w:szCs w:val="22"/>
-          <w:rtl w:val="0"/>
-          <w:lang w:val="en-US" w:bidi="en-US"/>
-          <w:shd w:val="clear" w:color="auto" w:fill="F0E6DA"/>
-        </w:rPr>
-        <w:t>apps/backend</w:t>
-      </w:r>
-      <w:r>
-        <w:rPr>
-          <w:rFonts w:ascii="Arial" w:hAnsi="Arial" w:cs="Arial" w:eastAsia="Arial"/>
-          <w:b w:val="0"/>
-          <w:color w:val="1F2933"/>
-          <w:sz w:val="24"/>
-          <w:szCs w:val="24"/>
-          <w:rtl w:val="1"/>
-          <w:lang w:val="en-US" w:bidi="he-IL"/>
-        </w:rPr>
-        <w:t>, כי השרת תלוי ב־</w:t>
-      </w:r>
-      <w:r>
-        <w:rPr>
-          <w:rFonts w:ascii="Courier New" w:hAnsi="Courier New" w:cs="Courier New" w:eastAsia="Courier New"/>
-          <w:b w:val="0"/>
-          <w:color w:val="1F2933"/>
-          <w:sz w:val="22"/>
-          <w:szCs w:val="22"/>
-          <w:rtl w:val="0"/>
-          <w:lang w:val="en-US" w:bidi="en-US"/>
-          <w:shd w:val="clear" w:color="auto" w:fill="F0E6DA"/>
-        </w:rPr>
-        <w:t>libs/shared-types</w:t>
       </w:r>
       <w:r>
         <w:rPr>
@@ -30565,7 +27447,7 @@
           <w:rtl w:val="1"/>
           <w:lang w:val="en-US" w:bidi="he-IL"/>
         </w:rPr>
-        <w:t xml:space="preserve">מהעבודה נלמד שהכלל העסקי צריך לשבת במקום אחד. צילום המחיר בשורת ההזמנה מונע פער בין מה שהלקוח אישר לבין מחיר שהשתנה אחר כך בקטלוג. מכונת המצבים חוסמת מעבר אסור, למשל ביטול אחרי משלוח. ביטול בלי טרנזקציה היה משנה סטטוס בלי להחזיר מלאי, או מחזיר מלאי בלי לעדכן את התשלום. הסדר </w:t>
+        <w:t xml:space="preserve">מהעבודה נלמד שהכלל העסקי צריך לשבת במקום אחד. צילום המחיר בשורת ההזמנה מונע פער בין מה שהלקוח אישר לבין מחיר שהשתנה אחר כך בקטלוג. מכונת המצבים חוסמת מעבר אסור, למשל ביטול אחרי משלוח. ביטול בלי טרנזקציה היה משנה סטטוס בלי להחזיר מלאי. הסדר </w:t>
       </w:r>
       <w:r>
         <w:rPr>
@@ -30819,7 +27701,7 @@
           <w:rtl w:val="1"/>
           <w:lang w:val="en-US" w:bidi="he-IL"/>
         </w:rPr>
-        <w:t>1. הקופה נעצרת היום בכתובת ובאישור ההזמנה. בהמשך אפשר להוסיף ספק סליקה אמיתי. קולקציות ה־</w:t>
+        <w:t>1. ה־</w:t>
       </w:r>
       <w:r>
         <w:rPr>
@@ -30831,19 +27713,43 @@
           <w:rtl w:val="0"/>
           <w:lang w:val="en-US" w:bidi="en-US"/>
         </w:rPr>
-        <w:t>webhook</w:t>
-      </w:r>
-      <w:r>
-        <w:rPr>
-          <w:rFonts w:ascii="Arial" w:hAnsi="Arial" w:cs="Arial" w:eastAsia="Arial"/>
-          <w:b w:val="0"/>
-          <w:color w:val="1F2933"/>
-          <w:sz w:val="24"/>
-          <w:szCs w:val="24"/>
-          <w:rtl w:val="1"/>
-          <w:lang w:val="en-US" w:bidi="he-IL"/>
-        </w:rPr>
-        <w:t xml:space="preserve"> כבר שומרות כל אירוע פעם אחת, והחיבור יוכל להישען עליהן.</w:t>
+        <w:t>Token</w:t>
+      </w:r>
+      <w:r>
+        <w:rPr>
+          <w:rFonts w:ascii="Arial" w:hAnsi="Arial" w:cs="Arial" w:eastAsia="Arial"/>
+          <w:b w:val="0"/>
+          <w:color w:val="1F2933"/>
+          <w:sz w:val="24"/>
+          <w:szCs w:val="24"/>
+          <w:rtl w:val="1"/>
+          <w:lang w:val="en-US" w:bidi="he-IL"/>
+        </w:rPr>
+        <w:t xml:space="preserve"> תקף שמונה שעות, בלי מנגנון חידוש. קיצור התוקף, יחד עם </w:t>
+      </w:r>
+      <w:r>
+        <w:rPr>
+          <w:rFonts w:ascii="Times New Roman" w:hAnsi="Times New Roman" w:cs="Times New Roman" w:eastAsia="Times New Roman"/>
+          <w:b w:val="0"/>
+          <w:color w:val="1F2933"/>
+          <w:sz w:val="24"/>
+          <w:szCs w:val="24"/>
+          <w:rtl w:val="0"/>
+          <w:lang w:val="en-US" w:bidi="en-US"/>
+        </w:rPr>
+        <w:t>Refresh</w:t>
+      </w:r>
+      <w:r>
+        <w:rPr>
+          <w:rFonts w:ascii="Arial" w:hAnsi="Arial" w:cs="Arial" w:eastAsia="Arial"/>
+          <w:b w:val="0"/>
+          <w:color w:val="1F2933"/>
+          <w:sz w:val="24"/>
+          <w:szCs w:val="24"/>
+          <w:rtl w:val="1"/>
+          <w:lang w:val="en-US" w:bidi="he-IL"/>
+        </w:rPr>
+        <w:t xml:space="preserve"> בצד הלקוח, ישאיר את הלקוח מחובר לאורך הקנייה בלי להשאיר את החיבור פתוח זמן רב.</w:t>
       </w:r>
     </w:p>
     <w:p>
@@ -30863,7 +27769,7 @@
           <w:rtl w:val="1"/>
           <w:lang w:val="en-US" w:bidi="he-IL"/>
         </w:rPr>
-        <w:t>2. ה־</w:t>
+        <w:t>2. הבדיקות ב־</w:t>
       </w:r>
       <w:r>
         <w:rPr>
@@ -30875,19 +27781,19 @@
           <w:rtl w:val="0"/>
           <w:lang w:val="en-US" w:bidi="en-US"/>
         </w:rPr>
-        <w:t>Token</w:t>
-      </w:r>
-      <w:r>
-        <w:rPr>
-          <w:rFonts w:ascii="Arial" w:hAnsi="Arial" w:cs="Arial" w:eastAsia="Arial"/>
-          <w:b w:val="0"/>
-          <w:color w:val="1F2933"/>
-          <w:sz w:val="24"/>
-          <w:szCs w:val="24"/>
-          <w:rtl w:val="1"/>
-          <w:lang w:val="en-US" w:bidi="he-IL"/>
-        </w:rPr>
-        <w:t xml:space="preserve"> תקף שמונה שעות, בלי מנגנון חידוש. קיצור התוקף, יחד עם </w:t>
+        <w:t>CI</w:t>
+      </w:r>
+      <w:r>
+        <w:rPr>
+          <w:rFonts w:ascii="Arial" w:hAnsi="Arial" w:cs="Arial" w:eastAsia="Arial"/>
+          <w:b w:val="0"/>
+          <w:color w:val="1F2933"/>
+          <w:sz w:val="24"/>
+          <w:szCs w:val="24"/>
+          <w:rtl w:val="1"/>
+          <w:lang w:val="en-US" w:bidi="he-IL"/>
+        </w:rPr>
+        <w:t xml:space="preserve"> הן בדיקות יחידה. חבילת </w:t>
       </w:r>
       <w:r>
         <w:rPr>
@@ -30899,19 +27805,19 @@
           <w:rtl w:val="0"/>
           <w:lang w:val="en-US" w:bidi="en-US"/>
         </w:rPr>
-        <w:t>Refresh</w:t>
-      </w:r>
-      <w:r>
-        <w:rPr>
-          <w:rFonts w:ascii="Arial" w:hAnsi="Arial" w:cs="Arial" w:eastAsia="Arial"/>
-          <w:b w:val="0"/>
-          <w:color w:val="1F2933"/>
-          <w:sz w:val="24"/>
-          <w:szCs w:val="24"/>
-          <w:rtl w:val="1"/>
-          <w:lang w:val="en-US" w:bidi="he-IL"/>
-        </w:rPr>
-        <w:t xml:space="preserve"> בצד הלקוח, ישאיר את הלקוח מחובר לאורך הקנייה בלי להשאיר את החיבור פתוח זמן רב.</w:t>
+        <w:t>E2E</w:t>
+      </w:r>
+      <w:r>
+        <w:rPr>
+          <w:rFonts w:ascii="Arial" w:hAnsi="Arial" w:cs="Arial" w:eastAsia="Arial"/>
+          <w:b w:val="0"/>
+          <w:color w:val="1F2933"/>
+          <w:sz w:val="24"/>
+          <w:szCs w:val="24"/>
+          <w:rtl w:val="1"/>
+          <w:lang w:val="en-US" w:bidi="he-IL"/>
+        </w:rPr>
+        <w:t xml:space="preserve"> שרצה על תרחישי טבלה 11 בכל דחיפה תעבור את המסלול מהקטלוג עד ההזמנה, ולא רק פונקציה אחת.</w:t>
       </w:r>
     </w:p>
     <w:p>
@@ -30931,55 +27837,7 @@
           <w:rtl w:val="1"/>
           <w:lang w:val="en-US" w:bidi="he-IL"/>
         </w:rPr>
-        <w:t>3. הבדיקות ב־</w:t>
-      </w:r>
-      <w:r>
-        <w:rPr>
-          <w:rFonts w:ascii="Times New Roman" w:hAnsi="Times New Roman" w:cs="Times New Roman" w:eastAsia="Times New Roman"/>
-          <w:b w:val="0"/>
-          <w:color w:val="1F2933"/>
-          <w:sz w:val="24"/>
-          <w:szCs w:val="24"/>
-          <w:rtl w:val="0"/>
-          <w:lang w:val="en-US" w:bidi="en-US"/>
-        </w:rPr>
-        <w:t>CI</w:t>
-      </w:r>
-      <w:r>
-        <w:rPr>
-          <w:rFonts w:ascii="Arial" w:hAnsi="Arial" w:cs="Arial" w:eastAsia="Arial"/>
-          <w:b w:val="0"/>
-          <w:color w:val="1F2933"/>
-          <w:sz w:val="24"/>
-          <w:szCs w:val="24"/>
-          <w:rtl w:val="1"/>
-          <w:lang w:val="en-US" w:bidi="he-IL"/>
-        </w:rPr>
-        <w:t xml:space="preserve"> הן בדיקות יחידה. חבילת </w:t>
-      </w:r>
-      <w:r>
-        <w:rPr>
-          <w:rFonts w:ascii="Times New Roman" w:hAnsi="Times New Roman" w:cs="Times New Roman" w:eastAsia="Times New Roman"/>
-          <w:b w:val="0"/>
-          <w:color w:val="1F2933"/>
-          <w:sz w:val="24"/>
-          <w:szCs w:val="24"/>
-          <w:rtl w:val="0"/>
-          <w:lang w:val="en-US" w:bidi="en-US"/>
-        </w:rPr>
-        <w:t>E2E</w:t>
-      </w:r>
-      <w:r>
-        <w:rPr>
-          <w:rFonts w:ascii="Arial" w:hAnsi="Arial" w:cs="Arial" w:eastAsia="Arial"/>
-          <w:b w:val="0"/>
-          <w:color w:val="1F2933"/>
-          <w:sz w:val="24"/>
-          <w:szCs w:val="24"/>
-          <w:rtl w:val="1"/>
-          <w:lang w:val="en-US" w:bidi="he-IL"/>
-        </w:rPr>
-        <w:t xml:space="preserve"> שרצה על תרחישי טבלה 12 בכל דחיפה תעבור את המסלול מהקטלוג עד ההזמנה, ולא רק פונקציה אחת.</w:t>
+        <w:t>3. הקטלוג מסונן היום לפי קטגוריה. חיפוש טקסט מלא יאפשר למצוא זר לפי שם או לפי תיאור.</w:t>
       </w:r>
     </w:p>
     <w:p>
@@ -30999,7 +27857,7 @@
           <w:rtl w:val="1"/>
           <w:lang w:val="en-US" w:bidi="he-IL"/>
         </w:rPr>
-        <w:t>4. הקטלוג מסונן היום לפי קטגוריה. חיפוש טקסט מלא יאפשר למצוא זר לפי שם או לפי תיאור.</w:t>
+        <w:t>4. דירוג קצר וביקורת יוכלו להופיע ליד כרטיס המוצר. המחיר שננעל בשורת ההזמנה יישאר כפי שנשמר ברגע ההזמנה.</w:t>
       </w:r>
     </w:p>
     <w:p>
@@ -31019,27 +27877,7 @@
           <w:rtl w:val="1"/>
           <w:lang w:val="en-US" w:bidi="he-IL"/>
         </w:rPr>
-        <w:t>5. דירוג קצר וביקורת יוכלו להופיע ליד כרטיס המוצר. המחיר שננעל בשורת ההזמנה יישאר כפי שנשמר ברגע ההזמנה.</w:t>
-      </w:r>
-    </w:p>
-    <w:p>
-      <w:pPr>
-        <w:spacing w:line="360" w:lineRule="auto" w:after="80" w:before="0"/>
-        <w:jc w:val="right"/>
-        <w:bidi w:val="1"/>
-        <w:ind w:start="420" w:hanging="420"/>
-      </w:pPr>
-      <w:r>
-        <w:rPr>
-          <w:rFonts w:ascii="Arial" w:hAnsi="Arial" w:cs="Arial" w:eastAsia="Arial"/>
-          <w:b w:val="0"/>
-          <w:color w:val="1F2933"/>
-          <w:sz w:val="24"/>
-          <w:szCs w:val="24"/>
-          <w:rtl w:val="1"/>
-          <w:lang w:val="en-US" w:bidi="he-IL"/>
-        </w:rPr>
-        <w:t xml:space="preserve">6. </w:t>
+        <w:t xml:space="preserve">5. </w:t>
       </w:r>
       <w:r>
         <w:rPr>
@@ -31171,7 +28009,31 @@
           <w:rtl w:val="1"/>
           <w:lang w:val="en-US" w:bidi="he-IL"/>
         </w:rPr>
-        <w:t xml:space="preserve">• מדריך הסגנון </w:t>
+        <w:t xml:space="preserve">• עיצוב הממשק בספריית </w:t>
+      </w:r>
+      <w:r>
+        <w:rPr>
+          <w:rFonts w:ascii="Times New Roman" w:hAnsi="Times New Roman" w:cs="Times New Roman" w:eastAsia="Times New Roman"/>
+          <w:b w:val="0"/>
+          <w:color w:val="1F2933"/>
+          <w:sz w:val="24"/>
+          <w:szCs w:val="24"/>
+          <w:rtl w:val="0"/>
+          <w:lang w:val="en-US" w:bidi="en-US"/>
+        </w:rPr>
+        <w:t>MUI</w:t>
+      </w:r>
+      <w:r>
+        <w:rPr>
+          <w:rFonts w:ascii="Arial" w:hAnsi="Arial" w:cs="Arial" w:eastAsia="Arial"/>
+          <w:b w:val="0"/>
+          <w:color w:val="1F2933"/>
+          <w:sz w:val="24"/>
+          <w:szCs w:val="24"/>
+          <w:rtl w:val="1"/>
+          <w:lang w:val="en-US" w:bidi="he-IL"/>
+        </w:rPr>
+        <w:t xml:space="preserve">, לפי </w:t>
       </w:r>
       <w:r>
         <w:rPr>
@@ -31184,7 +28046,7 @@
           <w:lang w:val="en-US" w:bidi="en-US"/>
           <w:shd w:val="clear" w:color="auto" w:fill="F0E6DA"/>
         </w:rPr>
-        <w:t>apps/frontend/STYLE_GUIDE.md</w:t>
+        <w:t>apps/frontend/src/theme/tokens.ts</w:t>
       </w:r>
       <w:r>
         <w:rPr>

--- a/docs/project-book.docx
+++ b/docs/project-book.docx
@@ -204,7 +204,7 @@
           <w:rtl w:val="1"/>
           <w:lang w:val="en-US" w:bidi="he-IL"/>
         </w:rPr>
-        <w:t>מור ברגיג</w:t>
+        <w:t>אסף עמיר</w:t>
       </w:r>
     </w:p>
     <w:p>
@@ -223,7 +223,7 @@
           <w:rtl w:val="1"/>
           <w:lang w:val="en-US" w:bidi="he-IL"/>
         </w:rPr>
-        <w:t>052-8612379</w:t>
+        <w:t>052-2586973</w:t>
       </w:r>
     </w:p>
     <w:p>
@@ -242,7 +242,7 @@
           <w:rtl w:val="1"/>
           <w:lang w:val="en-US" w:bidi="he-IL"/>
         </w:rPr>
-        <w:t>דרך הטייסים 28, תל אביב</w:t>
+        <w:t>שדרות קוגל 21, חולון</w:t>
       </w:r>
     </w:p>
     <w:p>
@@ -1349,45 +1349,84 @@
     </w:p>
     <w:p>
       <w:pPr>
-        <w:spacing w:line="360" w:lineRule="auto" w:after="160" w:before="0"/>
-        <w:jc w:val="both"/>
-        <w:bidi w:val="1"/>
+        <w:spacing w:before="160" w:after="40" w:line="240" w:lineRule="auto"/>
+        <w:jc w:val="center"/>
+        <w:bidi w:val="0"/>
       </w:pPr>
       <w:r>
-        <w:rPr>
-          <w:rFonts w:ascii="Arial" w:hAnsi="Arial" w:cs="Arial" w:eastAsia="Arial"/>
-          <w:b w:val="0"/>
-          <w:color w:val="1F2933"/>
-          <w:sz w:val="24"/>
-          <w:szCs w:val="24"/>
-          <w:rtl w:val="1"/>
-          <w:lang w:val="en-US" w:bidi="he-IL"/>
-        </w:rPr>
-        <w:t xml:space="preserve">אני מצהירה כי העבודה המוגשת להלן נעשתה על ידי באופן עצמאי, על פי ידיעתי האישית, תוך שימוש בקוד, במאמרים ובמקורות אחרים על פי כללי האתיקה האקדמית ובציון מקורות מתאימים. הספר מתאר את </w:t>
-      </w:r>
-      <w:r>
-        <w:rPr>
-          <w:rFonts w:ascii="Times New Roman" w:hAnsi="Times New Roman" w:cs="Times New Roman" w:eastAsia="Times New Roman"/>
-          <w:b w:val="0"/>
-          <w:color w:val="1F2933"/>
-          <w:sz w:val="24"/>
-          <w:szCs w:val="24"/>
-          <w:rtl w:val="0"/>
-          <w:lang w:val="en-US" w:bidi="en-US"/>
-        </w:rPr>
-        <w:t>BloomStore</w:t>
-      </w:r>
-      <w:r>
-        <w:rPr>
-          <w:rFonts w:ascii="Arial" w:hAnsi="Arial" w:cs="Arial" w:eastAsia="Arial"/>
-          <w:b w:val="0"/>
-          <w:color w:val="1F2933"/>
-          <w:sz w:val="24"/>
-          <w:szCs w:val="24"/>
-          <w:rtl w:val="1"/>
-          <w:lang w:val="en-US" w:bidi="he-IL"/>
-        </w:rPr>
-        <w:t xml:space="preserve"> כפי שהיא בנויה בפרויקט הזה.</w:t>
+        <w:drawing>
+          <wp:inline xmlns:a="http://schemas.openxmlformats.org/drawingml/2006/main" xmlns:pic="http://schemas.openxmlformats.org/drawingml/2006/picture">
+            <wp:extent cx="5400000" cy="7635264"/>
+            <wp:docPr id="1" name="Picture 1"/>
+            <wp:cNvGraphicFramePr>
+              <a:graphicFrameLocks noChangeAspect="1"/>
+            </wp:cNvGraphicFramePr>
+            <a:graphic>
+              <a:graphicData uri="http://schemas.openxmlformats.org/drawingml/2006/picture">
+                <pic:pic>
+                  <pic:nvPicPr>
+                    <pic:cNvPr id="0" name="student-declaration-1.png"/>
+                    <pic:cNvPicPr/>
+                  </pic:nvPicPr>
+                  <pic:blipFill>
+                    <a:blip r:embed="rId11"/>
+                    <a:stretch>
+                      <a:fillRect/>
+                    </a:stretch>
+                  </pic:blipFill>
+                  <pic:spPr>
+                    <a:xfrm>
+                      <a:off x="0" y="0"/>
+                      <a:ext cx="5400000" cy="7635264"/>
+                    </a:xfrm>
+                    <a:prstGeom prst="rect"/>
+                  </pic:spPr>
+                </pic:pic>
+              </a:graphicData>
+            </a:graphic>
+          </wp:inline>
+        </w:drawing>
+      </w:r>
+    </w:p>
+    <w:p>
+      <w:pPr>
+        <w:spacing w:before="160" w:after="40" w:line="240" w:lineRule="auto"/>
+        <w:jc w:val="center"/>
+        <w:bidi w:val="0"/>
+      </w:pPr>
+      <w:r>
+        <w:drawing>
+          <wp:inline xmlns:a="http://schemas.openxmlformats.org/drawingml/2006/main" xmlns:pic="http://schemas.openxmlformats.org/drawingml/2006/picture">
+            <wp:extent cx="5400000" cy="7635264"/>
+            <wp:docPr id="2" name="Picture 2"/>
+            <wp:cNvGraphicFramePr>
+              <a:graphicFrameLocks noChangeAspect="1"/>
+            </wp:cNvGraphicFramePr>
+            <a:graphic>
+              <a:graphicData uri="http://schemas.openxmlformats.org/drawingml/2006/picture">
+                <pic:pic>
+                  <pic:nvPicPr>
+                    <pic:cNvPr id="0" name="student-declaration-2.png"/>
+                    <pic:cNvPicPr/>
+                  </pic:nvPicPr>
+                  <pic:blipFill>
+                    <a:blip r:embed="rId12"/>
+                    <a:stretch>
+                      <a:fillRect/>
+                    </a:stretch>
+                  </pic:blipFill>
+                  <pic:spPr>
+                    <a:xfrm>
+                      <a:off x="0" y="0"/>
+                      <a:ext cx="5400000" cy="7635264"/>
+                    </a:xfrm>
+                    <a:prstGeom prst="rect"/>
+                  </pic:spPr>
+                </pic:pic>
+              </a:graphicData>
+            </a:graphic>
+          </wp:inline>
+        </w:drawing>
       </w:r>
     </w:p>
     <w:p>
@@ -10652,7 +10691,7 @@
         <w:drawing>
           <wp:inline xmlns:a="http://schemas.openxmlformats.org/drawingml/2006/main" xmlns:pic="http://schemas.openxmlformats.org/drawingml/2006/picture">
             <wp:extent cx="5400000" cy="2378963"/>
-            <wp:docPr id="1" name="Picture 1"/>
+            <wp:docPr id="3" name="Picture 3"/>
             <wp:cNvGraphicFramePr>
               <a:graphicFrameLocks noChangeAspect="1"/>
             </wp:cNvGraphicFramePr>
@@ -10664,7 +10703,7 @@
                     <pic:cNvPicPr/>
                   </pic:nvPicPr>
                   <pic:blipFill>
-                    <a:blip r:embed="rId11"/>
+                    <a:blip r:embed="rId13"/>
                     <a:stretch>
                       <a:fillRect/>
                     </a:stretch>
@@ -10977,7 +11016,7 @@
         <w:drawing>
           <wp:inline xmlns:a="http://schemas.openxmlformats.org/drawingml/2006/main" xmlns:pic="http://schemas.openxmlformats.org/drawingml/2006/picture">
             <wp:extent cx="5400000" cy="1095540"/>
-            <wp:docPr id="2" name="Picture 2"/>
+            <wp:docPr id="4" name="Picture 4"/>
             <wp:cNvGraphicFramePr>
               <a:graphicFrameLocks noChangeAspect="1"/>
             </wp:cNvGraphicFramePr>
@@ -10989,7 +11028,7 @@
                     <pic:cNvPicPr/>
                   </pic:nvPicPr>
                   <pic:blipFill>
-                    <a:blip r:embed="rId12"/>
+                    <a:blip r:embed="rId14"/>
                     <a:stretch>
                       <a:fillRect/>
                     </a:stretch>
@@ -12858,7 +12897,7 @@
         <w:drawing>
           <wp:inline xmlns:a="http://schemas.openxmlformats.org/drawingml/2006/main" xmlns:pic="http://schemas.openxmlformats.org/drawingml/2006/picture">
             <wp:extent cx="5400000" cy="1654573"/>
-            <wp:docPr id="3" name="Picture 3"/>
+            <wp:docPr id="5" name="Picture 5"/>
             <wp:cNvGraphicFramePr>
               <a:graphicFrameLocks noChangeAspect="1"/>
             </wp:cNvGraphicFramePr>
@@ -12870,7 +12909,7 @@
                     <pic:cNvPicPr/>
                   </pic:nvPicPr>
                   <pic:blipFill>
-                    <a:blip r:embed="rId13"/>
+                    <a:blip r:embed="rId15"/>
                     <a:stretch>
                       <a:fillRect/>
                     </a:stretch>
@@ -13893,7 +13932,7 @@
         <w:drawing>
           <wp:inline xmlns:a="http://schemas.openxmlformats.org/drawingml/2006/main" xmlns:pic="http://schemas.openxmlformats.org/drawingml/2006/picture">
             <wp:extent cx="5400000" cy="1144207"/>
-            <wp:docPr id="4" name="Picture 4"/>
+            <wp:docPr id="6" name="Picture 6"/>
             <wp:cNvGraphicFramePr>
               <a:graphicFrameLocks noChangeAspect="1"/>
             </wp:cNvGraphicFramePr>
@@ -13905,7 +13944,7 @@
                     <pic:cNvPicPr/>
                   </pic:nvPicPr>
                   <pic:blipFill>
-                    <a:blip r:embed="rId14"/>
+                    <a:blip r:embed="rId16"/>
                     <a:stretch>
                       <a:fillRect/>
                     </a:stretch>
@@ -16985,7 +17024,7 @@
         <w:drawing>
           <wp:inline xmlns:a="http://schemas.openxmlformats.org/drawingml/2006/main" xmlns:pic="http://schemas.openxmlformats.org/drawingml/2006/picture">
             <wp:extent cx="5400000" cy="1638110"/>
-            <wp:docPr id="5" name="Picture 5"/>
+            <wp:docPr id="7" name="Picture 7"/>
             <wp:cNvGraphicFramePr>
               <a:graphicFrameLocks noChangeAspect="1"/>
             </wp:cNvGraphicFramePr>
@@ -16997,7 +17036,7 @@
                     <pic:cNvPicPr/>
                   </pic:nvPicPr>
                   <pic:blipFill>
-                    <a:blip r:embed="rId15"/>
+                    <a:blip r:embed="rId17"/>
                     <a:stretch>
                       <a:fillRect/>
                     </a:stretch>
@@ -17626,7 +17665,7 @@
         <w:drawing>
           <wp:inline xmlns:a="http://schemas.openxmlformats.org/drawingml/2006/main" xmlns:pic="http://schemas.openxmlformats.org/drawingml/2006/picture">
             <wp:extent cx="5400000" cy="2749390"/>
-            <wp:docPr id="6" name="Picture 6"/>
+            <wp:docPr id="8" name="Picture 8"/>
             <wp:cNvGraphicFramePr>
               <a:graphicFrameLocks noChangeAspect="1"/>
             </wp:cNvGraphicFramePr>
@@ -17638,7 +17677,7 @@
                     <pic:cNvPicPr/>
                   </pic:nvPicPr>
                   <pic:blipFill>
-                    <a:blip r:embed="rId16"/>
+                    <a:blip r:embed="rId18"/>
                     <a:stretch>
                       <a:fillRect/>
                     </a:stretch>
@@ -17857,7 +17896,7 @@
         <w:drawing>
           <wp:inline xmlns:a="http://schemas.openxmlformats.org/drawingml/2006/main" xmlns:pic="http://schemas.openxmlformats.org/drawingml/2006/picture">
             <wp:extent cx="5400000" cy="2217490"/>
-            <wp:docPr id="7" name="Picture 7"/>
+            <wp:docPr id="9" name="Picture 9"/>
             <wp:cNvGraphicFramePr>
               <a:graphicFrameLocks noChangeAspect="1"/>
             </wp:cNvGraphicFramePr>
@@ -17869,7 +17908,7 @@
                     <pic:cNvPicPr/>
                   </pic:nvPicPr>
                   <pic:blipFill>
-                    <a:blip r:embed="rId17"/>
+                    <a:blip r:embed="rId19"/>
                     <a:stretch>
                       <a:fillRect/>
                     </a:stretch>
@@ -18241,7 +18280,7 @@
         <w:drawing>
           <wp:inline xmlns:a="http://schemas.openxmlformats.org/drawingml/2006/main" xmlns:pic="http://schemas.openxmlformats.org/drawingml/2006/picture">
             <wp:extent cx="5400000" cy="1885061"/>
-            <wp:docPr id="8" name="Picture 8"/>
+            <wp:docPr id="10" name="Picture 10"/>
             <wp:cNvGraphicFramePr>
               <a:graphicFrameLocks noChangeAspect="1"/>
             </wp:cNvGraphicFramePr>
@@ -18253,7 +18292,7 @@
                     <pic:cNvPicPr/>
                   </pic:nvPicPr>
                   <pic:blipFill>
-                    <a:blip r:embed="rId18"/>
+                    <a:blip r:embed="rId20"/>
                     <a:stretch>
                       <a:fillRect/>
                     </a:stretch>
@@ -27943,7 +27982,7 @@
           <w:rtl w:val="1"/>
           <w:lang w:val="en-US" w:bidi="he-IL"/>
         </w:rPr>
-        <w:t xml:space="preserve">תודה למור ברגיג על הליווי לאורך הפרויקט. למכללת אורט סינגאלובסקי תודה על הכלים ועל הידע שנרכשו במהלך הלימודים, ולקהילת הקוד הפתוח על הספריות ועל התיעוד שעליהם עומדת </w:t>
+        <w:t xml:space="preserve">תודה לאסף עמיר על הליווי לאורך הפרויקט. למכללת אורט סינגאלובסקי תודה על הכלים ועל הידע שנרכשו במהלך הלימודים, ולקהילת הקוד הפתוח על הספריות ועל התיעוד שעליהם עומדת </w:t>
       </w:r>
       <w:r>
         <w:rPr>

--- a/docs/project-book.docx
+++ b/docs/project-book.docx
@@ -8222,7 +8222,7 @@
                 <w:rtl w:val="1"/>
                 <w:lang w:val="en-US" w:bidi="he-IL"/>
               </w:rPr>
-              <w:t>הוספה, סימון אזל, החזרה למלאי, מחיקה רכה</w:t>
+              <w:t>הוספה עם קובץ תמונה, עריכת פרטים ותמונה, סימון אזל, החזרה למלאי, מחיקה רכה</w:t>
             </w:r>
           </w:p>
         </w:tc>
@@ -16289,6 +16289,369 @@
           <w:rtl w:val="1"/>
           <w:lang w:val="en-US" w:bidi="he-IL"/>
         </w:rPr>
+        <w:t>תמונת מוצר.</w:t>
+      </w:r>
+      <w:r>
+        <w:rPr>
+          <w:rFonts w:ascii="Arial" w:hAnsi="Arial" w:cs="Arial" w:eastAsia="Arial"/>
+          <w:b w:val="0"/>
+          <w:color w:val="1F2933"/>
+          <w:sz w:val="24"/>
+          <w:szCs w:val="24"/>
+          <w:rtl w:val="1"/>
+          <w:lang w:val="en-US" w:bidi="he-IL"/>
+        </w:rPr>
+        <w:t xml:space="preserve"> </w:t>
+      </w:r>
+      <w:r>
+        <w:rPr>
+          <w:rFonts w:ascii="Courier New" w:hAnsi="Courier New" w:cs="Courier New" w:eastAsia="Courier New"/>
+          <w:b w:val="0"/>
+          <w:color w:val="1F2933"/>
+          <w:sz w:val="22"/>
+          <w:szCs w:val="22"/>
+          <w:rtl w:val="0"/>
+          <w:lang w:val="en-US" w:bidi="en-US"/>
+          <w:shd w:val="clear" w:color="auto" w:fill="F0E6DA"/>
+        </w:rPr>
+        <w:t>POST /api/products</w:t>
+      </w:r>
+      <w:r>
+        <w:rPr>
+          <w:rFonts w:ascii="Arial" w:hAnsi="Arial" w:cs="Arial" w:eastAsia="Arial"/>
+          <w:b w:val="0"/>
+          <w:color w:val="1F2933"/>
+          <w:sz w:val="24"/>
+          <w:szCs w:val="24"/>
+          <w:rtl w:val="1"/>
+          <w:lang w:val="en-US" w:bidi="he-IL"/>
+        </w:rPr>
+        <w:t xml:space="preserve"> מקבל </w:t>
+      </w:r>
+      <w:r>
+        <w:rPr>
+          <w:rFonts w:ascii="Courier New" w:hAnsi="Courier New" w:cs="Courier New" w:eastAsia="Courier New"/>
+          <w:b w:val="0"/>
+          <w:color w:val="1F2933"/>
+          <w:sz w:val="22"/>
+          <w:szCs w:val="22"/>
+          <w:rtl w:val="0"/>
+          <w:lang w:val="en-US" w:bidi="en-US"/>
+          <w:shd w:val="clear" w:color="auto" w:fill="F0E6DA"/>
+        </w:rPr>
+        <w:t>multipart/form-data</w:t>
+      </w:r>
+      <w:r>
+        <w:rPr>
+          <w:rFonts w:ascii="Arial" w:hAnsi="Arial" w:cs="Arial" w:eastAsia="Arial"/>
+          <w:b w:val="0"/>
+          <w:color w:val="1F2933"/>
+          <w:sz w:val="24"/>
+          <w:szCs w:val="24"/>
+          <w:rtl w:val="1"/>
+          <w:lang w:val="en-US" w:bidi="he-IL"/>
+        </w:rPr>
+        <w:t xml:space="preserve">. הקובץ </w:t>
+      </w:r>
+      <w:r>
+        <w:rPr>
+          <w:rFonts w:ascii="Times New Roman" w:hAnsi="Times New Roman" w:cs="Times New Roman" w:eastAsia="Times New Roman"/>
+          <w:b w:val="0"/>
+          <w:color w:val="1F2933"/>
+          <w:sz w:val="24"/>
+          <w:szCs w:val="24"/>
+          <w:rtl w:val="0"/>
+          <w:lang w:val="en-US" w:bidi="en-US"/>
+        </w:rPr>
+        <w:t>(JPEG</w:t>
+      </w:r>
+      <w:r>
+        <w:rPr>
+          <w:rFonts w:ascii="Arial" w:hAnsi="Arial" w:cs="Arial" w:eastAsia="Arial"/>
+          <w:b w:val="0"/>
+          <w:color w:val="1F2933"/>
+          <w:sz w:val="24"/>
+          <w:szCs w:val="24"/>
+          <w:rtl w:val="1"/>
+          <w:lang w:val="en-US" w:bidi="he-IL"/>
+        </w:rPr>
+        <w:t xml:space="preserve">, </w:t>
+      </w:r>
+      <w:r>
+        <w:rPr>
+          <w:rFonts w:ascii="Times New Roman" w:hAnsi="Times New Roman" w:cs="Times New Roman" w:eastAsia="Times New Roman"/>
+          <w:b w:val="0"/>
+          <w:color w:val="1F2933"/>
+          <w:sz w:val="24"/>
+          <w:szCs w:val="24"/>
+          <w:rtl w:val="0"/>
+          <w:lang w:val="en-US" w:bidi="en-US"/>
+        </w:rPr>
+        <w:t>PNG</w:t>
+      </w:r>
+      <w:r>
+        <w:rPr>
+          <w:rFonts w:ascii="Arial" w:hAnsi="Arial" w:cs="Arial" w:eastAsia="Arial"/>
+          <w:b w:val="0"/>
+          <w:color w:val="1F2933"/>
+          <w:sz w:val="24"/>
+          <w:szCs w:val="24"/>
+          <w:rtl w:val="1"/>
+          <w:lang w:val="en-US" w:bidi="he-IL"/>
+        </w:rPr>
+        <w:t xml:space="preserve">, </w:t>
+      </w:r>
+      <w:r>
+        <w:rPr>
+          <w:rFonts w:ascii="Times New Roman" w:hAnsi="Times New Roman" w:cs="Times New Roman" w:eastAsia="Times New Roman"/>
+          <w:b w:val="0"/>
+          <w:color w:val="1F2933"/>
+          <w:sz w:val="24"/>
+          <w:szCs w:val="24"/>
+          <w:rtl w:val="0"/>
+          <w:lang w:val="en-US" w:bidi="en-US"/>
+        </w:rPr>
+        <w:t>WebP</w:t>
+      </w:r>
+      <w:r>
+        <w:rPr>
+          <w:rFonts w:ascii="Arial" w:hAnsi="Arial" w:cs="Arial" w:eastAsia="Arial"/>
+          <w:b w:val="0"/>
+          <w:color w:val="1F2933"/>
+          <w:sz w:val="24"/>
+          <w:szCs w:val="24"/>
+          <w:rtl w:val="1"/>
+          <w:lang w:val="en-US" w:bidi="he-IL"/>
+        </w:rPr>
+        <w:t xml:space="preserve"> או </w:t>
+      </w:r>
+      <w:r>
+        <w:rPr>
+          <w:rFonts w:ascii="Times New Roman" w:hAnsi="Times New Roman" w:cs="Times New Roman" w:eastAsia="Times New Roman"/>
+          <w:b w:val="0"/>
+          <w:color w:val="1F2933"/>
+          <w:sz w:val="24"/>
+          <w:szCs w:val="24"/>
+          <w:rtl w:val="0"/>
+          <w:lang w:val="en-US" w:bidi="en-US"/>
+        </w:rPr>
+        <w:t>GIF</w:t>
+      </w:r>
+      <w:r>
+        <w:rPr>
+          <w:rFonts w:ascii="Arial" w:hAnsi="Arial" w:cs="Arial" w:eastAsia="Arial"/>
+          <w:b w:val="0"/>
+          <w:color w:val="1F2933"/>
+          <w:sz w:val="24"/>
+          <w:szCs w:val="24"/>
+          <w:rtl w:val="1"/>
+          <w:lang w:val="en-US" w:bidi="he-IL"/>
+        </w:rPr>
+        <w:t>, עד 5</w:t>
+      </w:r>
+      <w:r>
+        <w:rPr>
+          <w:rFonts w:ascii="Times New Roman" w:hAnsi="Times New Roman" w:cs="Times New Roman" w:eastAsia="Times New Roman"/>
+          <w:b w:val="0"/>
+          <w:color w:val="1F2933"/>
+          <w:sz w:val="24"/>
+          <w:szCs w:val="24"/>
+          <w:rtl w:val="0"/>
+          <w:lang w:val="en-US" w:bidi="en-US"/>
+        </w:rPr>
+        <w:t>MB)</w:t>
+      </w:r>
+      <w:r>
+        <w:rPr>
+          <w:rFonts w:ascii="Arial" w:hAnsi="Arial" w:cs="Arial" w:eastAsia="Arial"/>
+          <w:b w:val="0"/>
+          <w:color w:val="1F2933"/>
+          <w:sz w:val="24"/>
+          <w:szCs w:val="24"/>
+          <w:rtl w:val="1"/>
+          <w:lang w:val="en-US" w:bidi="he-IL"/>
+        </w:rPr>
+        <w:t xml:space="preserve"> נשמר ב־</w:t>
+      </w:r>
+      <w:r>
+        <w:rPr>
+          <w:rFonts w:ascii="Courier New" w:hAnsi="Courier New" w:cs="Courier New" w:eastAsia="Courier New"/>
+          <w:b w:val="0"/>
+          <w:color w:val="1F2933"/>
+          <w:sz w:val="22"/>
+          <w:szCs w:val="22"/>
+          <w:rtl w:val="0"/>
+          <w:lang w:val="en-US" w:bidi="en-US"/>
+          <w:shd w:val="clear" w:color="auto" w:fill="F0E6DA"/>
+        </w:rPr>
+        <w:t>uploads/products</w:t>
+      </w:r>
+      <w:r>
+        <w:rPr>
+          <w:rFonts w:ascii="Arial" w:hAnsi="Arial" w:cs="Arial" w:eastAsia="Arial"/>
+          <w:b w:val="0"/>
+          <w:color w:val="1F2933"/>
+          <w:sz w:val="24"/>
+          <w:szCs w:val="24"/>
+          <w:rtl w:val="1"/>
+          <w:lang w:val="en-US" w:bidi="he-IL"/>
+        </w:rPr>
+        <w:t>, ו־</w:t>
+      </w:r>
+      <w:r>
+        <w:rPr>
+          <w:rFonts w:ascii="Courier New" w:hAnsi="Courier New" w:cs="Courier New" w:eastAsia="Courier New"/>
+          <w:b w:val="0"/>
+          <w:color w:val="1F2933"/>
+          <w:sz w:val="22"/>
+          <w:szCs w:val="22"/>
+          <w:rtl w:val="0"/>
+          <w:lang w:val="en-US" w:bidi="en-US"/>
+          <w:shd w:val="clear" w:color="auto" w:fill="F0E6DA"/>
+        </w:rPr>
+        <w:t>imageUrl</w:t>
+      </w:r>
+      <w:r>
+        <w:rPr>
+          <w:rFonts w:ascii="Arial" w:hAnsi="Arial" w:cs="Arial" w:eastAsia="Arial"/>
+          <w:b w:val="0"/>
+          <w:color w:val="1F2933"/>
+          <w:sz w:val="24"/>
+          <w:szCs w:val="24"/>
+          <w:rtl w:val="1"/>
+          <w:lang w:val="en-US" w:bidi="he-IL"/>
+        </w:rPr>
+        <w:t xml:space="preserve"> מקבל את הכתובת הציבורית. הקבצים מוגשים מ־</w:t>
+      </w:r>
+      <w:r>
+        <w:rPr>
+          <w:rFonts w:ascii="Courier New" w:hAnsi="Courier New" w:cs="Courier New" w:eastAsia="Courier New"/>
+          <w:b w:val="0"/>
+          <w:color w:val="1F2933"/>
+          <w:sz w:val="22"/>
+          <w:szCs w:val="22"/>
+          <w:rtl w:val="0"/>
+          <w:lang w:val="en-US" w:bidi="en-US"/>
+          <w:shd w:val="clear" w:color="auto" w:fill="F0E6DA"/>
+        </w:rPr>
+        <w:t>/uploads/products/</w:t>
+      </w:r>
+      <w:r>
+        <w:rPr>
+          <w:rFonts w:ascii="Arial" w:hAnsi="Arial" w:cs="Arial" w:eastAsia="Arial"/>
+          <w:b w:val="0"/>
+          <w:color w:val="1F2933"/>
+          <w:sz w:val="24"/>
+          <w:szCs w:val="24"/>
+          <w:rtl w:val="1"/>
+          <w:lang w:val="en-US" w:bidi="he-IL"/>
+        </w:rPr>
+        <w:t xml:space="preserve">, מחוץ לקידומת </w:t>
+      </w:r>
+      <w:r>
+        <w:rPr>
+          <w:rFonts w:ascii="Courier New" w:hAnsi="Courier New" w:cs="Courier New" w:eastAsia="Courier New"/>
+          <w:b w:val="0"/>
+          <w:color w:val="1F2933"/>
+          <w:sz w:val="22"/>
+          <w:szCs w:val="22"/>
+          <w:rtl w:val="0"/>
+          <w:lang w:val="en-US" w:bidi="en-US"/>
+          <w:shd w:val="clear" w:color="auto" w:fill="F0E6DA"/>
+        </w:rPr>
+        <w:t>/api</w:t>
+      </w:r>
+      <w:r>
+        <w:rPr>
+          <w:rFonts w:ascii="Arial" w:hAnsi="Arial" w:cs="Arial" w:eastAsia="Arial"/>
+          <w:b w:val="0"/>
+          <w:color w:val="1F2933"/>
+          <w:sz w:val="24"/>
+          <w:szCs w:val="24"/>
+          <w:rtl w:val="1"/>
+          <w:lang w:val="en-US" w:bidi="he-IL"/>
+        </w:rPr>
+        <w:t xml:space="preserve">. </w:t>
+      </w:r>
+      <w:r>
+        <w:rPr>
+          <w:rFonts w:ascii="Courier New" w:hAnsi="Courier New" w:cs="Courier New" w:eastAsia="Courier New"/>
+          <w:b w:val="0"/>
+          <w:color w:val="1F2933"/>
+          <w:sz w:val="22"/>
+          <w:szCs w:val="22"/>
+          <w:rtl w:val="0"/>
+          <w:lang w:val="en-US" w:bidi="en-US"/>
+          <w:shd w:val="clear" w:color="auto" w:fill="F0E6DA"/>
+        </w:rPr>
+        <w:t>PATCH /api/products/:id</w:t>
+      </w:r>
+      <w:r>
+        <w:rPr>
+          <w:rFonts w:ascii="Arial" w:hAnsi="Arial" w:cs="Arial" w:eastAsia="Arial"/>
+          <w:b w:val="0"/>
+          <w:color w:val="1F2933"/>
+          <w:sz w:val="24"/>
+          <w:szCs w:val="24"/>
+          <w:rtl w:val="1"/>
+          <w:lang w:val="en-US" w:bidi="he-IL"/>
+        </w:rPr>
+        <w:t xml:space="preserve"> יכול להחליף את הקובץ. הקובץ הקודם נמחק רק אם אין הזמנה ששומרת אותו ב־</w:t>
+      </w:r>
+      <w:r>
+        <w:rPr>
+          <w:rFonts w:ascii="Times New Roman" w:hAnsi="Times New Roman" w:cs="Times New Roman" w:eastAsia="Times New Roman"/>
+          <w:b w:val="0"/>
+          <w:color w:val="1F2933"/>
+          <w:sz w:val="24"/>
+          <w:szCs w:val="24"/>
+          <w:rtl w:val="0"/>
+          <w:lang w:val="en-US" w:bidi="en-US"/>
+        </w:rPr>
+        <w:t>snapshot</w:t>
+      </w:r>
+      <w:r>
+        <w:rPr>
+          <w:rFonts w:ascii="Arial" w:hAnsi="Arial" w:cs="Arial" w:eastAsia="Arial"/>
+          <w:b w:val="0"/>
+          <w:color w:val="1F2933"/>
+          <w:sz w:val="24"/>
+          <w:szCs w:val="24"/>
+          <w:rtl w:val="1"/>
+          <w:lang w:val="en-US" w:bidi="he-IL"/>
+        </w:rPr>
+        <w:t>.</w:t>
+      </w:r>
+    </w:p>
+    <w:p>
+      <w:pPr>
+        <w:spacing w:line="360" w:lineRule="auto" w:after="80" w:before="0"/>
+        <w:jc w:val="right"/>
+        <w:bidi w:val="1"/>
+        <w:ind w:start="420" w:hanging="420"/>
+      </w:pPr>
+      <w:r>
+        <w:rPr>
+          <w:rFonts w:ascii="Arial" w:hAnsi="Arial" w:cs="Arial" w:eastAsia="Arial"/>
+          <w:b w:val="0"/>
+          <w:color w:val="1F2933"/>
+          <w:sz w:val="24"/>
+          <w:szCs w:val="24"/>
+          <w:rtl w:val="1"/>
+          <w:lang w:val="en-US" w:bidi="he-IL"/>
+        </w:rPr>
+        <w:t xml:space="preserve">• </w:t>
+      </w:r>
+      <w:r>
+        <w:rPr>
+          <w:rFonts w:ascii="Arial" w:hAnsi="Arial" w:cs="Arial" w:eastAsia="Arial"/>
+          <w:b/>
+          <w:color w:val="1F2933"/>
+          <w:sz w:val="24"/>
+          <w:szCs w:val="24"/>
+          <w:rtl w:val="1"/>
+          <w:lang w:val="en-US" w:bidi="he-IL"/>
+        </w:rPr>
         <w:t>החזרה למלאי.</w:t>
       </w:r>
       <w:r>
@@ -16663,7 +17026,7 @@
           <w:rtl w:val="1"/>
           <w:lang w:val="en-US" w:bidi="he-IL"/>
         </w:rPr>
-        <w:t xml:space="preserve">. כל טאב קורא לנקודת הקצה המתאימה. טופס הוספת המוצר רץ מול אותה סכמת </w:t>
+        <w:t xml:space="preserve">. כל טאב קורא לנקודת הקצה המתאימה. אותו טופס מוסיף מוצר או עורך מוצר קיים: שדות הטקסט, כולל המחיר, נבדקים מול סכמת </w:t>
       </w:r>
       <w:r>
         <w:rPr>
@@ -16687,7 +17050,7 @@
           <w:rtl w:val="1"/>
           <w:lang w:val="en-US" w:bidi="he-IL"/>
         </w:rPr>
-        <w:t xml:space="preserve"> שבשרת, כדי להציג שגיאות שדה לפני השליחה. תרשים העמודות של </w:t>
+        <w:t xml:space="preserve">, ותמונה חדשה נשלחת כקובץ. בעריכה אפשר להשאיר את התמונה הקיימת. תרשים העמודות של </w:t>
       </w:r>
       <w:r>
         <w:rPr>
@@ -19473,7 +19836,7 @@
                 <w:rtl w:val="1"/>
                 <w:lang w:val="en-US" w:bidi="he-IL"/>
               </w:rPr>
-              <w:t>יצירת מוצר</w:t>
+              <w:t>יצירת מוצר עם קובץ תמונה</w:t>
             </w:r>
           </w:p>
         </w:tc>
@@ -19569,7 +19932,7 @@
                 <w:rtl w:val="1"/>
                 <w:lang w:val="en-US" w:bidi="he-IL"/>
               </w:rPr>
-              <w:t>עדכון מוצר</w:t>
+              <w:t>עדכון מוצר, כולל מחיר ותמונה</w:t>
             </w:r>
           </w:p>
         </w:tc>

--- a/docs/project-book.docx
+++ b/docs/project-book.docx
@@ -6290,7 +6290,7 @@
                 <w:rtl w:val="1"/>
                 <w:lang w:val="en-US" w:bidi="he-IL"/>
               </w:rPr>
-              <w:t>יומן ביקורת</w:t>
+              <w:t>יומן ביקורת וצפיות בדפים</w:t>
             </w:r>
           </w:p>
         </w:tc>
@@ -8412,7 +8412,7 @@
                 <w:rtl w:val="1"/>
                 <w:lang w:val="en-US" w:bidi="he-IL"/>
               </w:rPr>
-              <w:t>הכנסות, הזמנות פתוחות, מלאי נמוך, צמיחת משתמשים ותרשים שבועי</w:t>
+              <w:t>הכנסות, תנועת גולשים, הזמנות לפי סטטוס, מוצרים מובילים והזמנות אחרונות</w:t>
             </w:r>
           </w:p>
         </w:tc>
@@ -10371,6 +10371,81 @@
           <w:rtl w:val="1"/>
           <w:lang w:val="en-US" w:bidi="he-IL"/>
         </w:rPr>
+        <w:t xml:space="preserve">. בכל מעבר בין מסכים </w:t>
+      </w:r>
+      <w:r>
+        <w:rPr>
+          <w:rFonts w:ascii="Courier New" w:hAnsi="Courier New" w:cs="Courier New" w:eastAsia="Courier New"/>
+          <w:b w:val="0"/>
+          <w:color w:val="1F2933"/>
+          <w:sz w:val="22"/>
+          <w:szCs w:val="22"/>
+          <w:rtl w:val="0"/>
+          <w:lang w:val="en-US" w:bidi="en-US"/>
+          <w:shd w:val="clear" w:color="auto" w:fill="F0E6DA"/>
+        </w:rPr>
+        <w:t>TrackPageView</w:t>
+      </w:r>
+      <w:r>
+        <w:rPr>
+          <w:rFonts w:ascii="Arial" w:hAnsi="Arial" w:cs="Arial" w:eastAsia="Arial"/>
+          <w:b w:val="0"/>
+          <w:color w:val="1F2933"/>
+          <w:sz w:val="24"/>
+          <w:szCs w:val="24"/>
+          <w:rtl w:val="1"/>
+          <w:lang w:val="en-US" w:bidi="he-IL"/>
+        </w:rPr>
+        <w:t xml:space="preserve"> שולח </w:t>
+      </w:r>
+      <w:r>
+        <w:rPr>
+          <w:rFonts w:ascii="Courier New" w:hAnsi="Courier New" w:cs="Courier New" w:eastAsia="Courier New"/>
+          <w:b w:val="0"/>
+          <w:color w:val="1F2933"/>
+          <w:sz w:val="22"/>
+          <w:szCs w:val="22"/>
+          <w:rtl w:val="0"/>
+          <w:lang w:val="en-US" w:bidi="en-US"/>
+          <w:shd w:val="clear" w:color="auto" w:fill="F0E6DA"/>
+        </w:rPr>
+        <w:t>POST /api/traffic</w:t>
+      </w:r>
+      <w:r>
+        <w:rPr>
+          <w:rFonts w:ascii="Arial" w:hAnsi="Arial" w:cs="Arial" w:eastAsia="Arial"/>
+          <w:b w:val="0"/>
+          <w:color w:val="1F2933"/>
+          <w:sz w:val="24"/>
+          <w:szCs w:val="24"/>
+          <w:rtl w:val="1"/>
+          <w:lang w:val="en-US" w:bidi="he-IL"/>
+        </w:rPr>
+        <w:t xml:space="preserve"> עם הנתיב ומזהה מבקר שנשמר ב־</w:t>
+      </w:r>
+      <w:r>
+        <w:rPr>
+          <w:rFonts w:ascii="Courier New" w:hAnsi="Courier New" w:cs="Courier New" w:eastAsia="Courier New"/>
+          <w:b w:val="0"/>
+          <w:color w:val="1F2933"/>
+          <w:sz w:val="22"/>
+          <w:szCs w:val="22"/>
+          <w:rtl w:val="0"/>
+          <w:lang w:val="en-US" w:bidi="en-US"/>
+          <w:shd w:val="clear" w:color="auto" w:fill="F0E6DA"/>
+        </w:rPr>
+        <w:t>localStorage</w:t>
+      </w:r>
+      <w:r>
+        <w:rPr>
+          <w:rFonts w:ascii="Arial" w:hAnsi="Arial" w:cs="Arial" w:eastAsia="Arial"/>
+          <w:b w:val="0"/>
+          <w:color w:val="1F2933"/>
+          <w:sz w:val="24"/>
+          <w:szCs w:val="24"/>
+          <w:rtl w:val="1"/>
+          <w:lang w:val="en-US" w:bidi="he-IL"/>
+        </w:rPr>
         <w:t>.</w:t>
       </w:r>
     </w:p>
@@ -14395,6 +14470,31 @@
               </w:rPr>
               <w:t>GET /api/admin/stats</w:t>
             </w:r>
+            <w:r>
+              <w:rPr>
+                <w:rFonts w:ascii="Arial" w:hAnsi="Arial" w:cs="Arial" w:eastAsia="Arial"/>
+                <w:b w:val="0"/>
+                <w:color w:val="1F2933"/>
+                <w:sz w:val="22"/>
+                <w:szCs w:val="22"/>
+                <w:rtl w:val="1"/>
+                <w:lang w:val="en-US" w:bidi="he-IL"/>
+              </w:rPr>
+              <w:t xml:space="preserve">, </w:t>
+            </w:r>
+            <w:r>
+              <w:rPr>
+                <w:rFonts w:ascii="Courier New" w:hAnsi="Courier New" w:cs="Courier New" w:eastAsia="Courier New"/>
+                <w:b w:val="0"/>
+                <w:color w:val="1F2933"/>
+                <w:sz w:val="22"/>
+                <w:szCs w:val="22"/>
+                <w:rtl w:val="0"/>
+                <w:lang w:val="en-US" w:bidi="en-US"/>
+                <w:shd w:val="clear" w:color="auto" w:fill="F0E6DA"/>
+              </w:rPr>
+              <w:t>POST /api/traffic</w:t>
+            </w:r>
           </w:p>
         </w:tc>
       </w:tr>
@@ -14717,7 +14817,7 @@
                 <w:rtl w:val="1"/>
                 <w:lang w:val="en-US" w:bidi="he-IL"/>
               </w:rPr>
-              <w:t>שש שאילתות במקביל</w:t>
+              <w:t>סיכום מכירות, תנועה והזמנות אחרונות</w:t>
             </w:r>
           </w:p>
         </w:tc>
@@ -16795,7 +16895,126 @@
           <w:rtl w:val="1"/>
           <w:lang w:val="en-US" w:bidi="he-IL"/>
         </w:rPr>
-        <w:t xml:space="preserve"> יצירת מוצר, עדכון, מחיקה רכה ושינוי סטטוס נרשמים עם מזהה המנהל והמשאב.</w:t>
+        <w:t xml:space="preserve"> יצירת מוצר, עדכון, מחיקה רכה ושינוי סטטוס נרשמים עם מזהה המנהל והמשאב. צפייה בדף נרשמת כ־</w:t>
+      </w:r>
+      <w:r>
+        <w:rPr>
+          <w:rFonts w:ascii="Courier New" w:hAnsi="Courier New" w:cs="Courier New" w:eastAsia="Courier New"/>
+          <w:b w:val="0"/>
+          <w:color w:val="1F2933"/>
+          <w:sz w:val="22"/>
+          <w:szCs w:val="22"/>
+          <w:rtl w:val="0"/>
+          <w:lang w:val="en-US" w:bidi="en-US"/>
+          <w:shd w:val="clear" w:color="auto" w:fill="F0E6DA"/>
+        </w:rPr>
+        <w:t>page.view</w:t>
+      </w:r>
+      <w:r>
+        <w:rPr>
+          <w:rFonts w:ascii="Arial" w:hAnsi="Arial" w:cs="Arial" w:eastAsia="Arial"/>
+          <w:b w:val="0"/>
+          <w:color w:val="1F2933"/>
+          <w:sz w:val="24"/>
+          <w:szCs w:val="24"/>
+          <w:rtl w:val="1"/>
+          <w:lang w:val="en-US" w:bidi="he-IL"/>
+        </w:rPr>
+        <w:t xml:space="preserve"> באותה קולקציה, עם הנתיב ומזהה המבקר ב־</w:t>
+      </w:r>
+      <w:r>
+        <w:rPr>
+          <w:rFonts w:ascii="Courier New" w:hAnsi="Courier New" w:cs="Courier New" w:eastAsia="Courier New"/>
+          <w:b w:val="0"/>
+          <w:color w:val="1F2933"/>
+          <w:sz w:val="22"/>
+          <w:szCs w:val="22"/>
+          <w:rtl w:val="0"/>
+          <w:lang w:val="en-US" w:bidi="en-US"/>
+          <w:shd w:val="clear" w:color="auto" w:fill="F0E6DA"/>
+        </w:rPr>
+        <w:t>metadata</w:t>
+      </w:r>
+      <w:r>
+        <w:rPr>
+          <w:rFonts w:ascii="Arial" w:hAnsi="Arial" w:cs="Arial" w:eastAsia="Arial"/>
+          <w:b w:val="0"/>
+          <w:color w:val="1F2933"/>
+          <w:sz w:val="24"/>
+          <w:szCs w:val="24"/>
+          <w:rtl w:val="1"/>
+          <w:lang w:val="en-US" w:bidi="he-IL"/>
+        </w:rPr>
+        <w:t>.</w:t>
+      </w:r>
+    </w:p>
+    <w:p>
+      <w:pPr>
+        <w:spacing w:line="360" w:lineRule="auto" w:after="80" w:before="0"/>
+        <w:jc w:val="right"/>
+        <w:bidi w:val="1"/>
+        <w:ind w:start="420" w:hanging="420"/>
+      </w:pPr>
+      <w:r>
+        <w:rPr>
+          <w:rFonts w:ascii="Arial" w:hAnsi="Arial" w:cs="Arial" w:eastAsia="Arial"/>
+          <w:b w:val="0"/>
+          <w:color w:val="1F2933"/>
+          <w:sz w:val="24"/>
+          <w:szCs w:val="24"/>
+          <w:rtl w:val="1"/>
+          <w:lang w:val="en-US" w:bidi="he-IL"/>
+        </w:rPr>
+        <w:t xml:space="preserve">• </w:t>
+      </w:r>
+      <w:r>
+        <w:rPr>
+          <w:rFonts w:ascii="Arial" w:hAnsi="Arial" w:cs="Arial" w:eastAsia="Arial"/>
+          <w:b/>
+          <w:color w:val="1F2933"/>
+          <w:sz w:val="24"/>
+          <w:szCs w:val="24"/>
+          <w:rtl w:val="1"/>
+          <w:lang w:val="en-US" w:bidi="he-IL"/>
+        </w:rPr>
+        <w:t>תנועה בחנות.</w:t>
+      </w:r>
+      <w:r>
+        <w:rPr>
+          <w:rFonts w:ascii="Arial" w:hAnsi="Arial" w:cs="Arial" w:eastAsia="Arial"/>
+          <w:b w:val="0"/>
+          <w:color w:val="1F2933"/>
+          <w:sz w:val="24"/>
+          <w:szCs w:val="24"/>
+          <w:rtl w:val="1"/>
+          <w:lang w:val="en-US" w:bidi="he-IL"/>
+        </w:rPr>
+        <w:t xml:space="preserve"> </w:t>
+      </w:r>
+      <w:r>
+        <w:rPr>
+          <w:rFonts w:ascii="Courier New" w:hAnsi="Courier New" w:cs="Courier New" w:eastAsia="Courier New"/>
+          <w:b w:val="0"/>
+          <w:color w:val="1F2933"/>
+          <w:sz w:val="22"/>
+          <w:szCs w:val="22"/>
+          <w:rtl w:val="0"/>
+          <w:lang w:val="en-US" w:bidi="en-US"/>
+          <w:shd w:val="clear" w:color="auto" w:fill="F0E6DA"/>
+        </w:rPr>
+        <w:t>POST /api/traffic</w:t>
+      </w:r>
+      <w:r>
+        <w:rPr>
+          <w:rFonts w:ascii="Arial" w:hAnsi="Arial" w:cs="Arial" w:eastAsia="Arial"/>
+          <w:b w:val="0"/>
+          <w:color w:val="1F2933"/>
+          <w:sz w:val="24"/>
+          <w:szCs w:val="24"/>
+          <w:rtl w:val="1"/>
+          <w:lang w:val="en-US" w:bidi="he-IL"/>
+        </w:rPr>
+        <w:t xml:space="preserve"> פתוח לכל גולש ומוגבל בקצב. לוח הסטטיסטיקות קורא את הרשומות האלה ל־30 הימים האחרונים.</w:t>
       </w:r>
     </w:p>
     <w:p>
@@ -17050,7 +17269,7 @@
           <w:rtl w:val="1"/>
           <w:lang w:val="en-US" w:bidi="he-IL"/>
         </w:rPr>
-        <w:t xml:space="preserve">, ותמונה חדשה נשלחת כקובץ. בעריכה אפשר להשאיר את התמונה הקיימת. תרשים העמודות של </w:t>
+        <w:t xml:space="preserve">, ותמונה חדשה נשלחת כקובץ. בעריכה אפשר להשאיר את התמונה הקיימת. טאב </w:t>
       </w:r>
       <w:r>
         <w:rPr>
@@ -17062,44 +17281,43 @@
           <w:rtl w:val="0"/>
           <w:lang w:val="en-US" w:bidi="en-US"/>
         </w:rPr>
-        <w:t>Recharts</w:t>
-      </w:r>
-      <w:r>
-        <w:rPr>
-          <w:rFonts w:ascii="Arial" w:hAnsi="Arial" w:cs="Arial" w:eastAsia="Arial"/>
-          <w:b w:val="0"/>
-          <w:color w:val="1F2933"/>
-          <w:sz w:val="24"/>
-          <w:szCs w:val="24"/>
-          <w:rtl w:val="1"/>
-          <w:lang w:val="en-US" w:bidi="he-IL"/>
-        </w:rPr>
-        <w:t xml:space="preserve"> מצייר את </w:t>
-      </w:r>
-      <w:r>
-        <w:rPr>
-          <w:rFonts w:ascii="Courier New" w:hAnsi="Courier New" w:cs="Courier New" w:eastAsia="Courier New"/>
-          <w:b w:val="0"/>
-          <w:color w:val="1F2933"/>
-          <w:sz w:val="22"/>
-          <w:szCs w:val="22"/>
+        <w:t>Statistics</w:t>
+      </w:r>
+      <w:r>
+        <w:rPr>
+          <w:rFonts w:ascii="Arial" w:hAnsi="Arial" w:cs="Arial" w:eastAsia="Arial"/>
+          <w:b w:val="0"/>
+          <w:color w:val="1F2933"/>
+          <w:sz w:val="24"/>
+          <w:szCs w:val="24"/>
+          <w:rtl w:val="1"/>
+          <w:lang w:val="en-US" w:bidi="he-IL"/>
+        </w:rPr>
+        <w:t xml:space="preserve"> מצייר ב־</w:t>
+      </w:r>
+      <w:r>
+        <w:rPr>
+          <w:rFonts w:ascii="Times New Roman" w:hAnsi="Times New Roman" w:cs="Times New Roman" w:eastAsia="Times New Roman"/>
+          <w:b w:val="0"/>
+          <w:color w:val="1F2933"/>
+          <w:sz w:val="24"/>
+          <w:szCs w:val="24"/>
           <w:rtl w:val="0"/>
           <w:lang w:val="en-US" w:bidi="en-US"/>
-          <w:shd w:val="clear" w:color="auto" w:fill="F0E6DA"/>
-        </w:rPr>
-        <w:t>salesByDay</w:t>
-      </w:r>
-      <w:r>
-        <w:rPr>
-          <w:rFonts w:ascii="Arial" w:hAnsi="Arial" w:cs="Arial" w:eastAsia="Arial"/>
-          <w:b w:val="0"/>
-          <w:color w:val="1F2933"/>
-          <w:sz w:val="24"/>
-          <w:szCs w:val="24"/>
-          <w:rtl w:val="1"/>
-          <w:lang w:val="en-US" w:bidi="he-IL"/>
-        </w:rPr>
-        <w:t>.</w:t>
+        </w:rPr>
+        <w:t>Recharts</w:t>
+      </w:r>
+      <w:r>
+        <w:rPr>
+          <w:rFonts w:ascii="Arial" w:hAnsi="Arial" w:cs="Arial" w:eastAsia="Arial"/>
+          <w:b w:val="0"/>
+          <w:color w:val="1F2933"/>
+          <w:sz w:val="24"/>
+          <w:szCs w:val="24"/>
+          <w:rtl w:val="1"/>
+          <w:lang w:val="en-US" w:bidi="he-IL"/>
+        </w:rPr>
+        <w:t xml:space="preserve"> תנועת גולשים, מכירות, הזמנות לפי סטטוס, מוצרים מובילים, הכנסה לפי קטגוריה והעמודים הנצפים, ומתחתיהם את ההזמנות האחרונות.</w:t>
       </w:r>
     </w:p>
     <w:p>
@@ -21180,7 +21398,103 @@
                 <w:rtl w:val="1"/>
                 <w:lang w:val="en-US" w:bidi="he-IL"/>
               </w:rPr>
-              <w:t>לוח בקרה</w:t>
+              <w:t>לוח בקרה: מכירות, תנועה והזמנות אחרונות</w:t>
+            </w:r>
+          </w:p>
+        </w:tc>
+      </w:tr>
+      <w:tr>
+        <w:tc>
+          <w:tcPr>
+            <w:tcW w:type="dxa" w:w="2929"/>
+            <w:vAlign w:val="top"/>
+            <w:tcBorders>
+              <w:top w:val="single" w:sz="4" w:space="0" w:color="1F2933"/>
+              <w:left w:val="single" w:sz="4" w:space="0" w:color="1F2933"/>
+              <w:bottom w:val="single" w:sz="4" w:space="0" w:color="1F2933"/>
+              <w:right w:val="single" w:sz="4" w:space="0" w:color="1F2933"/>
+            </w:tcBorders>
+          </w:tcPr>
+          <w:p>
+            <w:pPr>
+              <w:spacing w:before="40" w:after="40" w:line="259" w:lineRule="auto"/>
+              <w:jc w:val="right"/>
+              <w:bidi w:val="1"/>
+            </w:pPr>
+            <w:r>
+              <w:rPr>
+                <w:rFonts w:ascii="Times New Roman" w:hAnsi="Times New Roman" w:cs="Times New Roman" w:eastAsia="Times New Roman"/>
+                <w:b w:val="0"/>
+                <w:color w:val="1F2933"/>
+                <w:sz w:val="22"/>
+                <w:szCs w:val="22"/>
+                <w:rtl w:val="0"/>
+                <w:lang w:val="en-US" w:bidi="en-US"/>
+              </w:rPr>
+              <w:t>POST</w:t>
+            </w:r>
+          </w:p>
+        </w:tc>
+        <w:tc>
+          <w:tcPr>
+            <w:tcW w:type="dxa" w:w="2929"/>
+            <w:vAlign w:val="top"/>
+            <w:tcBorders>
+              <w:top w:val="single" w:sz="4" w:space="0" w:color="1F2933"/>
+              <w:left w:val="single" w:sz="4" w:space="0" w:color="1F2933"/>
+              <w:bottom w:val="single" w:sz="4" w:space="0" w:color="1F2933"/>
+              <w:right w:val="single" w:sz="4" w:space="0" w:color="1F2933"/>
+            </w:tcBorders>
+          </w:tcPr>
+          <w:p>
+            <w:pPr>
+              <w:spacing w:before="40" w:after="40" w:line="259" w:lineRule="auto"/>
+              <w:jc w:val="right"/>
+              <w:bidi w:val="1"/>
+            </w:pPr>
+            <w:r>
+              <w:rPr>
+                <w:rFonts w:ascii="Courier New" w:hAnsi="Courier New" w:cs="Courier New" w:eastAsia="Courier New"/>
+                <w:b w:val="0"/>
+                <w:color w:val="1F2933"/>
+                <w:sz w:val="22"/>
+                <w:szCs w:val="22"/>
+                <w:rtl w:val="0"/>
+                <w:lang w:val="en-US" w:bidi="en-US"/>
+                <w:shd w:val="clear" w:color="auto" w:fill="F0E6DA"/>
+              </w:rPr>
+              <w:t>/api/traffic</w:t>
+            </w:r>
+          </w:p>
+        </w:tc>
+        <w:tc>
+          <w:tcPr>
+            <w:tcW w:type="dxa" w:w="2929"/>
+            <w:vAlign w:val="top"/>
+            <w:tcBorders>
+              <w:top w:val="single" w:sz="4" w:space="0" w:color="1F2933"/>
+              <w:left w:val="single" w:sz="4" w:space="0" w:color="1F2933"/>
+              <w:bottom w:val="single" w:sz="4" w:space="0" w:color="1F2933"/>
+              <w:right w:val="single" w:sz="4" w:space="0" w:color="1F2933"/>
+            </w:tcBorders>
+          </w:tcPr>
+          <w:p>
+            <w:pPr>
+              <w:spacing w:before="40" w:after="40" w:line="259" w:lineRule="auto"/>
+              <w:jc w:val="right"/>
+              <w:bidi w:val="1"/>
+            </w:pPr>
+            <w:r>
+              <w:rPr>
+                <w:rFonts w:ascii="Arial" w:hAnsi="Arial" w:cs="Arial" w:eastAsia="Arial"/>
+                <w:b w:val="0"/>
+                <w:color w:val="1F2933"/>
+                <w:sz w:val="22"/>
+                <w:szCs w:val="22"/>
+                <w:rtl w:val="1"/>
+                <w:lang w:val="en-US" w:bidi="he-IL"/>
+              </w:rPr>
+              <w:t>רישום צפייה בדף</w:t>
             </w:r>
           </w:p>
         </w:tc>

--- a/docs/project-book.docx
+++ b/docs/project-book.docx
@@ -17317,7 +17317,82 @@
           <w:rtl w:val="1"/>
           <w:lang w:val="en-US" w:bidi="he-IL"/>
         </w:rPr>
-        <w:t xml:space="preserve"> תנועת גולשים, מכירות, הזמנות לפי סטטוס, מוצרים מובילים, הכנסה לפי קטגוריה והעמודים הנצפים, ומתחתיהם את ההזמנות האחרונות.</w:t>
+        <w:t xml:space="preserve"> תנועת גולשים, מכירות, הזמנות לפי סטטוס, מוצרים מובילים, הכנסה לפי קטגוריה והעמודים הנצפים, ומתחתיהם את ההזמנות האחרונות. אם תשובת </w:t>
+      </w:r>
+      <w:r>
+        <w:rPr>
+          <w:rFonts w:ascii="Courier New" w:hAnsi="Courier New" w:cs="Courier New" w:eastAsia="Courier New"/>
+          <w:b w:val="0"/>
+          <w:color w:val="1F2933"/>
+          <w:sz w:val="22"/>
+          <w:szCs w:val="22"/>
+          <w:rtl w:val="0"/>
+          <w:lang w:val="en-US" w:bidi="en-US"/>
+          <w:shd w:val="clear" w:color="auto" w:fill="F0E6DA"/>
+        </w:rPr>
+        <w:t>/api/admin/stats</w:t>
+      </w:r>
+      <w:r>
+        <w:rPr>
+          <w:rFonts w:ascii="Arial" w:hAnsi="Arial" w:cs="Arial" w:eastAsia="Arial"/>
+          <w:b w:val="0"/>
+          <w:color w:val="1F2933"/>
+          <w:sz w:val="24"/>
+          <w:szCs w:val="24"/>
+          <w:rtl w:val="1"/>
+          <w:lang w:val="en-US" w:bidi="he-IL"/>
+        </w:rPr>
+        <w:t xml:space="preserve"> עדיין בלי פירוט ההזמנות, המסך משלים את הגרפים מ־</w:t>
+      </w:r>
+      <w:r>
+        <w:rPr>
+          <w:rFonts w:ascii="Courier New" w:hAnsi="Courier New" w:cs="Courier New" w:eastAsia="Courier New"/>
+          <w:b w:val="0"/>
+          <w:color w:val="1F2933"/>
+          <w:sz w:val="22"/>
+          <w:szCs w:val="22"/>
+          <w:rtl w:val="0"/>
+          <w:lang w:val="en-US" w:bidi="en-US"/>
+          <w:shd w:val="clear" w:color="auto" w:fill="F0E6DA"/>
+        </w:rPr>
+        <w:t>GET /api/orders/admin</w:t>
+      </w:r>
+      <w:r>
+        <w:rPr>
+          <w:rFonts w:ascii="Arial" w:hAnsi="Arial" w:cs="Arial" w:eastAsia="Arial"/>
+          <w:b w:val="0"/>
+          <w:color w:val="1F2933"/>
+          <w:sz w:val="24"/>
+          <w:szCs w:val="24"/>
+          <w:rtl w:val="1"/>
+          <w:lang w:val="en-US" w:bidi="he-IL"/>
+        </w:rPr>
+        <w:t xml:space="preserve"> ומ־</w:t>
+      </w:r>
+      <w:r>
+        <w:rPr>
+          <w:rFonts w:ascii="Courier New" w:hAnsi="Courier New" w:cs="Courier New" w:eastAsia="Courier New"/>
+          <w:b w:val="0"/>
+          <w:color w:val="1F2933"/>
+          <w:sz w:val="22"/>
+          <w:szCs w:val="22"/>
+          <w:rtl w:val="0"/>
+          <w:lang w:val="en-US" w:bidi="en-US"/>
+          <w:shd w:val="clear" w:color="auto" w:fill="F0E6DA"/>
+        </w:rPr>
+        <w:t>GET /api/products/admin</w:t>
+      </w:r>
+      <w:r>
+        <w:rPr>
+          <w:rFonts w:ascii="Arial" w:hAnsi="Arial" w:cs="Arial" w:eastAsia="Arial"/>
+          <w:b w:val="0"/>
+          <w:color w:val="1F2933"/>
+          <w:sz w:val="24"/>
+          <w:szCs w:val="24"/>
+          <w:rtl w:val="1"/>
+          <w:lang w:val="en-US" w:bidi="he-IL"/>
+        </w:rPr>
+        <w:t>.</w:t>
       </w:r>
     </w:p>
     <w:p>
